--- a/GAME RULES.docx
+++ b/GAME RULES.docx
@@ -3,7 +3,18 @@
 <w:document xmlns:wpc="http://schemas.microsoft.com/office/word/2010/wordprocessingCanvas" xmlns:cx="http://schemas.microsoft.com/office/drawing/2014/chartex" xmlns:cx1="http://schemas.microsoft.com/office/drawing/2015/9/8/chartex" xmlns:cx2="http://schemas.microsoft.com/office/drawing/2015/10/21/chartex" xmlns:cx3="http://schemas.microsoft.com/office/drawing/2016/5/9/chartex" xmlns:cx4="http://schemas.microsoft.com/office/drawing/2016/5/10/chartex" xmlns:cx5="http://schemas.microsoft.com/office/drawing/2016/5/11/chartex" xmlns:cx6="http://schemas.microsoft.com/office/drawing/2016/5/12/chartex" xmlns:cx7="http://schemas.microsoft.com/office/drawing/2016/5/13/chartex" xmlns:cx8="http://schemas.microsoft.com/office/drawing/2016/5/14/chartex" xmlns:mc="http://schemas.openxmlformats.org/markup-compatibility/2006" xmlns:aink="http://schemas.microsoft.com/office/drawing/2016/ink" xmlns:am3d="http://schemas.microsoft.com/office/drawing/2017/model3d" xmlns:o="urn:schemas-microsoft-com:office:office" xmlns:oel="http://schemas.microsoft.com/office/2019/extlst" xmlns:r="http://schemas.openxmlformats.org/officeDocument/2006/relationships" xmlns:m="http://schemas.openxmlformats.org/officeDocument/2006/math" xmlns:v="urn:schemas-microsoft-com:vml" xmlns:wp14="http://schemas.microsoft.com/office/word/2010/wordprocessingDrawing" xmlns:wp="http://schemas.openxmlformats.org/drawingml/2006/wordprocessingDrawing" xmlns:w10="urn:schemas-microsoft-com:office:word" xmlns:w="http://schemas.openxmlformats.org/wordprocessingml/2006/main" xmlns:w14="http://schemas.microsoft.com/office/word/2010/wordml" xmlns:w15="http://schemas.microsoft.com/office/word/2012/wordml" xmlns:w16cex="http://schemas.microsoft.com/office/word/2018/wordml/cex" xmlns:w16cid="http://schemas.microsoft.com/office/word/2016/wordml/cid" xmlns:w16="http://schemas.microsoft.com/office/word/2018/wordml" xmlns:w16du="http://schemas.microsoft.com/office/word/2023/wordml/word16du" xmlns:w16sdtdh="http://schemas.microsoft.com/office/word/2020/wordml/sdtdatahash" xmlns:w16sdtfl="http://schemas.microsoft.com/office/word/2024/wordml/sdtformatlock" xmlns:w16se="http://schemas.microsoft.com/office/word/2015/wordml/symex" xmlns:wpg="http://schemas.microsoft.com/office/word/2010/wordprocessingGroup" xmlns:wpi="http://schemas.microsoft.com/office/word/2010/wordprocessingInk" xmlns:wne="http://schemas.microsoft.com/office/word/2006/wordml" xmlns:wps="http://schemas.microsoft.com/office/word/2010/wordprocessingShape" mc:Ignorable="w14 w15 w16se w16cid w16 w16cex w16sdtdh w16sdtfl w16du wp14">
   <w:body>
     <w:p>
-      <w:r>
+      <w:pPr>
+        <w:jc w:val="center"/>
+        <w:rPr>
+          <w:b/>
+          <w:bCs/>
+        </w:rPr>
+      </w:pPr>
+      <w:r>
+        <w:rPr>
+          <w:b/>
+          <w:bCs/>
+        </w:rPr>
         <w:t>GAME RULES:</w:t>
       </w:r>
     </w:p>
@@ -21,86 +32,19 @@
         </w:rPr>
         <w:t>Player</w:t>
       </w:r>
-    </w:p>
-    <w:p>
-      <w:pPr>
-        <w:pStyle w:val="NoSpacing"/>
-        <w:numPr>
-          <w:ilvl w:val="0"/>
-          <w:numId w:val="1"/>
-        </w:numPr>
-      </w:pPr>
-      <w:r>
-        <w:t>Starting Stats (Level 1):</w:t>
-      </w:r>
-    </w:p>
-    <w:p>
-      <w:pPr>
-        <w:pStyle w:val="NoSpacing"/>
-        <w:numPr>
-          <w:ilvl w:val="0"/>
-          <w:numId w:val="1"/>
-        </w:numPr>
-      </w:pPr>
-      <w:r>
-        <w:t>HP: 20</w:t>
-      </w:r>
-    </w:p>
-    <w:p>
-      <w:pPr>
-        <w:pStyle w:val="NoSpacing"/>
-        <w:numPr>
-          <w:ilvl w:val="0"/>
-          <w:numId w:val="1"/>
-        </w:numPr>
-      </w:pPr>
-      <w:r>
-        <w:t>Strength: 10</w:t>
-      </w:r>
-    </w:p>
-    <w:p>
-      <w:pPr>
-        <w:pStyle w:val="NoSpacing"/>
-        <w:numPr>
-          <w:ilvl w:val="0"/>
-          <w:numId w:val="1"/>
-        </w:numPr>
-      </w:pPr>
-      <w:r>
-        <w:t>Base Attack: 0 (increases with weapons)</w:t>
-      </w:r>
-    </w:p>
-    <w:p>
-      <w:pPr>
-        <w:pStyle w:val="NoSpacing"/>
-        <w:numPr>
-          <w:ilvl w:val="0"/>
-          <w:numId w:val="1"/>
-        </w:numPr>
-      </w:pPr>
-      <w:r>
-        <w:t>Base Defense: 0 (increases with armor)</w:t>
-      </w:r>
-    </w:p>
-    <w:p>
-      <w:pPr>
-        <w:pStyle w:val="NoSpacing"/>
-        <w:ind w:left="720"/>
-      </w:pPr>
-    </w:p>
-    <w:p>
-      <w:pPr>
+      <w:r>
         <w:rPr>
           <w:b/>
           <w:bCs/>
         </w:rPr>
-      </w:pPr>
+        <w:t xml:space="preserve">- </w:t>
+      </w:r>
       <w:r>
         <w:rPr>
           <w:b/>
           <w:bCs/>
         </w:rPr>
-        <w:t>Combat Rules:</w:t>
+        <w:t>Starting Stats (Level 1)</w:t>
       </w:r>
     </w:p>
     <w:p>
@@ -108,21 +52,11 @@
         <w:pStyle w:val="NoSpacing"/>
         <w:numPr>
           <w:ilvl w:val="0"/>
-          <w:numId w:val="2"/>
+          <w:numId w:val="7"/>
         </w:numPr>
-        <w:rPr>
-          <w:b/>
-          <w:bCs/>
-          <w:color w:val="EE0000"/>
-        </w:rPr>
-      </w:pPr>
-      <w:r>
-        <w:rPr>
-          <w:b/>
-          <w:bCs/>
-          <w:color w:val="EE0000"/>
-        </w:rPr>
-        <w:t>When player attacks an enemy:</w:t>
+      </w:pPr>
+      <w:r>
+        <w:t xml:space="preserve">HP: 20 </w:t>
       </w:r>
     </w:p>
     <w:p>
@@ -130,11 +64,11 @@
         <w:pStyle w:val="NoSpacing"/>
         <w:numPr>
           <w:ilvl w:val="0"/>
-          <w:numId w:val="3"/>
+          <w:numId w:val="7"/>
         </w:numPr>
       </w:pPr>
       <w:r>
-        <w:t>Total attack = Strength + weapon bonus (+5 per weapon)</w:t>
+        <w:t xml:space="preserve">Strength: 10 </w:t>
       </w:r>
     </w:p>
     <w:p>
@@ -142,11 +76,11 @@
         <w:pStyle w:val="NoSpacing"/>
         <w:numPr>
           <w:ilvl w:val="0"/>
-          <w:numId w:val="3"/>
+          <w:numId w:val="7"/>
         </w:numPr>
       </w:pPr>
       <w:r>
-        <w:t>If total attack ≥ enemy attack power → enemy HP decreases by attack value</w:t>
+        <w:t xml:space="preserve">Shield (Defense): 0 </w:t>
       </w:r>
     </w:p>
     <w:p>
@@ -154,617 +88,85 @@
         <w:pStyle w:val="NoSpacing"/>
         <w:numPr>
           <w:ilvl w:val="0"/>
-          <w:numId w:val="3"/>
+          <w:numId w:val="7"/>
         </w:numPr>
       </w:pPr>
       <w:r>
-        <w:t>If enemy HP ≤ 0 → enemy dies</w:t>
-      </w:r>
-    </w:p>
-    <w:p>
-      <w:pPr>
-        <w:pStyle w:val="NoSpacing"/>
-        <w:numPr>
-          <w:ilvl w:val="0"/>
-          <w:numId w:val="2"/>
-        </w:numPr>
-      </w:pPr>
-      <w:r>
-        <w:t>Goblin or Orc death → +1 Strength for player</w:t>
-      </w:r>
-    </w:p>
-    <w:p>
-      <w:pPr>
-        <w:pStyle w:val="NoSpacing"/>
-        <w:numPr>
-          <w:ilvl w:val="0"/>
-          <w:numId w:val="2"/>
-        </w:numPr>
-      </w:pPr>
-      <w:r>
-        <w:t>Player gains enemy’s Gold</w:t>
+        <w:t>Gold: 0</w:t>
+      </w:r>
+    </w:p>
+    <w:p>
+      <w:pPr>
+        <w:pStyle w:val="NoSpacing"/>
+        <w:ind w:left="720"/>
+      </w:pPr>
+    </w:p>
+    <w:p>
+      <w:r>
+        <w:rPr>
+          <w:rFonts w:ascii="Segoe UI Emoji" w:hAnsi="Segoe UI Emoji" w:cs="Segoe UI Emoji"/>
+        </w:rPr>
+        <w:t>⚔️</w:t>
       </w:r>
       <w:r>
         <w:t xml:space="preserve"> </w:t>
       </w:r>
       <w:r>
-        <w:t>Drop</w:t>
-      </w:r>
-    </w:p>
-    <w:p>
-      <w:pPr>
-        <w:pStyle w:val="NoSpacing"/>
-        <w:numPr>
-          <w:ilvl w:val="0"/>
-          <w:numId w:val="2"/>
-        </w:numPr>
-      </w:pPr>
-      <w:r>
-        <w:t>If player attack &lt; enemy attack → player takes damage:</w:t>
-      </w:r>
-    </w:p>
-    <w:p>
-      <w:pPr>
-        <w:pStyle w:val="NoSpacing"/>
-        <w:ind w:left="720"/>
-      </w:pPr>
-      <w:r>
-        <w:t>Damage = enemy attack power minus any armor defense</w:t>
-      </w:r>
-    </w:p>
-    <w:p>
-      <w:pPr>
-        <w:pStyle w:val="NoSpacing"/>
-        <w:numPr>
-          <w:ilvl w:val="0"/>
-          <w:numId w:val="2"/>
-        </w:numPr>
-      </w:pPr>
-      <w:r>
-        <w:t>Armor provides +2 HP shield per armor item</w:t>
-      </w:r>
-    </w:p>
-    <w:p>
-      <w:pPr>
-        <w:pStyle w:val="NoSpacing"/>
-        <w:ind w:left="720"/>
-      </w:pPr>
-      <w:r>
-        <w:t>Items:</w:t>
-      </w:r>
-    </w:p>
-    <w:p>
-      <w:pPr>
-        <w:pStyle w:val="NoSpacing"/>
-        <w:ind w:left="720"/>
-      </w:pPr>
-      <w:r>
-        <w:t>Weapons → increase Strength (+5 per weapon)</w:t>
-      </w:r>
-    </w:p>
-    <w:p>
-      <w:pPr>
-        <w:pStyle w:val="NoSpacing"/>
-        <w:ind w:left="720"/>
-      </w:pPr>
-      <w:r>
-        <w:t>Potions → restore HP (+2)</w:t>
-      </w:r>
-    </w:p>
-    <w:p>
-      <w:pPr>
-        <w:pStyle w:val="NoSpacing"/>
-        <w:ind w:left="720"/>
-      </w:pPr>
-      <w:r>
-        <w:t>Special Potions → restore HP to max</w:t>
-      </w:r>
-    </w:p>
-    <w:p>
-      <w:pPr>
-        <w:pStyle w:val="NoSpacing"/>
-        <w:ind w:left="720"/>
-      </w:pPr>
-      <w:r>
-        <w:t>Armor → provides +2 HP shield per armor</w:t>
-      </w:r>
-    </w:p>
-    <w:p>
-      <w:pPr>
-        <w:pStyle w:val="NoSpacing"/>
-        <w:ind w:left="720"/>
-      </w:pPr>
-      <w:r>
-        <w:t>Automatic Behavior:</w:t>
-      </w:r>
-    </w:p>
-    <w:p>
-      <w:pPr>
-        <w:pStyle w:val="NoSpacing"/>
-        <w:numPr>
-          <w:ilvl w:val="0"/>
-          <w:numId w:val="2"/>
-        </w:numPr>
-      </w:pPr>
-      <w:r>
-        <w:t>Auto-use potion if HP ≤ 50%</w:t>
-      </w:r>
-    </w:p>
-    <w:p>
-      <w:pPr>
-        <w:pStyle w:val="NoSpacing"/>
-        <w:numPr>
-          <w:ilvl w:val="0"/>
-          <w:numId w:val="2"/>
-        </w:numPr>
-      </w:pPr>
-      <w:r>
-        <w:t>Player dies if HP ≤ 0 → RIP screen shows → prompt to restart</w:t>
-      </w:r>
-    </w:p>
-    <w:p/>
-    <w:p>
-      <w:pPr>
         <w:rPr>
           <w:b/>
           <w:bCs/>
         </w:rPr>
-      </w:pPr>
+        <w:t>Combat System</w:t>
+      </w:r>
       <w:r>
         <w:rPr>
           <w:b/>
           <w:bCs/>
         </w:rPr>
-        <w:t>Enemies</w:t>
-      </w:r>
-    </w:p>
-    <w:tbl>
-      <w:tblPr>
-        <w:tblStyle w:val="TableGrid"/>
-        <w:tblW w:w="0" w:type="auto"/>
-        <w:tblLook w:val="04A0" w:firstRow="1" w:lastRow="0" w:firstColumn="1" w:lastColumn="0" w:noHBand="0" w:noVBand="1"/>
-      </w:tblPr>
-      <w:tblGrid>
-        <w:gridCol w:w="1558"/>
-        <w:gridCol w:w="1558"/>
-        <w:gridCol w:w="1558"/>
-        <w:gridCol w:w="1558"/>
-        <w:gridCol w:w="1559"/>
-        <w:gridCol w:w="1559"/>
-      </w:tblGrid>
-      <w:tr>
-        <w:tc>
-          <w:tcPr>
-            <w:tcW w:w="1558" w:type="dxa"/>
-          </w:tcPr>
-          <w:p>
-            <w:pPr>
-              <w:rPr>
-                <w:b/>
-                <w:bCs/>
-              </w:rPr>
-            </w:pPr>
-            <w:r>
-              <w:rPr>
-                <w:b/>
-                <w:bCs/>
-                <w:color w:val="EE0000"/>
-              </w:rPr>
-              <w:t>Type</w:t>
-            </w:r>
-          </w:p>
-        </w:tc>
-        <w:tc>
-          <w:tcPr>
-            <w:tcW w:w="1558" w:type="dxa"/>
-          </w:tcPr>
-          <w:p>
-            <w:pPr>
-              <w:rPr>
-                <w:b/>
-                <w:bCs/>
-              </w:rPr>
-            </w:pPr>
-            <w:r>
-              <w:rPr>
-                <w:b/>
-                <w:bCs/>
-                <w:color w:val="EE0000"/>
-              </w:rPr>
-              <w:t>Base HP</w:t>
-            </w:r>
-          </w:p>
-        </w:tc>
-        <w:tc>
-          <w:tcPr>
-            <w:tcW w:w="1558" w:type="dxa"/>
-          </w:tcPr>
-          <w:p>
-            <w:pPr>
-              <w:rPr>
-                <w:b/>
-                <w:bCs/>
-              </w:rPr>
-            </w:pPr>
-            <w:r>
-              <w:rPr>
-                <w:b/>
-                <w:bCs/>
-                <w:color w:val="EE0000"/>
-              </w:rPr>
-              <w:t>Base Attack</w:t>
-            </w:r>
-          </w:p>
-        </w:tc>
-        <w:tc>
-          <w:tcPr>
-            <w:tcW w:w="1558" w:type="dxa"/>
-          </w:tcPr>
-          <w:p>
-            <w:pPr>
-              <w:rPr>
-                <w:b/>
-                <w:bCs/>
-              </w:rPr>
-            </w:pPr>
-            <w:r>
-              <w:rPr>
-                <w:b/>
-                <w:bCs/>
-                <w:color w:val="EE0000"/>
-              </w:rPr>
-              <w:t>Base Defense</w:t>
-            </w:r>
-          </w:p>
-        </w:tc>
-        <w:tc>
-          <w:tcPr>
-            <w:tcW w:w="1559" w:type="dxa"/>
-          </w:tcPr>
-          <w:p>
-            <w:pPr>
-              <w:rPr>
-                <w:b/>
-                <w:bCs/>
-              </w:rPr>
-            </w:pPr>
-            <w:r>
-              <w:rPr>
-                <w:b/>
-                <w:bCs/>
-                <w:color w:val="EE0000"/>
-              </w:rPr>
-              <w:t>Speed (tiles/turn)</w:t>
-            </w:r>
-          </w:p>
-        </w:tc>
-        <w:tc>
-          <w:tcPr>
-            <w:tcW w:w="1559" w:type="dxa"/>
-          </w:tcPr>
-          <w:p>
-            <w:pPr>
-              <w:rPr>
-                <w:b/>
-                <w:bCs/>
-              </w:rPr>
-            </w:pPr>
-            <w:r>
-              <w:rPr>
-                <w:b/>
-                <w:bCs/>
-                <w:color w:val="EE0000"/>
-              </w:rPr>
-              <w:t>Special Behavior</w:t>
-            </w:r>
-          </w:p>
-        </w:tc>
-      </w:tr>
-      <w:tr>
-        <w:tc>
-          <w:tcPr>
-            <w:tcW w:w="1558" w:type="dxa"/>
-          </w:tcPr>
-          <w:p>
-            <w:pPr>
-              <w:rPr>
-                <w:b/>
-                <w:bCs/>
-              </w:rPr>
-            </w:pPr>
-            <w:r>
-              <w:rPr>
-                <w:b/>
-                <w:bCs/>
-              </w:rPr>
-              <w:t>Goblin</w:t>
-            </w:r>
-          </w:p>
-        </w:tc>
-        <w:tc>
-          <w:tcPr>
-            <w:tcW w:w="1558" w:type="dxa"/>
-          </w:tcPr>
-          <w:p>
-            <w:pPr>
-              <w:rPr>
-                <w:b/>
-                <w:bCs/>
-              </w:rPr>
-            </w:pPr>
-            <w:r>
-              <w:t xml:space="preserve"> 5</w:t>
-            </w:r>
-          </w:p>
-        </w:tc>
-        <w:tc>
-          <w:tcPr>
-            <w:tcW w:w="1558" w:type="dxa"/>
-          </w:tcPr>
-          <w:p>
-            <w:pPr>
-              <w:rPr>
-                <w:b/>
-                <w:bCs/>
-              </w:rPr>
-            </w:pPr>
-            <w:r>
-              <w:t>5</w:t>
-            </w:r>
-          </w:p>
-        </w:tc>
-        <w:tc>
-          <w:tcPr>
-            <w:tcW w:w="1558" w:type="dxa"/>
-          </w:tcPr>
-          <w:p>
-            <w:pPr>
-              <w:rPr>
-                <w:b/>
-                <w:bCs/>
-              </w:rPr>
-            </w:pPr>
-            <w:r>
-              <w:t>1</w:t>
-            </w:r>
-          </w:p>
-        </w:tc>
-        <w:tc>
-          <w:tcPr>
-            <w:tcW w:w="1559" w:type="dxa"/>
-          </w:tcPr>
-          <w:p>
-            <w:pPr>
-              <w:rPr>
-                <w:b/>
-                <w:bCs/>
-              </w:rPr>
-            </w:pPr>
-            <w:r>
-              <w:t>2</w:t>
-            </w:r>
-          </w:p>
-        </w:tc>
-        <w:tc>
-          <w:tcPr>
-            <w:tcW w:w="1559" w:type="dxa"/>
-          </w:tcPr>
-          <w:p>
-            <w:pPr>
-              <w:rPr>
-                <w:b/>
-                <w:bCs/>
-              </w:rPr>
-            </w:pPr>
-            <w:r>
-              <w:t>Moves fast, flees if weaker than player</w:t>
-            </w:r>
-          </w:p>
-        </w:tc>
-      </w:tr>
-      <w:tr>
-        <w:tc>
-          <w:tcPr>
-            <w:tcW w:w="1558" w:type="dxa"/>
-          </w:tcPr>
-          <w:p>
-            <w:pPr>
-              <w:rPr>
-                <w:b/>
-                <w:bCs/>
-              </w:rPr>
-            </w:pPr>
-            <w:r>
-              <w:t>Orc</w:t>
-            </w:r>
-          </w:p>
-        </w:tc>
-        <w:tc>
-          <w:tcPr>
-            <w:tcW w:w="1558" w:type="dxa"/>
-          </w:tcPr>
-          <w:p>
-            <w:pPr>
-              <w:rPr>
-                <w:b/>
-                <w:bCs/>
-              </w:rPr>
-            </w:pPr>
-            <w:r>
-              <w:t>10</w:t>
-            </w:r>
-          </w:p>
-        </w:tc>
-        <w:tc>
-          <w:tcPr>
-            <w:tcW w:w="1558" w:type="dxa"/>
-          </w:tcPr>
-          <w:p>
-            <w:pPr>
-              <w:rPr>
-                <w:b/>
-                <w:bCs/>
-              </w:rPr>
-            </w:pPr>
-            <w:r>
-              <w:t>8</w:t>
-            </w:r>
-          </w:p>
-        </w:tc>
-        <w:tc>
-          <w:tcPr>
-            <w:tcW w:w="1558" w:type="dxa"/>
-          </w:tcPr>
-          <w:p>
-            <w:pPr>
-              <w:rPr>
-                <w:b/>
-                <w:bCs/>
-              </w:rPr>
-            </w:pPr>
-            <w:r>
-              <w:t>3</w:t>
-            </w:r>
-          </w:p>
-        </w:tc>
-        <w:tc>
-          <w:tcPr>
-            <w:tcW w:w="1559" w:type="dxa"/>
-          </w:tcPr>
-          <w:p>
-            <w:pPr>
-              <w:rPr>
-                <w:b/>
-                <w:bCs/>
-              </w:rPr>
-            </w:pPr>
-            <w:r>
-              <w:t>1</w:t>
-            </w:r>
-          </w:p>
-        </w:tc>
-        <w:tc>
-          <w:tcPr>
-            <w:tcW w:w="1559" w:type="dxa"/>
-          </w:tcPr>
-          <w:p>
-            <w:pPr>
-              <w:rPr>
-                <w:b/>
-                <w:bCs/>
-              </w:rPr>
-            </w:pPr>
-            <w:r>
-              <w:t>Moves normal, flees if weaker than player</w:t>
-            </w:r>
-          </w:p>
-        </w:tc>
-      </w:tr>
-      <w:tr>
-        <w:tc>
-          <w:tcPr>
-            <w:tcW w:w="1558" w:type="dxa"/>
-          </w:tcPr>
-          <w:p>
-            <w:r>
-              <w:lastRenderedPageBreak/>
-              <w:t>Troll</w:t>
-            </w:r>
-            <w:r>
-              <w:tab/>
-            </w:r>
-          </w:p>
-          <w:p>
-            <w:pPr>
-              <w:rPr>
-                <w:b/>
-                <w:bCs/>
-              </w:rPr>
-            </w:pPr>
-          </w:p>
-        </w:tc>
-        <w:tc>
-          <w:tcPr>
-            <w:tcW w:w="1558" w:type="dxa"/>
-          </w:tcPr>
-          <w:p>
-            <w:pPr>
-              <w:rPr>
-                <w:b/>
-                <w:bCs/>
-              </w:rPr>
-            </w:pPr>
-            <w:r>
-              <w:t>20</w:t>
-            </w:r>
-          </w:p>
-        </w:tc>
-        <w:tc>
-          <w:tcPr>
-            <w:tcW w:w="1558" w:type="dxa"/>
-          </w:tcPr>
-          <w:p>
-            <w:pPr>
-              <w:rPr>
-                <w:b/>
-                <w:bCs/>
-              </w:rPr>
-            </w:pPr>
-            <w:r>
-              <w:t>15</w:t>
-            </w:r>
-          </w:p>
-        </w:tc>
-        <w:tc>
-          <w:tcPr>
-            <w:tcW w:w="1558" w:type="dxa"/>
-          </w:tcPr>
-          <w:p>
-            <w:pPr>
-              <w:rPr>
-                <w:b/>
-                <w:bCs/>
-              </w:rPr>
-            </w:pPr>
-            <w:r>
-              <w:t>5</w:t>
-            </w:r>
-          </w:p>
-        </w:tc>
-        <w:tc>
-          <w:tcPr>
-            <w:tcW w:w="1559" w:type="dxa"/>
-          </w:tcPr>
-          <w:p>
-            <w:pPr>
-              <w:rPr>
-                <w:b/>
-                <w:bCs/>
-              </w:rPr>
-            </w:pPr>
-            <w:r>
-              <w:t>1</w:t>
-            </w:r>
-          </w:p>
-        </w:tc>
-        <w:tc>
-          <w:tcPr>
-            <w:tcW w:w="1559" w:type="dxa"/>
-          </w:tcPr>
-          <w:p>
-            <w:pPr>
-              <w:rPr>
-                <w:b/>
-                <w:bCs/>
-              </w:rPr>
-            </w:pPr>
-            <w:r>
-              <w:t>Moves slow, flees if HP ≤ 50%</w:t>
-            </w:r>
-          </w:p>
-        </w:tc>
-      </w:tr>
-    </w:tbl>
+        <w:t>:</w:t>
+      </w:r>
+    </w:p>
+    <w:p>
+      <w:pPr>
+        <w:pStyle w:val="NoSpacing"/>
+        <w:numPr>
+          <w:ilvl w:val="0"/>
+          <w:numId w:val="30"/>
+        </w:numPr>
+      </w:pPr>
+      <w:r>
+        <w:t>Player Attack</w:t>
+      </w:r>
+    </w:p>
+    <w:p>
+      <w:pPr>
+        <w:pStyle w:val="NoSpacing"/>
+        <w:numPr>
+          <w:ilvl w:val="1"/>
+          <w:numId w:val="30"/>
+        </w:numPr>
+      </w:pPr>
+      <w:r>
+        <w:t>Attack = Strength</w:t>
+      </w:r>
+    </w:p>
+    <w:p>
+      <w:pPr>
+        <w:pStyle w:val="NoSpacing"/>
+        <w:numPr>
+          <w:ilvl w:val="0"/>
+          <w:numId w:val="30"/>
+        </w:numPr>
+      </w:pPr>
+      <w:r>
+        <w:t xml:space="preserve">Weapons increase Strength permanently (+5 per weapon) </w:t>
+      </w:r>
+    </w:p>
+    <w:p>
+      <w:pPr>
+        <w:pStyle w:val="ListParagraph"/>
+      </w:pPr>
+    </w:p>
     <w:p>
       <w:pPr>
         <w:rPr>
@@ -772,311 +174,412 @@
           <w:bCs/>
         </w:rPr>
       </w:pPr>
-    </w:p>
-    <w:p>
-      <w:pPr>
+      <w:r>
         <w:rPr>
           <w:b/>
           <w:bCs/>
         </w:rPr>
-      </w:pPr>
-      <w:r>
+        <w:t>Damage Calculation</w:t>
+      </w:r>
+    </w:p>
+    <w:p>
+      <w:pPr>
+        <w:pStyle w:val="NoSpacing"/>
         <w:rPr>
           <w:b/>
           <w:bCs/>
         </w:rPr>
-        <w:t>Enemy Movement:</w:t>
-      </w:r>
-    </w:p>
-    <w:p>
-      <w:pPr>
-        <w:pStyle w:val="NoSpacing"/>
-        <w:numPr>
-          <w:ilvl w:val="0"/>
-          <w:numId w:val="4"/>
-        </w:numPr>
-      </w:pPr>
-      <w:r>
-        <w:t>Enemies move every few ticks depending on their speed</w:t>
-      </w:r>
-    </w:p>
-    <w:p>
-      <w:pPr>
-        <w:pStyle w:val="NoSpacing"/>
-        <w:numPr>
-          <w:ilvl w:val="0"/>
-          <w:numId w:val="4"/>
-        </w:numPr>
-      </w:pPr>
-      <w:r>
-        <w:t>Enemies flee away from the player if their attack power &lt; player strength</w:t>
-      </w:r>
-    </w:p>
-    <w:p>
-      <w:pPr>
-        <w:pStyle w:val="NoSpacing"/>
-        <w:numPr>
-          <w:ilvl w:val="0"/>
-          <w:numId w:val="4"/>
-        </w:numPr>
-      </w:pPr>
-      <w:r>
-        <w:t>Trolls flee when HP ≤50%</w:t>
-      </w:r>
-    </w:p>
-    <w:p>
-      <w:pPr>
-        <w:pStyle w:val="NoSpacing"/>
-        <w:numPr>
-          <w:ilvl w:val="0"/>
-          <w:numId w:val="4"/>
-        </w:numPr>
-      </w:pPr>
-      <w:r>
-        <w:t>Cannot move through walls or non-walkable tiles (| etc.)</w:t>
-      </w:r>
-    </w:p>
-    <w:p/>
-    <w:p>
-      <w:pPr>
+      </w:pPr>
+      <w:r>
         <w:rPr>
           <w:b/>
           <w:bCs/>
         </w:rPr>
-      </w:pPr>
-      <w:r>
+        <w:t>If player attacks enemy:</w:t>
+      </w:r>
+    </w:p>
+    <w:p>
+      <w:pPr>
+        <w:pStyle w:val="NoSpacing"/>
+        <w:numPr>
+          <w:ilvl w:val="0"/>
+          <w:numId w:val="31"/>
+        </w:numPr>
+      </w:pPr>
+      <w:r>
+        <w:t xml:space="preserve">If player attack ≥ enemy attack power: </w:t>
+      </w:r>
+    </w:p>
+    <w:p>
+      <w:pPr>
+        <w:pStyle w:val="NoSpacing"/>
+        <w:ind w:left="720" w:firstLine="720"/>
+      </w:pPr>
+      <w:r>
+        <w:t xml:space="preserve">Enemy takes damage equal to player attack </w:t>
+      </w:r>
+    </w:p>
+    <w:p>
+      <w:pPr>
+        <w:pStyle w:val="NoSpacing"/>
+        <w:numPr>
+          <w:ilvl w:val="0"/>
+          <w:numId w:val="31"/>
+        </w:numPr>
+      </w:pPr>
+      <w:r>
+        <w:t xml:space="preserve">If enemy HP ≤ 0 → enemy dies </w:t>
+      </w:r>
+    </w:p>
+    <w:p>
+      <w:pPr>
+        <w:pStyle w:val="NoSpacing"/>
+        <w:numPr>
+          <w:ilvl w:val="0"/>
+          <w:numId w:val="31"/>
+        </w:numPr>
+      </w:pPr>
+      <w:r>
+        <w:t xml:space="preserve">If player attack &lt; enemy attack power: </w:t>
+      </w:r>
+    </w:p>
+    <w:p>
+      <w:pPr>
+        <w:pStyle w:val="NoSpacing"/>
+        <w:ind w:left="720" w:firstLine="720"/>
+      </w:pPr>
+      <w:r>
+        <w:t xml:space="preserve">Player takes damage </w:t>
+      </w:r>
+    </w:p>
+    <w:p>
+      <w:pPr>
+        <w:pStyle w:val="NoSpacing"/>
         <w:rPr>
           <w:b/>
           <w:bCs/>
         </w:rPr>
-        <w:t>Level Scaling:</w:t>
-      </w:r>
-    </w:p>
-    <w:p>
-      <w:pPr>
-        <w:pStyle w:val="NoSpacing"/>
-        <w:numPr>
-          <w:ilvl w:val="0"/>
-          <w:numId w:val="5"/>
-        </w:numPr>
-      </w:pPr>
-      <w:r>
-        <w:t>Level 1 → base stats</w:t>
-      </w:r>
-    </w:p>
-    <w:p>
-      <w:pPr>
-        <w:pStyle w:val="NoSpacing"/>
-        <w:numPr>
-          <w:ilvl w:val="0"/>
-          <w:numId w:val="5"/>
-        </w:numPr>
-      </w:pPr>
-      <w:r>
-        <w:t>Level 2 → +10 to HP, Attack, Defense</w:t>
-      </w:r>
-    </w:p>
-    <w:p>
-      <w:pPr>
-        <w:pStyle w:val="NoSpacing"/>
-        <w:numPr>
-          <w:ilvl w:val="0"/>
-          <w:numId w:val="5"/>
-        </w:numPr>
-      </w:pPr>
-      <w:r>
-        <w:t>Level 3 → +15</w:t>
-      </w:r>
-    </w:p>
-    <w:p>
-      <w:pPr>
-        <w:pStyle w:val="NoSpacing"/>
-        <w:numPr>
-          <w:ilvl w:val="0"/>
-          <w:numId w:val="5"/>
-        </w:numPr>
-      </w:pPr>
-      <w:r>
-        <w:t>Level 4 → +20</w:t>
-      </w:r>
-    </w:p>
-    <w:p>
-      <w:pPr>
-        <w:pStyle w:val="NoSpacing"/>
-        <w:numPr>
-          <w:ilvl w:val="0"/>
-          <w:numId w:val="5"/>
-        </w:numPr>
-      </w:pPr>
-      <w:r>
-        <w:t>Level N → +5 per level increase formula</w:t>
-      </w:r>
-    </w:p>
-    <w:p/>
-    <w:p>
-      <w:pPr>
+      </w:pPr>
+      <w:r>
         <w:rPr>
           <w:b/>
           <w:bCs/>
         </w:rPr>
-      </w:pPr>
-      <w:r>
+        <w:t>Player damage rule:</w:t>
+      </w:r>
+    </w:p>
+    <w:p>
+      <w:pPr>
+        <w:pStyle w:val="NoSpacing"/>
+        <w:numPr>
+          <w:ilvl w:val="0"/>
+          <w:numId w:val="32"/>
+        </w:numPr>
+      </w:pPr>
+      <w:r>
+        <w:t xml:space="preserve">Shield absorbs damage first </w:t>
+      </w:r>
+    </w:p>
+    <w:p>
+      <w:pPr>
+        <w:pStyle w:val="NoSpacing"/>
+        <w:numPr>
+          <w:ilvl w:val="0"/>
+          <w:numId w:val="32"/>
+        </w:numPr>
+      </w:pPr>
+      <w:r>
+        <w:t xml:space="preserve">Remaining damage reduces HP </w:t>
+      </w:r>
+    </w:p>
+    <w:p>
+      <w:pPr>
+        <w:pStyle w:val="NoSpacing"/>
+        <w:ind w:left="720"/>
+      </w:pPr>
+    </w:p>
+    <w:p>
+      <w:pPr>
         <w:rPr>
           <w:b/>
           <w:bCs/>
         </w:rPr>
-        <w:t>Gold: Each enemy drops a fixed Gold</w:t>
+      </w:pPr>
+      <w:r>
+        <w:rPr>
+          <w:rFonts w:ascii="Segoe UI Symbol" w:hAnsi="Segoe UI Symbol" w:cs="Segoe UI Symbol"/>
+          <w:b/>
+          <w:bCs/>
+        </w:rPr>
+        <w:t>🛡</w:t>
       </w:r>
       <w:r>
         <w:rPr>
           <w:b/>
           <w:bCs/>
         </w:rPr>
-        <w:t xml:space="preserve"> </w:t>
-      </w:r>
-      <w:r>
+        <w:t xml:space="preserve"> Defense (Armor System)</w:t>
+      </w:r>
+    </w:p>
+    <w:p>
+      <w:pPr>
+        <w:numPr>
+          <w:ilvl w:val="0"/>
+          <w:numId w:val="12"/>
+        </w:numPr>
+      </w:pPr>
+      <w:r>
+        <w:t>Each armor gives: +2 Shield</w:t>
+      </w:r>
+    </w:p>
+    <w:p>
+      <w:pPr>
+        <w:pStyle w:val="NoSpacing"/>
         <w:rPr>
           <w:b/>
           <w:bCs/>
         </w:rPr>
-        <w:t>Drop amount when killed</w:t>
-      </w:r>
-    </w:p>
-    <w:p>
-      <w:pPr>
-        <w:pStyle w:val="NoSpacing"/>
+      </w:pPr>
+      <w:r>
         <w:rPr>
           <w:b/>
           <w:bCs/>
         </w:rPr>
-      </w:pPr>
-      <w:r>
+        <w:t>Shield behavior:</w:t>
+      </w:r>
+    </w:p>
+    <w:p>
+      <w:pPr>
+        <w:pStyle w:val="NoSpacing"/>
+        <w:numPr>
+          <w:ilvl w:val="0"/>
+          <w:numId w:val="33"/>
+        </w:numPr>
+      </w:pPr>
+      <w:r>
+        <w:t xml:space="preserve">Shield is consumable (not permanent) </w:t>
+      </w:r>
+    </w:p>
+    <w:p>
+      <w:pPr>
+        <w:pStyle w:val="NoSpacing"/>
+        <w:numPr>
+          <w:ilvl w:val="0"/>
+          <w:numId w:val="33"/>
+        </w:numPr>
+      </w:pPr>
+      <w:r>
+        <w:t xml:space="preserve">Shield absorbs incoming damage first </w:t>
+      </w:r>
+    </w:p>
+    <w:p>
+      <w:pPr>
+        <w:pStyle w:val="NoSpacing"/>
+        <w:numPr>
+          <w:ilvl w:val="0"/>
+          <w:numId w:val="33"/>
+        </w:numPr>
+      </w:pPr>
+      <w:r>
+        <w:t xml:space="preserve">Shield decreases when used </w:t>
+      </w:r>
+    </w:p>
+    <w:p>
+      <w:pPr>
+        <w:pStyle w:val="NoSpacing"/>
+        <w:numPr>
+          <w:ilvl w:val="0"/>
+          <w:numId w:val="33"/>
+        </w:numPr>
+      </w:pPr>
+      <w:r>
+        <w:t xml:space="preserve">When shield is 0 → HP takes damage </w:t>
+      </w:r>
+    </w:p>
+    <w:p>
+      <w:pPr>
+        <w:pStyle w:val="NoSpacing"/>
+        <w:ind w:left="720"/>
+      </w:pPr>
+    </w:p>
+    <w:p>
+      <w:pPr>
         <w:rPr>
           <w:b/>
           <w:bCs/>
         </w:rPr>
-        <w:t>Level 1:</w:t>
-      </w:r>
-    </w:p>
-    <w:p>
-      <w:pPr>
-        <w:pStyle w:val="NoSpacing"/>
-        <w:ind w:left="720"/>
-      </w:pPr>
-      <w:r>
-        <w:t>2 Goblins, 2 Orcs, 2 Trolls</w:t>
-      </w:r>
-    </w:p>
-    <w:p>
-      <w:pPr>
-        <w:pStyle w:val="NoSpacing"/>
-        <w:ind w:left="720"/>
-      </w:pPr>
-      <w:r>
-        <w:t>2 Weapons, 2 Potions, 2 Armors</w:t>
-      </w:r>
-    </w:p>
-    <w:p>
-      <w:pPr>
-        <w:pStyle w:val="NoSpacing"/>
+      </w:pPr>
+      <w:r>
+        <w:rPr>
+          <w:rFonts w:ascii="Segoe UI Emoji" w:hAnsi="Segoe UI Emoji" w:cs="Segoe UI Emoji"/>
+        </w:rPr>
+        <w:t>💀</w:t>
+      </w:r>
+      <w:r>
+        <w:t xml:space="preserve"> </w:t>
+      </w:r>
+      <w:r>
         <w:rPr>
           <w:b/>
           <w:bCs/>
         </w:rPr>
-      </w:pPr>
+        <w:t>Enemy Death Rewards</w:t>
+      </w:r>
+    </w:p>
+    <w:p>
+      <w:pPr>
+        <w:pStyle w:val="NoSpacing"/>
+      </w:pPr>
+      <w:r>
+        <w:t>When an enemy dies:</w:t>
+      </w:r>
+    </w:p>
+    <w:p>
+      <w:pPr>
+        <w:pStyle w:val="NoSpacing"/>
+        <w:numPr>
+          <w:ilvl w:val="0"/>
+          <w:numId w:val="34"/>
+        </w:numPr>
+      </w:pPr>
+      <w:r>
+        <w:t xml:space="preserve">Player gains Gold Drop </w:t>
+      </w:r>
+    </w:p>
+    <w:p>
+      <w:pPr>
+        <w:pStyle w:val="NoSpacing"/>
+        <w:numPr>
+          <w:ilvl w:val="0"/>
+          <w:numId w:val="34"/>
+        </w:numPr>
+      </w:pPr>
+      <w:r>
+        <w:t>+1 Strength (ALL enemies: Goblin, Orc, Troll)</w:t>
+      </w:r>
+    </w:p>
+    <w:p>
+      <w:pPr>
+        <w:pStyle w:val="NoSpacing"/>
+        <w:ind w:left="720"/>
+      </w:pPr>
+    </w:p>
+    <w:p>
+      <w:pPr>
+        <w:pStyle w:val="NoSpacing"/>
+        <w:ind w:left="720"/>
+      </w:pPr>
+    </w:p>
+    <w:p>
+      <w:pPr>
+        <w:pStyle w:val="NoSpacing"/>
+      </w:pPr>
+      <w:r>
+        <w:rPr>
+          <w:rFonts w:ascii="Segoe UI Emoji" w:hAnsi="Segoe UI Emoji" w:cs="Segoe UI Emoji"/>
+        </w:rPr>
+        <w:lastRenderedPageBreak/>
+        <w:t>🧪</w:t>
+      </w:r>
       <w:r>
         <w:rPr>
           <w:b/>
           <w:bCs/>
         </w:rPr>
-        <w:t>Level 2:</w:t>
-      </w:r>
-    </w:p>
-    <w:p>
-      <w:pPr>
-        <w:pStyle w:val="NoSpacing"/>
-        <w:ind w:left="720"/>
-      </w:pPr>
-      <w:r>
-        <w:t>3 Goblins, 3 Orcs, 3 Trolls</w:t>
-      </w:r>
-    </w:p>
-    <w:p>
-      <w:pPr>
-        <w:pStyle w:val="NoSpacing"/>
-        <w:ind w:left="720"/>
-      </w:pPr>
-      <w:r>
-        <w:t>1 Weapon, 1 Potion, 1 Special Potion, 1 Armor</w:t>
-      </w:r>
-    </w:p>
-    <w:p>
-      <w:pPr>
-        <w:pStyle w:val="NoSpacing"/>
-        <w:ind w:firstLine="720"/>
-      </w:pPr>
-      <w:r>
-        <w:t>All enemy stats +10</w:t>
-      </w:r>
-    </w:p>
-    <w:p>
-      <w:pPr>
-        <w:pStyle w:val="NoSpacing"/>
+        <w:t xml:space="preserve"> Items</w:t>
+      </w:r>
+      <w:r>
         <w:rPr>
           <w:b/>
           <w:bCs/>
         </w:rPr>
-      </w:pPr>
-      <w:r>
+        <w:t>:</w:t>
+      </w:r>
+    </w:p>
+    <w:p>
+      <w:pPr>
+        <w:pStyle w:val="NoSpacing"/>
+        <w:numPr>
+          <w:ilvl w:val="1"/>
+          <w:numId w:val="12"/>
+        </w:numPr>
+      </w:pPr>
+      <w:r>
+        <w:t>Weapon</w:t>
+      </w:r>
+      <w:r>
+        <w:t xml:space="preserve"> - </w:t>
+      </w:r>
+      <w:r>
+        <w:t xml:space="preserve">+5 Strength permanently </w:t>
+      </w:r>
+    </w:p>
+    <w:p>
+      <w:pPr>
+        <w:pStyle w:val="NoSpacing"/>
+        <w:numPr>
+          <w:ilvl w:val="1"/>
+          <w:numId w:val="12"/>
+        </w:numPr>
+      </w:pPr>
+      <w:r>
+        <w:t>Potion</w:t>
+      </w:r>
+      <w:r>
+        <w:t xml:space="preserve"> - </w:t>
+      </w:r>
+      <w:r>
+        <w:t xml:space="preserve">+2 HP </w:t>
+      </w:r>
+    </w:p>
+    <w:p>
+      <w:pPr>
+        <w:pStyle w:val="NoSpacing"/>
+        <w:numPr>
+          <w:ilvl w:val="1"/>
+          <w:numId w:val="12"/>
+        </w:numPr>
+      </w:pPr>
+      <w:r>
+        <w:t>Special Potion</w:t>
+      </w:r>
+      <w:r>
+        <w:t xml:space="preserve"> - </w:t>
+      </w:r>
+      <w:r>
+        <w:t xml:space="preserve">Restores HP to Max HP </w:t>
+      </w:r>
+    </w:p>
+    <w:p>
+      <w:pPr>
+        <w:pStyle w:val="NoSpacing"/>
+        <w:numPr>
+          <w:ilvl w:val="1"/>
+          <w:numId w:val="12"/>
+        </w:numPr>
+      </w:pPr>
+      <w:r>
+        <w:t>Armor</w:t>
+      </w:r>
+      <w:r>
+        <w:t xml:space="preserve"> - </w:t>
+      </w:r>
+      <w:r>
+        <w:t xml:space="preserve">+2 Shield </w:t>
+      </w:r>
+    </w:p>
+    <w:p>
+      <w:pPr>
+        <w:pStyle w:val="NoSpacing"/>
+        <w:ind w:left="1440"/>
         <w:rPr>
           <w:b/>
           <w:bCs/>
         </w:rPr>
-        <w:t>Level 3+</w:t>
-      </w:r>
-    </w:p>
-    <w:p>
-      <w:pPr>
-        <w:pStyle w:val="NoSpacing"/>
-        <w:ind w:left="720"/>
-      </w:pPr>
-      <w:r>
-        <w:t>Number of enemies same as Level 2</w:t>
-      </w:r>
-    </w:p>
-    <w:p>
-      <w:pPr>
-        <w:pStyle w:val="NoSpacing"/>
-        <w:ind w:left="720"/>
-      </w:pPr>
-      <w:r>
-        <w:t xml:space="preserve">Stats increase per formula: </w:t>
-      </w:r>
-      <w:proofErr w:type="spellStart"/>
-      <w:r>
-        <w:t>statIncrease</w:t>
-      </w:r>
-      <w:proofErr w:type="spellEnd"/>
-      <w:r>
-        <w:t xml:space="preserve"> = (_</w:t>
-      </w:r>
-      <w:proofErr w:type="spellStart"/>
-      <w:r>
-        <w:t>levelNumber</w:t>
-      </w:r>
-      <w:proofErr w:type="spellEnd"/>
-      <w:r>
-        <w:t xml:space="preserve"> - 1) * 5 + 5</w:t>
-      </w:r>
-    </w:p>
-    <w:p>
-      <w:pPr>
-        <w:pStyle w:val="NoSpacing"/>
-      </w:pPr>
-    </w:p>
-    <w:p>
-      <w:pPr>
-        <w:pStyle w:val="NoSpacing"/>
+      </w:pPr>
+    </w:p>
+    <w:p>
+      <w:pPr>
         <w:rPr>
           <w:b/>
           <w:bCs/>
@@ -1087,7 +590,7 @@
           <w:b/>
           <w:bCs/>
         </w:rPr>
-        <w:t>Game Flow</w:t>
+        <w:t xml:space="preserve"> Automatic Behavior</w:t>
       </w:r>
     </w:p>
     <w:p>
@@ -1095,11 +598,17 @@
         <w:pStyle w:val="NoSpacing"/>
         <w:numPr>
           <w:ilvl w:val="0"/>
-          <w:numId w:val="6"/>
+          <w:numId w:val="35"/>
         </w:numPr>
       </w:pPr>
       <w:r>
-        <w:t>Player navigates the map using arrow keys or WASD</w:t>
+        <w:t xml:space="preserve">Auto-use potion when: </w:t>
+      </w:r>
+      <w:r>
+        <w:t xml:space="preserve"> </w:t>
+      </w:r>
+      <w:r>
+        <w:t>HP ≤ 50%</w:t>
       </w:r>
     </w:p>
     <w:p>
@@ -1107,11 +616,11 @@
         <w:pStyle w:val="NoSpacing"/>
         <w:numPr>
           <w:ilvl w:val="0"/>
-          <w:numId w:val="6"/>
+          <w:numId w:val="35"/>
         </w:numPr>
       </w:pPr>
       <w:r>
-        <w:t>Can step onto walkable tiles (., +, #)</w:t>
+        <w:t xml:space="preserve">Player dies when HP ≤ 0: </w:t>
       </w:r>
     </w:p>
     <w:p>
@@ -1119,11 +628,11 @@
         <w:pStyle w:val="NoSpacing"/>
         <w:numPr>
           <w:ilvl w:val="0"/>
-          <w:numId w:val="6"/>
+          <w:numId w:val="36"/>
         </w:numPr>
       </w:pPr>
       <w:r>
-        <w:t>If player enters a tile with an enemy → combat occurs</w:t>
+        <w:t xml:space="preserve">Shows RIP screen </w:t>
       </w:r>
     </w:p>
     <w:p>
@@ -1131,11 +640,231 @@
         <w:pStyle w:val="NoSpacing"/>
         <w:numPr>
           <w:ilvl w:val="0"/>
-          <w:numId w:val="6"/>
+          <w:numId w:val="36"/>
         </w:numPr>
       </w:pPr>
       <w:r>
-        <w:t>If player enters a tile with an item → auto-pickup</w:t>
+        <w:t xml:space="preserve">Prompts restart </w:t>
+      </w:r>
+    </w:p>
+    <w:p>
+      <w:pPr>
+        <w:pStyle w:val="NoSpacing"/>
+        <w:ind w:left="1080"/>
+      </w:pPr>
+    </w:p>
+    <w:p>
+      <w:pPr>
+        <w:rPr>
+          <w:b/>
+          <w:bCs/>
+        </w:rPr>
+      </w:pPr>
+      <w:r>
+        <w:rPr>
+          <w:b/>
+          <w:bCs/>
+        </w:rPr>
+        <w:t>ENEMIES</w:t>
+      </w:r>
+    </w:p>
+    <w:p>
+      <w:pPr>
+        <w:pStyle w:val="NoSpacing"/>
+        <w:rPr>
+          <w:b/>
+          <w:bCs/>
+        </w:rPr>
+      </w:pPr>
+      <w:r>
+        <w:rPr>
+          <w:b/>
+          <w:bCs/>
+        </w:rPr>
+        <w:t>Goblin</w:t>
+      </w:r>
+    </w:p>
+    <w:p>
+      <w:pPr>
+        <w:pStyle w:val="NoSpacing"/>
+      </w:pPr>
+      <w:r>
+        <w:t xml:space="preserve">HP: 5 </w:t>
+      </w:r>
+    </w:p>
+    <w:p>
+      <w:pPr>
+        <w:pStyle w:val="NoSpacing"/>
+      </w:pPr>
+      <w:r>
+        <w:t xml:space="preserve">Attack: 5 </w:t>
+      </w:r>
+    </w:p>
+    <w:p>
+      <w:pPr>
+        <w:pStyle w:val="NoSpacing"/>
+      </w:pPr>
+      <w:r>
+        <w:t xml:space="preserve">Defense: 1 </w:t>
+      </w:r>
+    </w:p>
+    <w:p>
+      <w:pPr>
+        <w:pStyle w:val="NoSpacing"/>
+      </w:pPr>
+      <w:r>
+        <w:t xml:space="preserve">Speed: 2 </w:t>
+      </w:r>
+    </w:p>
+    <w:p>
+      <w:pPr>
+        <w:pStyle w:val="NoSpacing"/>
+      </w:pPr>
+      <w:r>
+        <w:t xml:space="preserve">Behavior: flees if weaker than player </w:t>
+      </w:r>
+    </w:p>
+    <w:p>
+      <w:pPr>
+        <w:pStyle w:val="NoSpacing"/>
+      </w:pPr>
+    </w:p>
+    <w:p>
+      <w:pPr>
+        <w:pStyle w:val="NoSpacing"/>
+        <w:rPr>
+          <w:b/>
+          <w:bCs/>
+        </w:rPr>
+      </w:pPr>
+      <w:r>
+        <w:rPr>
+          <w:b/>
+          <w:bCs/>
+        </w:rPr>
+        <w:t>Orc</w:t>
+      </w:r>
+    </w:p>
+    <w:p>
+      <w:pPr>
+        <w:pStyle w:val="NoSpacing"/>
+      </w:pPr>
+      <w:r>
+        <w:t xml:space="preserve">HP: 10 </w:t>
+      </w:r>
+    </w:p>
+    <w:p>
+      <w:pPr>
+        <w:pStyle w:val="NoSpacing"/>
+      </w:pPr>
+      <w:r>
+        <w:t xml:space="preserve">Attack: 8 </w:t>
+      </w:r>
+    </w:p>
+    <w:p>
+      <w:pPr>
+        <w:pStyle w:val="NoSpacing"/>
+      </w:pPr>
+      <w:r>
+        <w:t xml:space="preserve">Defense: 3 </w:t>
+      </w:r>
+    </w:p>
+    <w:p>
+      <w:pPr>
+        <w:pStyle w:val="NoSpacing"/>
+      </w:pPr>
+      <w:r>
+        <w:t xml:space="preserve">Speed: 1 </w:t>
+      </w:r>
+    </w:p>
+    <w:p>
+      <w:pPr>
+        <w:pStyle w:val="NoSpacing"/>
+      </w:pPr>
+      <w:r>
+        <w:t xml:space="preserve">Behavior: flees if weaker than player </w:t>
+      </w:r>
+    </w:p>
+    <w:p>
+      <w:pPr>
+        <w:pStyle w:val="NoSpacing"/>
+      </w:pPr>
+    </w:p>
+    <w:p>
+      <w:pPr>
+        <w:pStyle w:val="NoSpacing"/>
+        <w:rPr>
+          <w:b/>
+          <w:bCs/>
+        </w:rPr>
+      </w:pPr>
+      <w:r>
+        <w:rPr>
+          <w:b/>
+          <w:bCs/>
+        </w:rPr>
+        <w:t>Troll</w:t>
+      </w:r>
+    </w:p>
+    <w:p>
+      <w:pPr>
+        <w:pStyle w:val="NoSpacing"/>
+      </w:pPr>
+      <w:r>
+        <w:t xml:space="preserve">HP: 20 </w:t>
+      </w:r>
+    </w:p>
+    <w:p>
+      <w:pPr>
+        <w:pStyle w:val="NoSpacing"/>
+      </w:pPr>
+      <w:r>
+        <w:t xml:space="preserve">Attack: 15 </w:t>
+      </w:r>
+    </w:p>
+    <w:p>
+      <w:pPr>
+        <w:pStyle w:val="NoSpacing"/>
+      </w:pPr>
+      <w:r>
+        <w:t xml:space="preserve">Defense: 5 </w:t>
+      </w:r>
+    </w:p>
+    <w:p>
+      <w:pPr>
+        <w:pStyle w:val="NoSpacing"/>
+      </w:pPr>
+      <w:r>
+        <w:t xml:space="preserve">Speed: 1 </w:t>
+      </w:r>
+    </w:p>
+    <w:p>
+      <w:pPr>
+        <w:pStyle w:val="NoSpacing"/>
+      </w:pPr>
+      <w:r>
+        <w:t xml:space="preserve">Behavior: flees if HP ≤ 50% </w:t>
+      </w:r>
+    </w:p>
+    <w:p>
+      <w:pPr>
+        <w:pStyle w:val="NoSpacing"/>
+      </w:pPr>
+    </w:p>
+    <w:p>
+      <w:pPr>
+        <w:pStyle w:val="NoSpacing"/>
+        <w:rPr>
+          <w:b/>
+          <w:bCs/>
+        </w:rPr>
+      </w:pPr>
+      <w:r>
+        <w:rPr>
+          <w:b/>
+          <w:bCs/>
+        </w:rPr>
+        <w:t>Enemy Movement</w:t>
       </w:r>
     </w:p>
     <w:p>
@@ -1143,11 +872,11 @@
         <w:pStyle w:val="NoSpacing"/>
         <w:numPr>
           <w:ilvl w:val="0"/>
-          <w:numId w:val="6"/>
+          <w:numId w:val="37"/>
         </w:numPr>
       </w:pPr>
       <w:r>
-        <w:t>Enemy AI moves continuously every tick</w:t>
+        <w:t xml:space="preserve">Move every tick cycle </w:t>
       </w:r>
     </w:p>
     <w:p>
@@ -1155,11 +884,11 @@
         <w:pStyle w:val="NoSpacing"/>
         <w:numPr>
           <w:ilvl w:val="0"/>
-          <w:numId w:val="6"/>
+          <w:numId w:val="37"/>
         </w:numPr>
       </w:pPr>
       <w:r>
-        <w:t>Fleeing behavior applied if enemy is weaker</w:t>
+        <w:t xml:space="preserve">Cannot pass walls or non-walkable tiles </w:t>
       </w:r>
     </w:p>
     <w:p>
@@ -1167,11 +896,106 @@
         <w:pStyle w:val="NoSpacing"/>
         <w:numPr>
           <w:ilvl w:val="0"/>
-          <w:numId w:val="6"/>
+          <w:numId w:val="37"/>
         </w:numPr>
       </w:pPr>
       <w:r>
-        <w:t>Player HP, Strength, and notifications updated immediately</w:t>
+        <w:t xml:space="preserve">Flee behavior depends on type rules above </w:t>
+      </w:r>
+    </w:p>
+    <w:p>
+      <w:pPr>
+        <w:pStyle w:val="NoSpacing"/>
+      </w:pPr>
+    </w:p>
+    <w:p>
+      <w:pPr>
+        <w:pStyle w:val="NoSpacing"/>
+        <w:rPr>
+          <w:b/>
+          <w:bCs/>
+        </w:rPr>
+      </w:pPr>
+      <w:r>
+        <w:rPr>
+          <w:b/>
+          <w:bCs/>
+        </w:rPr>
+        <w:t>LEVEL SCALING</w:t>
+      </w:r>
+      <w:r>
+        <w:rPr>
+          <w:b/>
+          <w:bCs/>
+        </w:rPr>
+        <w:t>:</w:t>
+      </w:r>
+    </w:p>
+    <w:p>
+      <w:pPr>
+        <w:pStyle w:val="NoSpacing"/>
+      </w:pPr>
+      <w:r>
+        <w:t>Enemy Scaling Formula</w:t>
+      </w:r>
+    </w:p>
+    <w:p>
+      <w:pPr>
+        <w:pStyle w:val="NoSpacing"/>
+      </w:pPr>
+      <w:proofErr w:type="spellStart"/>
+      <w:r>
+        <w:t>statIncrease</w:t>
+      </w:r>
+      <w:proofErr w:type="spellEnd"/>
+      <w:r>
+        <w:t xml:space="preserve"> = (_</w:t>
+      </w:r>
+      <w:proofErr w:type="spellStart"/>
+      <w:r>
+        <w:t>levelNumber</w:t>
+      </w:r>
+      <w:proofErr w:type="spellEnd"/>
+      <w:r>
+        <w:t xml:space="preserve"> - 1) * 5</w:t>
+      </w:r>
+    </w:p>
+    <w:p>
+      <w:pPr>
+        <w:pStyle w:val="NoSpacing"/>
+      </w:pPr>
+      <w:r>
+        <w:lastRenderedPageBreak/>
+        <w:t xml:space="preserve">Applies to enemy </w:t>
+      </w:r>
+      <w:proofErr w:type="spellStart"/>
+      <w:r>
+        <w:t>AttackPower</w:t>
+      </w:r>
+      <w:proofErr w:type="spellEnd"/>
+      <w:r>
+        <w:t xml:space="preserve"> scaling </w:t>
+      </w:r>
+    </w:p>
+    <w:p>
+      <w:pPr>
+        <w:pStyle w:val="NoSpacing"/>
+      </w:pPr>
+    </w:p>
+    <w:p>
+      <w:pPr>
+        <w:pStyle w:val="NoSpacing"/>
+        <w:rPr>
+          <w:b/>
+          <w:bCs/>
+        </w:rPr>
+      </w:pPr>
+      <w:r>
+        <w:rPr>
+          <w:b/>
+          <w:bCs/>
+        </w:rPr>
+        <w:t>Level Progression</w:t>
       </w:r>
     </w:p>
     <w:p>
@@ -1179,11 +1003,11 @@
         <w:pStyle w:val="NoSpacing"/>
         <w:numPr>
           <w:ilvl w:val="0"/>
-          <w:numId w:val="6"/>
+          <w:numId w:val="39"/>
         </w:numPr>
       </w:pPr>
       <w:r>
-        <w:t>Level ends when player reaches exit (X) → next level loads</w:t>
+        <w:t xml:space="preserve">Level 1: base stats </w:t>
       </w:r>
     </w:p>
     <w:p>
@@ -1191,12 +1015,262 @@
         <w:pStyle w:val="NoSpacing"/>
         <w:numPr>
           <w:ilvl w:val="0"/>
-          <w:numId w:val="6"/>
+          <w:numId w:val="39"/>
         </w:numPr>
       </w:pPr>
       <w:r>
-        <w:t>Game ends if player HP ≤ 0 → prompt to restart</w:t>
-      </w:r>
+        <w:t xml:space="preserve">Level 2+: enemies gain +5 per level step </w:t>
+      </w:r>
+    </w:p>
+    <w:p>
+      <w:pPr>
+        <w:pStyle w:val="NoSpacing"/>
+      </w:pPr>
+    </w:p>
+    <w:p>
+      <w:pPr>
+        <w:pStyle w:val="NoSpacing"/>
+        <w:rPr>
+          <w:b/>
+          <w:bCs/>
+        </w:rPr>
+      </w:pPr>
+      <w:r>
+        <w:rPr>
+          <w:b/>
+          <w:bCs/>
+        </w:rPr>
+        <w:t>Player Progression</w:t>
+      </w:r>
+    </w:p>
+    <w:p>
+      <w:pPr>
+        <w:pStyle w:val="NoSpacing"/>
+        <w:numPr>
+          <w:ilvl w:val="0"/>
+          <w:numId w:val="38"/>
+        </w:numPr>
+      </w:pPr>
+      <w:r>
+        <w:t xml:space="preserve">Strength persists across levels </w:t>
+      </w:r>
+    </w:p>
+    <w:p>
+      <w:pPr>
+        <w:pStyle w:val="NoSpacing"/>
+        <w:numPr>
+          <w:ilvl w:val="0"/>
+          <w:numId w:val="38"/>
+        </w:numPr>
+      </w:pPr>
+      <w:r>
+        <w:t xml:space="preserve">Shield persists across levels </w:t>
+      </w:r>
+    </w:p>
+    <w:p>
+      <w:pPr>
+        <w:pStyle w:val="NoSpacing"/>
+        <w:numPr>
+          <w:ilvl w:val="0"/>
+          <w:numId w:val="38"/>
+        </w:numPr>
+      </w:pPr>
+      <w:r>
+        <w:t xml:space="preserve">Gold persists across levels </w:t>
+      </w:r>
+    </w:p>
+    <w:p>
+      <w:pPr>
+        <w:pStyle w:val="NoSpacing"/>
+        <w:numPr>
+          <w:ilvl w:val="0"/>
+          <w:numId w:val="38"/>
+        </w:numPr>
+      </w:pPr>
+      <w:r>
+        <w:t xml:space="preserve">Max HP increases slightly per level </w:t>
+      </w:r>
+    </w:p>
+    <w:p>
+      <w:pPr>
+        <w:pStyle w:val="NoSpacing"/>
+      </w:pPr>
+    </w:p>
+    <w:p>
+      <w:pPr>
+        <w:pStyle w:val="NoSpacing"/>
+        <w:rPr>
+          <w:b/>
+          <w:bCs/>
+        </w:rPr>
+      </w:pPr>
+      <w:r>
+        <w:rPr>
+          <w:rFonts w:ascii="Segoe UI Emoji" w:hAnsi="Segoe UI Emoji" w:cs="Segoe UI Emoji"/>
+          <w:b/>
+          <w:bCs/>
+        </w:rPr>
+        <w:t>🚪</w:t>
+      </w:r>
+      <w:r>
+        <w:rPr>
+          <w:b/>
+          <w:bCs/>
+        </w:rPr>
+        <w:t xml:space="preserve"> GAME FLOW</w:t>
+      </w:r>
+    </w:p>
+    <w:p>
+      <w:pPr>
+        <w:pStyle w:val="NoSpacing"/>
+        <w:numPr>
+          <w:ilvl w:val="0"/>
+          <w:numId w:val="40"/>
+        </w:numPr>
+      </w:pPr>
+      <w:r>
+        <w:t xml:space="preserve">Move using WASD or arrow keys </w:t>
+      </w:r>
+    </w:p>
+    <w:p>
+      <w:pPr>
+        <w:pStyle w:val="NoSpacing"/>
+        <w:numPr>
+          <w:ilvl w:val="0"/>
+          <w:numId w:val="40"/>
+        </w:numPr>
+      </w:pPr>
+      <w:r>
+        <w:t>Walkable tiles</w:t>
+      </w:r>
+      <w:proofErr w:type="gramStart"/>
+      <w:r>
+        <w:t>: .</w:t>
+      </w:r>
+      <w:proofErr w:type="gramEnd"/>
+      <w:r>
+        <w:t xml:space="preserve"> + # </w:t>
+      </w:r>
+    </w:p>
+    <w:p>
+      <w:pPr>
+        <w:pStyle w:val="NoSpacing"/>
+        <w:numPr>
+          <w:ilvl w:val="0"/>
+          <w:numId w:val="40"/>
+        </w:numPr>
+      </w:pPr>
+      <w:r>
+        <w:t xml:space="preserve">Enemy collision → combat </w:t>
+      </w:r>
+    </w:p>
+    <w:p>
+      <w:pPr>
+        <w:pStyle w:val="NoSpacing"/>
+        <w:numPr>
+          <w:ilvl w:val="0"/>
+          <w:numId w:val="40"/>
+        </w:numPr>
+      </w:pPr>
+      <w:r>
+        <w:t xml:space="preserve">Item collision → auto pickup </w:t>
+      </w:r>
+    </w:p>
+    <w:p>
+      <w:pPr>
+        <w:pStyle w:val="NoSpacing"/>
+        <w:numPr>
+          <w:ilvl w:val="0"/>
+          <w:numId w:val="40"/>
+        </w:numPr>
+      </w:pPr>
+      <w:r>
+        <w:t xml:space="preserve">Enemy AI updates each tick </w:t>
+      </w:r>
+    </w:p>
+    <w:p>
+      <w:pPr>
+        <w:pStyle w:val="NoSpacing"/>
+        <w:numPr>
+          <w:ilvl w:val="0"/>
+          <w:numId w:val="40"/>
+        </w:numPr>
+      </w:pPr>
+      <w:r>
+        <w:t xml:space="preserve">Reach X → next level </w:t>
+      </w:r>
+    </w:p>
+    <w:p>
+      <w:pPr>
+        <w:pStyle w:val="NoSpacing"/>
+        <w:numPr>
+          <w:ilvl w:val="0"/>
+          <w:numId w:val="40"/>
+        </w:numPr>
+      </w:pPr>
+      <w:r>
+        <w:t xml:space="preserve">HP ≤ 0 → game over screen </w:t>
+      </w:r>
+    </w:p>
+    <w:p>
+      <w:pPr>
+        <w:pStyle w:val="NoSpacing"/>
+        <w:numPr>
+          <w:ilvl w:val="0"/>
+          <w:numId w:val="40"/>
+        </w:numPr>
+      </w:pPr>
+      <w:r>
+        <w:t xml:space="preserve">Restart option available </w:t>
+      </w:r>
+    </w:p>
+    <w:p>
+      <w:pPr>
+        <w:pStyle w:val="NoSpacing"/>
+      </w:pPr>
+    </w:p>
+    <w:p>
+      <w:pPr>
+        <w:pStyle w:val="NoSpacing"/>
+        <w:rPr>
+          <w:b/>
+          <w:bCs/>
+        </w:rPr>
+      </w:pPr>
+      <w:r>
+        <w:rPr>
+          <w:rFonts w:ascii="Segoe UI Emoji" w:hAnsi="Segoe UI Emoji" w:cs="Segoe UI Emoji"/>
+        </w:rPr>
+        <w:t>💰</w:t>
+      </w:r>
+      <w:r>
+        <w:rPr>
+          <w:b/>
+          <w:bCs/>
+        </w:rPr>
+        <w:t xml:space="preserve"> GOLD</w:t>
+      </w:r>
+    </w:p>
+    <w:p>
+      <w:pPr>
+        <w:pStyle w:val="NoSpacing"/>
+      </w:pPr>
+      <w:r>
+        <w:t xml:space="preserve">Each enemy drops fixed gold amount </w:t>
+      </w:r>
+    </w:p>
+    <w:p>
+      <w:pPr>
+        <w:pStyle w:val="NoSpacing"/>
+      </w:pPr>
+      <w:r>
+        <w:t>Gold is gained instantly on kill</w:t>
+      </w:r>
+    </w:p>
+    <w:p>
+      <w:pPr>
+        <w:pStyle w:val="NoSpacing"/>
+      </w:pPr>
     </w:p>
     <w:sectPr>
       <w:pgSz w:w="12240" w:h="15840"/>
@@ -1211,6 +1285,2864 @@
 <file path=word/numbering.xml><?xml version="1.0" encoding="utf-8"?>
 <w:numbering xmlns:wpc="http://schemas.microsoft.com/office/word/2010/wordprocessingCanvas" xmlns:cx="http://schemas.microsoft.com/office/drawing/2014/chartex" xmlns:cx1="http://schemas.microsoft.com/office/drawing/2015/9/8/chartex" xmlns:cx2="http://schemas.microsoft.com/office/drawing/2015/10/21/chartex" xmlns:cx3="http://schemas.microsoft.com/office/drawing/2016/5/9/chartex" xmlns:cx4="http://schemas.microsoft.com/office/drawing/2016/5/10/chartex" xmlns:cx5="http://schemas.microsoft.com/office/drawing/2016/5/11/chartex" xmlns:cx6="http://schemas.microsoft.com/office/drawing/2016/5/12/chartex" xmlns:cx7="http://schemas.microsoft.com/office/drawing/2016/5/13/chartex" xmlns:cx8="http://schemas.microsoft.com/office/drawing/2016/5/14/chartex" xmlns:mc="http://schemas.openxmlformats.org/markup-compatibility/2006" xmlns:aink="http://schemas.microsoft.com/office/drawing/2016/ink" xmlns:am3d="http://schemas.microsoft.com/office/drawing/2017/model3d" xmlns:o="urn:schemas-microsoft-com:office:office" xmlns:oel="http://schemas.microsoft.com/office/2019/extlst" xmlns:r="http://schemas.openxmlformats.org/officeDocument/2006/relationships" xmlns:m="http://schemas.openxmlformats.org/officeDocument/2006/math" xmlns:v="urn:schemas-microsoft-com:vml" xmlns:wp14="http://schemas.microsoft.com/office/word/2010/wordprocessingDrawing" xmlns:wp="http://schemas.openxmlformats.org/drawingml/2006/wordprocessingDrawing" xmlns:w10="urn:schemas-microsoft-com:office:word" xmlns:w="http://schemas.openxmlformats.org/wordprocessingml/2006/main" xmlns:w14="http://schemas.microsoft.com/office/word/2010/wordml" xmlns:w15="http://schemas.microsoft.com/office/word/2012/wordml" xmlns:w16cex="http://schemas.microsoft.com/office/word/2018/wordml/cex" xmlns:w16cid="http://schemas.microsoft.com/office/word/2016/wordml/cid" xmlns:w16="http://schemas.microsoft.com/office/word/2018/wordml" xmlns:w16du="http://schemas.microsoft.com/office/word/2023/wordml/word16du" xmlns:w16sdtdh="http://schemas.microsoft.com/office/word/2020/wordml/sdtdatahash" xmlns:w16sdtfl="http://schemas.microsoft.com/office/word/2024/wordml/sdtformatlock" xmlns:w16se="http://schemas.microsoft.com/office/word/2015/wordml/symex" xmlns:wpg="http://schemas.microsoft.com/office/word/2010/wordprocessingGroup" xmlns:wpi="http://schemas.microsoft.com/office/word/2010/wordprocessingInk" xmlns:wne="http://schemas.microsoft.com/office/word/2006/wordml" xmlns:wps="http://schemas.microsoft.com/office/word/2010/wordprocessingShape" mc:Ignorable="w14 w15 w16se w16cid w16 w16cex w16sdtdh w16sdtfl w16du wp14">
   <w:abstractNum w:abstractNumId="0" w15:restartNumberingAfterBreak="0">
+    <w:nsid w:val="00AF7A0D"/>
+    <w:multiLevelType w:val="multilevel"/>
+    <w:tmpl w:val="550E5F40"/>
+    <w:lvl w:ilvl="0">
+      <w:start w:val="1"/>
+      <w:numFmt w:val="bullet"/>
+      <w:lvlText w:val=""/>
+      <w:lvlJc w:val="left"/>
+      <w:pPr>
+        <w:tabs>
+          <w:tab w:val="num" w:pos="720"/>
+        </w:tabs>
+        <w:ind w:left="720" w:hanging="360"/>
+      </w:pPr>
+      <w:rPr>
+        <w:rFonts w:ascii="Symbol" w:hAnsi="Symbol" w:hint="default"/>
+        <w:sz w:val="20"/>
+      </w:rPr>
+    </w:lvl>
+    <w:lvl w:ilvl="1" w:tentative="1">
+      <w:start w:val="1"/>
+      <w:numFmt w:val="bullet"/>
+      <w:lvlText w:val="o"/>
+      <w:lvlJc w:val="left"/>
+      <w:pPr>
+        <w:tabs>
+          <w:tab w:val="num" w:pos="1440"/>
+        </w:tabs>
+        <w:ind w:left="1440" w:hanging="360"/>
+      </w:pPr>
+      <w:rPr>
+        <w:rFonts w:ascii="Courier New" w:hAnsi="Courier New" w:hint="default"/>
+        <w:sz w:val="20"/>
+      </w:rPr>
+    </w:lvl>
+    <w:lvl w:ilvl="2" w:tentative="1">
+      <w:start w:val="1"/>
+      <w:numFmt w:val="bullet"/>
+      <w:lvlText w:val=""/>
+      <w:lvlJc w:val="left"/>
+      <w:pPr>
+        <w:tabs>
+          <w:tab w:val="num" w:pos="2160"/>
+        </w:tabs>
+        <w:ind w:left="2160" w:hanging="360"/>
+      </w:pPr>
+      <w:rPr>
+        <w:rFonts w:ascii="Wingdings" w:hAnsi="Wingdings" w:hint="default"/>
+        <w:sz w:val="20"/>
+      </w:rPr>
+    </w:lvl>
+    <w:lvl w:ilvl="3" w:tentative="1">
+      <w:start w:val="1"/>
+      <w:numFmt w:val="bullet"/>
+      <w:lvlText w:val=""/>
+      <w:lvlJc w:val="left"/>
+      <w:pPr>
+        <w:tabs>
+          <w:tab w:val="num" w:pos="2880"/>
+        </w:tabs>
+        <w:ind w:left="2880" w:hanging="360"/>
+      </w:pPr>
+      <w:rPr>
+        <w:rFonts w:ascii="Wingdings" w:hAnsi="Wingdings" w:hint="default"/>
+        <w:sz w:val="20"/>
+      </w:rPr>
+    </w:lvl>
+    <w:lvl w:ilvl="4" w:tentative="1">
+      <w:start w:val="1"/>
+      <w:numFmt w:val="bullet"/>
+      <w:lvlText w:val=""/>
+      <w:lvlJc w:val="left"/>
+      <w:pPr>
+        <w:tabs>
+          <w:tab w:val="num" w:pos="3600"/>
+        </w:tabs>
+        <w:ind w:left="3600" w:hanging="360"/>
+      </w:pPr>
+      <w:rPr>
+        <w:rFonts w:ascii="Wingdings" w:hAnsi="Wingdings" w:hint="default"/>
+        <w:sz w:val="20"/>
+      </w:rPr>
+    </w:lvl>
+    <w:lvl w:ilvl="5" w:tentative="1">
+      <w:start w:val="1"/>
+      <w:numFmt w:val="bullet"/>
+      <w:lvlText w:val=""/>
+      <w:lvlJc w:val="left"/>
+      <w:pPr>
+        <w:tabs>
+          <w:tab w:val="num" w:pos="4320"/>
+        </w:tabs>
+        <w:ind w:left="4320" w:hanging="360"/>
+      </w:pPr>
+      <w:rPr>
+        <w:rFonts w:ascii="Wingdings" w:hAnsi="Wingdings" w:hint="default"/>
+        <w:sz w:val="20"/>
+      </w:rPr>
+    </w:lvl>
+    <w:lvl w:ilvl="6" w:tentative="1">
+      <w:start w:val="1"/>
+      <w:numFmt w:val="bullet"/>
+      <w:lvlText w:val=""/>
+      <w:lvlJc w:val="left"/>
+      <w:pPr>
+        <w:tabs>
+          <w:tab w:val="num" w:pos="5040"/>
+        </w:tabs>
+        <w:ind w:left="5040" w:hanging="360"/>
+      </w:pPr>
+      <w:rPr>
+        <w:rFonts w:ascii="Wingdings" w:hAnsi="Wingdings" w:hint="default"/>
+        <w:sz w:val="20"/>
+      </w:rPr>
+    </w:lvl>
+    <w:lvl w:ilvl="7" w:tentative="1">
+      <w:start w:val="1"/>
+      <w:numFmt w:val="bullet"/>
+      <w:lvlText w:val=""/>
+      <w:lvlJc w:val="left"/>
+      <w:pPr>
+        <w:tabs>
+          <w:tab w:val="num" w:pos="5760"/>
+        </w:tabs>
+        <w:ind w:left="5760" w:hanging="360"/>
+      </w:pPr>
+      <w:rPr>
+        <w:rFonts w:ascii="Wingdings" w:hAnsi="Wingdings" w:hint="default"/>
+        <w:sz w:val="20"/>
+      </w:rPr>
+    </w:lvl>
+    <w:lvl w:ilvl="8" w:tentative="1">
+      <w:start w:val="1"/>
+      <w:numFmt w:val="bullet"/>
+      <w:lvlText w:val=""/>
+      <w:lvlJc w:val="left"/>
+      <w:pPr>
+        <w:tabs>
+          <w:tab w:val="num" w:pos="6480"/>
+        </w:tabs>
+        <w:ind w:left="6480" w:hanging="360"/>
+      </w:pPr>
+      <w:rPr>
+        <w:rFonts w:ascii="Wingdings" w:hAnsi="Wingdings" w:hint="default"/>
+        <w:sz w:val="20"/>
+      </w:rPr>
+    </w:lvl>
+  </w:abstractNum>
+  <w:abstractNum w:abstractNumId="1" w15:restartNumberingAfterBreak="0">
+    <w:nsid w:val="02D25E5F"/>
+    <w:multiLevelType w:val="multilevel"/>
+    <w:tmpl w:val="5B2052FC"/>
+    <w:lvl w:ilvl="0">
+      <w:start w:val="1"/>
+      <w:numFmt w:val="bullet"/>
+      <w:lvlText w:val=""/>
+      <w:lvlJc w:val="left"/>
+      <w:pPr>
+        <w:tabs>
+          <w:tab w:val="num" w:pos="720"/>
+        </w:tabs>
+        <w:ind w:left="720" w:hanging="360"/>
+      </w:pPr>
+      <w:rPr>
+        <w:rFonts w:ascii="Symbol" w:hAnsi="Symbol" w:hint="default"/>
+        <w:sz w:val="20"/>
+      </w:rPr>
+    </w:lvl>
+    <w:lvl w:ilvl="1" w:tentative="1">
+      <w:start w:val="1"/>
+      <w:numFmt w:val="bullet"/>
+      <w:lvlText w:val="o"/>
+      <w:lvlJc w:val="left"/>
+      <w:pPr>
+        <w:tabs>
+          <w:tab w:val="num" w:pos="1440"/>
+        </w:tabs>
+        <w:ind w:left="1440" w:hanging="360"/>
+      </w:pPr>
+      <w:rPr>
+        <w:rFonts w:ascii="Courier New" w:hAnsi="Courier New" w:hint="default"/>
+        <w:sz w:val="20"/>
+      </w:rPr>
+    </w:lvl>
+    <w:lvl w:ilvl="2" w:tentative="1">
+      <w:start w:val="1"/>
+      <w:numFmt w:val="bullet"/>
+      <w:lvlText w:val=""/>
+      <w:lvlJc w:val="left"/>
+      <w:pPr>
+        <w:tabs>
+          <w:tab w:val="num" w:pos="2160"/>
+        </w:tabs>
+        <w:ind w:left="2160" w:hanging="360"/>
+      </w:pPr>
+      <w:rPr>
+        <w:rFonts w:ascii="Wingdings" w:hAnsi="Wingdings" w:hint="default"/>
+        <w:sz w:val="20"/>
+      </w:rPr>
+    </w:lvl>
+    <w:lvl w:ilvl="3" w:tentative="1">
+      <w:start w:val="1"/>
+      <w:numFmt w:val="bullet"/>
+      <w:lvlText w:val=""/>
+      <w:lvlJc w:val="left"/>
+      <w:pPr>
+        <w:tabs>
+          <w:tab w:val="num" w:pos="2880"/>
+        </w:tabs>
+        <w:ind w:left="2880" w:hanging="360"/>
+      </w:pPr>
+      <w:rPr>
+        <w:rFonts w:ascii="Wingdings" w:hAnsi="Wingdings" w:hint="default"/>
+        <w:sz w:val="20"/>
+      </w:rPr>
+    </w:lvl>
+    <w:lvl w:ilvl="4" w:tentative="1">
+      <w:start w:val="1"/>
+      <w:numFmt w:val="bullet"/>
+      <w:lvlText w:val=""/>
+      <w:lvlJc w:val="left"/>
+      <w:pPr>
+        <w:tabs>
+          <w:tab w:val="num" w:pos="3600"/>
+        </w:tabs>
+        <w:ind w:left="3600" w:hanging="360"/>
+      </w:pPr>
+      <w:rPr>
+        <w:rFonts w:ascii="Wingdings" w:hAnsi="Wingdings" w:hint="default"/>
+        <w:sz w:val="20"/>
+      </w:rPr>
+    </w:lvl>
+    <w:lvl w:ilvl="5" w:tentative="1">
+      <w:start w:val="1"/>
+      <w:numFmt w:val="bullet"/>
+      <w:lvlText w:val=""/>
+      <w:lvlJc w:val="left"/>
+      <w:pPr>
+        <w:tabs>
+          <w:tab w:val="num" w:pos="4320"/>
+        </w:tabs>
+        <w:ind w:left="4320" w:hanging="360"/>
+      </w:pPr>
+      <w:rPr>
+        <w:rFonts w:ascii="Wingdings" w:hAnsi="Wingdings" w:hint="default"/>
+        <w:sz w:val="20"/>
+      </w:rPr>
+    </w:lvl>
+    <w:lvl w:ilvl="6" w:tentative="1">
+      <w:start w:val="1"/>
+      <w:numFmt w:val="bullet"/>
+      <w:lvlText w:val=""/>
+      <w:lvlJc w:val="left"/>
+      <w:pPr>
+        <w:tabs>
+          <w:tab w:val="num" w:pos="5040"/>
+        </w:tabs>
+        <w:ind w:left="5040" w:hanging="360"/>
+      </w:pPr>
+      <w:rPr>
+        <w:rFonts w:ascii="Wingdings" w:hAnsi="Wingdings" w:hint="default"/>
+        <w:sz w:val="20"/>
+      </w:rPr>
+    </w:lvl>
+    <w:lvl w:ilvl="7" w:tentative="1">
+      <w:start w:val="1"/>
+      <w:numFmt w:val="bullet"/>
+      <w:lvlText w:val=""/>
+      <w:lvlJc w:val="left"/>
+      <w:pPr>
+        <w:tabs>
+          <w:tab w:val="num" w:pos="5760"/>
+        </w:tabs>
+        <w:ind w:left="5760" w:hanging="360"/>
+      </w:pPr>
+      <w:rPr>
+        <w:rFonts w:ascii="Wingdings" w:hAnsi="Wingdings" w:hint="default"/>
+        <w:sz w:val="20"/>
+      </w:rPr>
+    </w:lvl>
+    <w:lvl w:ilvl="8" w:tentative="1">
+      <w:start w:val="1"/>
+      <w:numFmt w:val="bullet"/>
+      <w:lvlText w:val=""/>
+      <w:lvlJc w:val="left"/>
+      <w:pPr>
+        <w:tabs>
+          <w:tab w:val="num" w:pos="6480"/>
+        </w:tabs>
+        <w:ind w:left="6480" w:hanging="360"/>
+      </w:pPr>
+      <w:rPr>
+        <w:rFonts w:ascii="Wingdings" w:hAnsi="Wingdings" w:hint="default"/>
+        <w:sz w:val="20"/>
+      </w:rPr>
+    </w:lvl>
+  </w:abstractNum>
+  <w:abstractNum w:abstractNumId="2" w15:restartNumberingAfterBreak="0">
+    <w:nsid w:val="03B01EE2"/>
+    <w:multiLevelType w:val="hybridMultilevel"/>
+    <w:tmpl w:val="304EA140"/>
+    <w:lvl w:ilvl="0" w:tplc="1009000F">
+      <w:start w:val="1"/>
+      <w:numFmt w:val="decimal"/>
+      <w:lvlText w:val="%1."/>
+      <w:lvlJc w:val="left"/>
+      <w:pPr>
+        <w:ind w:left="720" w:hanging="360"/>
+      </w:pPr>
+      <w:rPr>
+        <w:rFonts w:hint="default"/>
+      </w:rPr>
+    </w:lvl>
+    <w:lvl w:ilvl="1" w:tplc="10090019" w:tentative="1">
+      <w:start w:val="1"/>
+      <w:numFmt w:val="lowerLetter"/>
+      <w:lvlText w:val="%2."/>
+      <w:lvlJc w:val="left"/>
+      <w:pPr>
+        <w:ind w:left="1440" w:hanging="360"/>
+      </w:pPr>
+    </w:lvl>
+    <w:lvl w:ilvl="2" w:tplc="1009001B" w:tentative="1">
+      <w:start w:val="1"/>
+      <w:numFmt w:val="lowerRoman"/>
+      <w:lvlText w:val="%3."/>
+      <w:lvlJc w:val="right"/>
+      <w:pPr>
+        <w:ind w:left="2160" w:hanging="180"/>
+      </w:pPr>
+    </w:lvl>
+    <w:lvl w:ilvl="3" w:tplc="1009000F" w:tentative="1">
+      <w:start w:val="1"/>
+      <w:numFmt w:val="decimal"/>
+      <w:lvlText w:val="%4."/>
+      <w:lvlJc w:val="left"/>
+      <w:pPr>
+        <w:ind w:left="2880" w:hanging="360"/>
+      </w:pPr>
+    </w:lvl>
+    <w:lvl w:ilvl="4" w:tplc="10090019" w:tentative="1">
+      <w:start w:val="1"/>
+      <w:numFmt w:val="lowerLetter"/>
+      <w:lvlText w:val="%5."/>
+      <w:lvlJc w:val="left"/>
+      <w:pPr>
+        <w:ind w:left="3600" w:hanging="360"/>
+      </w:pPr>
+    </w:lvl>
+    <w:lvl w:ilvl="5" w:tplc="1009001B" w:tentative="1">
+      <w:start w:val="1"/>
+      <w:numFmt w:val="lowerRoman"/>
+      <w:lvlText w:val="%6."/>
+      <w:lvlJc w:val="right"/>
+      <w:pPr>
+        <w:ind w:left="4320" w:hanging="180"/>
+      </w:pPr>
+    </w:lvl>
+    <w:lvl w:ilvl="6" w:tplc="1009000F" w:tentative="1">
+      <w:start w:val="1"/>
+      <w:numFmt w:val="decimal"/>
+      <w:lvlText w:val="%7."/>
+      <w:lvlJc w:val="left"/>
+      <w:pPr>
+        <w:ind w:left="5040" w:hanging="360"/>
+      </w:pPr>
+    </w:lvl>
+    <w:lvl w:ilvl="7" w:tplc="10090019" w:tentative="1">
+      <w:start w:val="1"/>
+      <w:numFmt w:val="lowerLetter"/>
+      <w:lvlText w:val="%8."/>
+      <w:lvlJc w:val="left"/>
+      <w:pPr>
+        <w:ind w:left="5760" w:hanging="360"/>
+      </w:pPr>
+    </w:lvl>
+    <w:lvl w:ilvl="8" w:tplc="1009001B" w:tentative="1">
+      <w:start w:val="1"/>
+      <w:numFmt w:val="lowerRoman"/>
+      <w:lvlText w:val="%9."/>
+      <w:lvlJc w:val="right"/>
+      <w:pPr>
+        <w:ind w:left="6480" w:hanging="180"/>
+      </w:pPr>
+    </w:lvl>
+  </w:abstractNum>
+  <w:abstractNum w:abstractNumId="3" w15:restartNumberingAfterBreak="0">
+    <w:nsid w:val="093A19A2"/>
+    <w:multiLevelType w:val="multilevel"/>
+    <w:tmpl w:val="1A0ECE80"/>
+    <w:lvl w:ilvl="0">
+      <w:start w:val="1"/>
+      <w:numFmt w:val="bullet"/>
+      <w:lvlText w:val=""/>
+      <w:lvlJc w:val="left"/>
+      <w:pPr>
+        <w:tabs>
+          <w:tab w:val="num" w:pos="720"/>
+        </w:tabs>
+        <w:ind w:left="720" w:hanging="360"/>
+      </w:pPr>
+      <w:rPr>
+        <w:rFonts w:ascii="Symbol" w:hAnsi="Symbol" w:hint="default"/>
+        <w:sz w:val="20"/>
+      </w:rPr>
+    </w:lvl>
+    <w:lvl w:ilvl="1" w:tentative="1">
+      <w:start w:val="1"/>
+      <w:numFmt w:val="bullet"/>
+      <w:lvlText w:val="o"/>
+      <w:lvlJc w:val="left"/>
+      <w:pPr>
+        <w:tabs>
+          <w:tab w:val="num" w:pos="1440"/>
+        </w:tabs>
+        <w:ind w:left="1440" w:hanging="360"/>
+      </w:pPr>
+      <w:rPr>
+        <w:rFonts w:ascii="Courier New" w:hAnsi="Courier New" w:hint="default"/>
+        <w:sz w:val="20"/>
+      </w:rPr>
+    </w:lvl>
+    <w:lvl w:ilvl="2" w:tentative="1">
+      <w:start w:val="1"/>
+      <w:numFmt w:val="bullet"/>
+      <w:lvlText w:val=""/>
+      <w:lvlJc w:val="left"/>
+      <w:pPr>
+        <w:tabs>
+          <w:tab w:val="num" w:pos="2160"/>
+        </w:tabs>
+        <w:ind w:left="2160" w:hanging="360"/>
+      </w:pPr>
+      <w:rPr>
+        <w:rFonts w:ascii="Wingdings" w:hAnsi="Wingdings" w:hint="default"/>
+        <w:sz w:val="20"/>
+      </w:rPr>
+    </w:lvl>
+    <w:lvl w:ilvl="3" w:tentative="1">
+      <w:start w:val="1"/>
+      <w:numFmt w:val="bullet"/>
+      <w:lvlText w:val=""/>
+      <w:lvlJc w:val="left"/>
+      <w:pPr>
+        <w:tabs>
+          <w:tab w:val="num" w:pos="2880"/>
+        </w:tabs>
+        <w:ind w:left="2880" w:hanging="360"/>
+      </w:pPr>
+      <w:rPr>
+        <w:rFonts w:ascii="Wingdings" w:hAnsi="Wingdings" w:hint="default"/>
+        <w:sz w:val="20"/>
+      </w:rPr>
+    </w:lvl>
+    <w:lvl w:ilvl="4" w:tentative="1">
+      <w:start w:val="1"/>
+      <w:numFmt w:val="bullet"/>
+      <w:lvlText w:val=""/>
+      <w:lvlJc w:val="left"/>
+      <w:pPr>
+        <w:tabs>
+          <w:tab w:val="num" w:pos="3600"/>
+        </w:tabs>
+        <w:ind w:left="3600" w:hanging="360"/>
+      </w:pPr>
+      <w:rPr>
+        <w:rFonts w:ascii="Wingdings" w:hAnsi="Wingdings" w:hint="default"/>
+        <w:sz w:val="20"/>
+      </w:rPr>
+    </w:lvl>
+    <w:lvl w:ilvl="5" w:tentative="1">
+      <w:start w:val="1"/>
+      <w:numFmt w:val="bullet"/>
+      <w:lvlText w:val=""/>
+      <w:lvlJc w:val="left"/>
+      <w:pPr>
+        <w:tabs>
+          <w:tab w:val="num" w:pos="4320"/>
+        </w:tabs>
+        <w:ind w:left="4320" w:hanging="360"/>
+      </w:pPr>
+      <w:rPr>
+        <w:rFonts w:ascii="Wingdings" w:hAnsi="Wingdings" w:hint="default"/>
+        <w:sz w:val="20"/>
+      </w:rPr>
+    </w:lvl>
+    <w:lvl w:ilvl="6" w:tentative="1">
+      <w:start w:val="1"/>
+      <w:numFmt w:val="bullet"/>
+      <w:lvlText w:val=""/>
+      <w:lvlJc w:val="left"/>
+      <w:pPr>
+        <w:tabs>
+          <w:tab w:val="num" w:pos="5040"/>
+        </w:tabs>
+        <w:ind w:left="5040" w:hanging="360"/>
+      </w:pPr>
+      <w:rPr>
+        <w:rFonts w:ascii="Wingdings" w:hAnsi="Wingdings" w:hint="default"/>
+        <w:sz w:val="20"/>
+      </w:rPr>
+    </w:lvl>
+    <w:lvl w:ilvl="7" w:tentative="1">
+      <w:start w:val="1"/>
+      <w:numFmt w:val="bullet"/>
+      <w:lvlText w:val=""/>
+      <w:lvlJc w:val="left"/>
+      <w:pPr>
+        <w:tabs>
+          <w:tab w:val="num" w:pos="5760"/>
+        </w:tabs>
+        <w:ind w:left="5760" w:hanging="360"/>
+      </w:pPr>
+      <w:rPr>
+        <w:rFonts w:ascii="Wingdings" w:hAnsi="Wingdings" w:hint="default"/>
+        <w:sz w:val="20"/>
+      </w:rPr>
+    </w:lvl>
+    <w:lvl w:ilvl="8" w:tentative="1">
+      <w:start w:val="1"/>
+      <w:numFmt w:val="bullet"/>
+      <w:lvlText w:val=""/>
+      <w:lvlJc w:val="left"/>
+      <w:pPr>
+        <w:tabs>
+          <w:tab w:val="num" w:pos="6480"/>
+        </w:tabs>
+        <w:ind w:left="6480" w:hanging="360"/>
+      </w:pPr>
+      <w:rPr>
+        <w:rFonts w:ascii="Wingdings" w:hAnsi="Wingdings" w:hint="default"/>
+        <w:sz w:val="20"/>
+      </w:rPr>
+    </w:lvl>
+  </w:abstractNum>
+  <w:abstractNum w:abstractNumId="4" w15:restartNumberingAfterBreak="0">
+    <w:nsid w:val="0ABE440B"/>
+    <w:multiLevelType w:val="hybridMultilevel"/>
+    <w:tmpl w:val="491AC94A"/>
+    <w:lvl w:ilvl="0" w:tplc="10090001">
+      <w:start w:val="1"/>
+      <w:numFmt w:val="bullet"/>
+      <w:lvlText w:val=""/>
+      <w:lvlJc w:val="left"/>
+      <w:pPr>
+        <w:ind w:left="720" w:hanging="360"/>
+      </w:pPr>
+      <w:rPr>
+        <w:rFonts w:ascii="Symbol" w:hAnsi="Symbol" w:hint="default"/>
+      </w:rPr>
+    </w:lvl>
+    <w:lvl w:ilvl="1" w:tplc="10090003" w:tentative="1">
+      <w:start w:val="1"/>
+      <w:numFmt w:val="bullet"/>
+      <w:lvlText w:val="o"/>
+      <w:lvlJc w:val="left"/>
+      <w:pPr>
+        <w:ind w:left="1440" w:hanging="360"/>
+      </w:pPr>
+      <w:rPr>
+        <w:rFonts w:ascii="Courier New" w:hAnsi="Courier New" w:cs="Courier New" w:hint="default"/>
+      </w:rPr>
+    </w:lvl>
+    <w:lvl w:ilvl="2" w:tplc="10090005" w:tentative="1">
+      <w:start w:val="1"/>
+      <w:numFmt w:val="bullet"/>
+      <w:lvlText w:val=""/>
+      <w:lvlJc w:val="left"/>
+      <w:pPr>
+        <w:ind w:left="2160" w:hanging="360"/>
+      </w:pPr>
+      <w:rPr>
+        <w:rFonts w:ascii="Wingdings" w:hAnsi="Wingdings" w:hint="default"/>
+      </w:rPr>
+    </w:lvl>
+    <w:lvl w:ilvl="3" w:tplc="10090001" w:tentative="1">
+      <w:start w:val="1"/>
+      <w:numFmt w:val="bullet"/>
+      <w:lvlText w:val=""/>
+      <w:lvlJc w:val="left"/>
+      <w:pPr>
+        <w:ind w:left="2880" w:hanging="360"/>
+      </w:pPr>
+      <w:rPr>
+        <w:rFonts w:ascii="Symbol" w:hAnsi="Symbol" w:hint="default"/>
+      </w:rPr>
+    </w:lvl>
+    <w:lvl w:ilvl="4" w:tplc="10090003" w:tentative="1">
+      <w:start w:val="1"/>
+      <w:numFmt w:val="bullet"/>
+      <w:lvlText w:val="o"/>
+      <w:lvlJc w:val="left"/>
+      <w:pPr>
+        <w:ind w:left="3600" w:hanging="360"/>
+      </w:pPr>
+      <w:rPr>
+        <w:rFonts w:ascii="Courier New" w:hAnsi="Courier New" w:cs="Courier New" w:hint="default"/>
+      </w:rPr>
+    </w:lvl>
+    <w:lvl w:ilvl="5" w:tplc="10090005" w:tentative="1">
+      <w:start w:val="1"/>
+      <w:numFmt w:val="bullet"/>
+      <w:lvlText w:val=""/>
+      <w:lvlJc w:val="left"/>
+      <w:pPr>
+        <w:ind w:left="4320" w:hanging="360"/>
+      </w:pPr>
+      <w:rPr>
+        <w:rFonts w:ascii="Wingdings" w:hAnsi="Wingdings" w:hint="default"/>
+      </w:rPr>
+    </w:lvl>
+    <w:lvl w:ilvl="6" w:tplc="10090001" w:tentative="1">
+      <w:start w:val="1"/>
+      <w:numFmt w:val="bullet"/>
+      <w:lvlText w:val=""/>
+      <w:lvlJc w:val="left"/>
+      <w:pPr>
+        <w:ind w:left="5040" w:hanging="360"/>
+      </w:pPr>
+      <w:rPr>
+        <w:rFonts w:ascii="Symbol" w:hAnsi="Symbol" w:hint="default"/>
+      </w:rPr>
+    </w:lvl>
+    <w:lvl w:ilvl="7" w:tplc="10090003" w:tentative="1">
+      <w:start w:val="1"/>
+      <w:numFmt w:val="bullet"/>
+      <w:lvlText w:val="o"/>
+      <w:lvlJc w:val="left"/>
+      <w:pPr>
+        <w:ind w:left="5760" w:hanging="360"/>
+      </w:pPr>
+      <w:rPr>
+        <w:rFonts w:ascii="Courier New" w:hAnsi="Courier New" w:cs="Courier New" w:hint="default"/>
+      </w:rPr>
+    </w:lvl>
+    <w:lvl w:ilvl="8" w:tplc="10090005" w:tentative="1">
+      <w:start w:val="1"/>
+      <w:numFmt w:val="bullet"/>
+      <w:lvlText w:val=""/>
+      <w:lvlJc w:val="left"/>
+      <w:pPr>
+        <w:ind w:left="6480" w:hanging="360"/>
+      </w:pPr>
+      <w:rPr>
+        <w:rFonts w:ascii="Wingdings" w:hAnsi="Wingdings" w:hint="default"/>
+      </w:rPr>
+    </w:lvl>
+  </w:abstractNum>
+  <w:abstractNum w:abstractNumId="5" w15:restartNumberingAfterBreak="0">
+    <w:nsid w:val="0ED94BFF"/>
+    <w:multiLevelType w:val="hybridMultilevel"/>
+    <w:tmpl w:val="6ABC429C"/>
+    <w:lvl w:ilvl="0" w:tplc="10090001">
+      <w:start w:val="1"/>
+      <w:numFmt w:val="bullet"/>
+      <w:lvlText w:val=""/>
+      <w:lvlJc w:val="left"/>
+      <w:pPr>
+        <w:ind w:left="720" w:hanging="360"/>
+      </w:pPr>
+      <w:rPr>
+        <w:rFonts w:ascii="Symbol" w:hAnsi="Symbol" w:hint="default"/>
+      </w:rPr>
+    </w:lvl>
+    <w:lvl w:ilvl="1" w:tplc="10090003">
+      <w:start w:val="1"/>
+      <w:numFmt w:val="bullet"/>
+      <w:lvlText w:val="o"/>
+      <w:lvlJc w:val="left"/>
+      <w:pPr>
+        <w:ind w:left="1440" w:hanging="360"/>
+      </w:pPr>
+      <w:rPr>
+        <w:rFonts w:ascii="Courier New" w:hAnsi="Courier New" w:cs="Courier New" w:hint="default"/>
+      </w:rPr>
+    </w:lvl>
+    <w:lvl w:ilvl="2" w:tplc="10090005" w:tentative="1">
+      <w:start w:val="1"/>
+      <w:numFmt w:val="bullet"/>
+      <w:lvlText w:val=""/>
+      <w:lvlJc w:val="left"/>
+      <w:pPr>
+        <w:ind w:left="2160" w:hanging="360"/>
+      </w:pPr>
+      <w:rPr>
+        <w:rFonts w:ascii="Wingdings" w:hAnsi="Wingdings" w:hint="default"/>
+      </w:rPr>
+    </w:lvl>
+    <w:lvl w:ilvl="3" w:tplc="10090001" w:tentative="1">
+      <w:start w:val="1"/>
+      <w:numFmt w:val="bullet"/>
+      <w:lvlText w:val=""/>
+      <w:lvlJc w:val="left"/>
+      <w:pPr>
+        <w:ind w:left="2880" w:hanging="360"/>
+      </w:pPr>
+      <w:rPr>
+        <w:rFonts w:ascii="Symbol" w:hAnsi="Symbol" w:hint="default"/>
+      </w:rPr>
+    </w:lvl>
+    <w:lvl w:ilvl="4" w:tplc="10090003" w:tentative="1">
+      <w:start w:val="1"/>
+      <w:numFmt w:val="bullet"/>
+      <w:lvlText w:val="o"/>
+      <w:lvlJc w:val="left"/>
+      <w:pPr>
+        <w:ind w:left="3600" w:hanging="360"/>
+      </w:pPr>
+      <w:rPr>
+        <w:rFonts w:ascii="Courier New" w:hAnsi="Courier New" w:cs="Courier New" w:hint="default"/>
+      </w:rPr>
+    </w:lvl>
+    <w:lvl w:ilvl="5" w:tplc="10090005" w:tentative="1">
+      <w:start w:val="1"/>
+      <w:numFmt w:val="bullet"/>
+      <w:lvlText w:val=""/>
+      <w:lvlJc w:val="left"/>
+      <w:pPr>
+        <w:ind w:left="4320" w:hanging="360"/>
+      </w:pPr>
+      <w:rPr>
+        <w:rFonts w:ascii="Wingdings" w:hAnsi="Wingdings" w:hint="default"/>
+      </w:rPr>
+    </w:lvl>
+    <w:lvl w:ilvl="6" w:tplc="10090001" w:tentative="1">
+      <w:start w:val="1"/>
+      <w:numFmt w:val="bullet"/>
+      <w:lvlText w:val=""/>
+      <w:lvlJc w:val="left"/>
+      <w:pPr>
+        <w:ind w:left="5040" w:hanging="360"/>
+      </w:pPr>
+      <w:rPr>
+        <w:rFonts w:ascii="Symbol" w:hAnsi="Symbol" w:hint="default"/>
+      </w:rPr>
+    </w:lvl>
+    <w:lvl w:ilvl="7" w:tplc="10090003" w:tentative="1">
+      <w:start w:val="1"/>
+      <w:numFmt w:val="bullet"/>
+      <w:lvlText w:val="o"/>
+      <w:lvlJc w:val="left"/>
+      <w:pPr>
+        <w:ind w:left="5760" w:hanging="360"/>
+      </w:pPr>
+      <w:rPr>
+        <w:rFonts w:ascii="Courier New" w:hAnsi="Courier New" w:cs="Courier New" w:hint="default"/>
+      </w:rPr>
+    </w:lvl>
+    <w:lvl w:ilvl="8" w:tplc="10090005" w:tentative="1">
+      <w:start w:val="1"/>
+      <w:numFmt w:val="bullet"/>
+      <w:lvlText w:val=""/>
+      <w:lvlJc w:val="left"/>
+      <w:pPr>
+        <w:ind w:left="6480" w:hanging="360"/>
+      </w:pPr>
+      <w:rPr>
+        <w:rFonts w:ascii="Wingdings" w:hAnsi="Wingdings" w:hint="default"/>
+      </w:rPr>
+    </w:lvl>
+  </w:abstractNum>
+  <w:abstractNum w:abstractNumId="6" w15:restartNumberingAfterBreak="0">
+    <w:nsid w:val="0FAF6585"/>
+    <w:multiLevelType w:val="multilevel"/>
+    <w:tmpl w:val="FE40AB06"/>
+    <w:lvl w:ilvl="0">
+      <w:start w:val="1"/>
+      <w:numFmt w:val="bullet"/>
+      <w:lvlText w:val=""/>
+      <w:lvlJc w:val="left"/>
+      <w:pPr>
+        <w:tabs>
+          <w:tab w:val="num" w:pos="720"/>
+        </w:tabs>
+        <w:ind w:left="720" w:hanging="360"/>
+      </w:pPr>
+      <w:rPr>
+        <w:rFonts w:ascii="Symbol" w:hAnsi="Symbol" w:hint="default"/>
+        <w:sz w:val="20"/>
+      </w:rPr>
+    </w:lvl>
+    <w:lvl w:ilvl="1" w:tentative="1">
+      <w:start w:val="1"/>
+      <w:numFmt w:val="bullet"/>
+      <w:lvlText w:val="o"/>
+      <w:lvlJc w:val="left"/>
+      <w:pPr>
+        <w:tabs>
+          <w:tab w:val="num" w:pos="1440"/>
+        </w:tabs>
+        <w:ind w:left="1440" w:hanging="360"/>
+      </w:pPr>
+      <w:rPr>
+        <w:rFonts w:ascii="Courier New" w:hAnsi="Courier New" w:hint="default"/>
+        <w:sz w:val="20"/>
+      </w:rPr>
+    </w:lvl>
+    <w:lvl w:ilvl="2" w:tentative="1">
+      <w:start w:val="1"/>
+      <w:numFmt w:val="bullet"/>
+      <w:lvlText w:val=""/>
+      <w:lvlJc w:val="left"/>
+      <w:pPr>
+        <w:tabs>
+          <w:tab w:val="num" w:pos="2160"/>
+        </w:tabs>
+        <w:ind w:left="2160" w:hanging="360"/>
+      </w:pPr>
+      <w:rPr>
+        <w:rFonts w:ascii="Wingdings" w:hAnsi="Wingdings" w:hint="default"/>
+        <w:sz w:val="20"/>
+      </w:rPr>
+    </w:lvl>
+    <w:lvl w:ilvl="3" w:tentative="1">
+      <w:start w:val="1"/>
+      <w:numFmt w:val="bullet"/>
+      <w:lvlText w:val=""/>
+      <w:lvlJc w:val="left"/>
+      <w:pPr>
+        <w:tabs>
+          <w:tab w:val="num" w:pos="2880"/>
+        </w:tabs>
+        <w:ind w:left="2880" w:hanging="360"/>
+      </w:pPr>
+      <w:rPr>
+        <w:rFonts w:ascii="Wingdings" w:hAnsi="Wingdings" w:hint="default"/>
+        <w:sz w:val="20"/>
+      </w:rPr>
+    </w:lvl>
+    <w:lvl w:ilvl="4" w:tentative="1">
+      <w:start w:val="1"/>
+      <w:numFmt w:val="bullet"/>
+      <w:lvlText w:val=""/>
+      <w:lvlJc w:val="left"/>
+      <w:pPr>
+        <w:tabs>
+          <w:tab w:val="num" w:pos="3600"/>
+        </w:tabs>
+        <w:ind w:left="3600" w:hanging="360"/>
+      </w:pPr>
+      <w:rPr>
+        <w:rFonts w:ascii="Wingdings" w:hAnsi="Wingdings" w:hint="default"/>
+        <w:sz w:val="20"/>
+      </w:rPr>
+    </w:lvl>
+    <w:lvl w:ilvl="5" w:tentative="1">
+      <w:start w:val="1"/>
+      <w:numFmt w:val="bullet"/>
+      <w:lvlText w:val=""/>
+      <w:lvlJc w:val="left"/>
+      <w:pPr>
+        <w:tabs>
+          <w:tab w:val="num" w:pos="4320"/>
+        </w:tabs>
+        <w:ind w:left="4320" w:hanging="360"/>
+      </w:pPr>
+      <w:rPr>
+        <w:rFonts w:ascii="Wingdings" w:hAnsi="Wingdings" w:hint="default"/>
+        <w:sz w:val="20"/>
+      </w:rPr>
+    </w:lvl>
+    <w:lvl w:ilvl="6" w:tentative="1">
+      <w:start w:val="1"/>
+      <w:numFmt w:val="bullet"/>
+      <w:lvlText w:val=""/>
+      <w:lvlJc w:val="left"/>
+      <w:pPr>
+        <w:tabs>
+          <w:tab w:val="num" w:pos="5040"/>
+        </w:tabs>
+        <w:ind w:left="5040" w:hanging="360"/>
+      </w:pPr>
+      <w:rPr>
+        <w:rFonts w:ascii="Wingdings" w:hAnsi="Wingdings" w:hint="default"/>
+        <w:sz w:val="20"/>
+      </w:rPr>
+    </w:lvl>
+    <w:lvl w:ilvl="7" w:tentative="1">
+      <w:start w:val="1"/>
+      <w:numFmt w:val="bullet"/>
+      <w:lvlText w:val=""/>
+      <w:lvlJc w:val="left"/>
+      <w:pPr>
+        <w:tabs>
+          <w:tab w:val="num" w:pos="5760"/>
+        </w:tabs>
+        <w:ind w:left="5760" w:hanging="360"/>
+      </w:pPr>
+      <w:rPr>
+        <w:rFonts w:ascii="Wingdings" w:hAnsi="Wingdings" w:hint="default"/>
+        <w:sz w:val="20"/>
+      </w:rPr>
+    </w:lvl>
+    <w:lvl w:ilvl="8" w:tentative="1">
+      <w:start w:val="1"/>
+      <w:numFmt w:val="bullet"/>
+      <w:lvlText w:val=""/>
+      <w:lvlJc w:val="left"/>
+      <w:pPr>
+        <w:tabs>
+          <w:tab w:val="num" w:pos="6480"/>
+        </w:tabs>
+        <w:ind w:left="6480" w:hanging="360"/>
+      </w:pPr>
+      <w:rPr>
+        <w:rFonts w:ascii="Wingdings" w:hAnsi="Wingdings" w:hint="default"/>
+        <w:sz w:val="20"/>
+      </w:rPr>
+    </w:lvl>
+  </w:abstractNum>
+  <w:abstractNum w:abstractNumId="7" w15:restartNumberingAfterBreak="0">
+    <w:nsid w:val="125E65BD"/>
+    <w:multiLevelType w:val="multilevel"/>
+    <w:tmpl w:val="7A9C1A70"/>
+    <w:lvl w:ilvl="0">
+      <w:start w:val="1"/>
+      <w:numFmt w:val="bullet"/>
+      <w:lvlText w:val=""/>
+      <w:lvlJc w:val="left"/>
+      <w:pPr>
+        <w:tabs>
+          <w:tab w:val="num" w:pos="720"/>
+        </w:tabs>
+        <w:ind w:left="720" w:hanging="360"/>
+      </w:pPr>
+      <w:rPr>
+        <w:rFonts w:ascii="Symbol" w:hAnsi="Symbol" w:hint="default"/>
+        <w:sz w:val="20"/>
+      </w:rPr>
+    </w:lvl>
+    <w:lvl w:ilvl="1" w:tentative="1">
+      <w:start w:val="1"/>
+      <w:numFmt w:val="bullet"/>
+      <w:lvlText w:val="o"/>
+      <w:lvlJc w:val="left"/>
+      <w:pPr>
+        <w:tabs>
+          <w:tab w:val="num" w:pos="1440"/>
+        </w:tabs>
+        <w:ind w:left="1440" w:hanging="360"/>
+      </w:pPr>
+      <w:rPr>
+        <w:rFonts w:ascii="Courier New" w:hAnsi="Courier New" w:hint="default"/>
+        <w:sz w:val="20"/>
+      </w:rPr>
+    </w:lvl>
+    <w:lvl w:ilvl="2" w:tentative="1">
+      <w:start w:val="1"/>
+      <w:numFmt w:val="bullet"/>
+      <w:lvlText w:val=""/>
+      <w:lvlJc w:val="left"/>
+      <w:pPr>
+        <w:tabs>
+          <w:tab w:val="num" w:pos="2160"/>
+        </w:tabs>
+        <w:ind w:left="2160" w:hanging="360"/>
+      </w:pPr>
+      <w:rPr>
+        <w:rFonts w:ascii="Wingdings" w:hAnsi="Wingdings" w:hint="default"/>
+        <w:sz w:val="20"/>
+      </w:rPr>
+    </w:lvl>
+    <w:lvl w:ilvl="3" w:tentative="1">
+      <w:start w:val="1"/>
+      <w:numFmt w:val="bullet"/>
+      <w:lvlText w:val=""/>
+      <w:lvlJc w:val="left"/>
+      <w:pPr>
+        <w:tabs>
+          <w:tab w:val="num" w:pos="2880"/>
+        </w:tabs>
+        <w:ind w:left="2880" w:hanging="360"/>
+      </w:pPr>
+      <w:rPr>
+        <w:rFonts w:ascii="Wingdings" w:hAnsi="Wingdings" w:hint="default"/>
+        <w:sz w:val="20"/>
+      </w:rPr>
+    </w:lvl>
+    <w:lvl w:ilvl="4" w:tentative="1">
+      <w:start w:val="1"/>
+      <w:numFmt w:val="bullet"/>
+      <w:lvlText w:val=""/>
+      <w:lvlJc w:val="left"/>
+      <w:pPr>
+        <w:tabs>
+          <w:tab w:val="num" w:pos="3600"/>
+        </w:tabs>
+        <w:ind w:left="3600" w:hanging="360"/>
+      </w:pPr>
+      <w:rPr>
+        <w:rFonts w:ascii="Wingdings" w:hAnsi="Wingdings" w:hint="default"/>
+        <w:sz w:val="20"/>
+      </w:rPr>
+    </w:lvl>
+    <w:lvl w:ilvl="5" w:tentative="1">
+      <w:start w:val="1"/>
+      <w:numFmt w:val="bullet"/>
+      <w:lvlText w:val=""/>
+      <w:lvlJc w:val="left"/>
+      <w:pPr>
+        <w:tabs>
+          <w:tab w:val="num" w:pos="4320"/>
+        </w:tabs>
+        <w:ind w:left="4320" w:hanging="360"/>
+      </w:pPr>
+      <w:rPr>
+        <w:rFonts w:ascii="Wingdings" w:hAnsi="Wingdings" w:hint="default"/>
+        <w:sz w:val="20"/>
+      </w:rPr>
+    </w:lvl>
+    <w:lvl w:ilvl="6" w:tentative="1">
+      <w:start w:val="1"/>
+      <w:numFmt w:val="bullet"/>
+      <w:lvlText w:val=""/>
+      <w:lvlJc w:val="left"/>
+      <w:pPr>
+        <w:tabs>
+          <w:tab w:val="num" w:pos="5040"/>
+        </w:tabs>
+        <w:ind w:left="5040" w:hanging="360"/>
+      </w:pPr>
+      <w:rPr>
+        <w:rFonts w:ascii="Wingdings" w:hAnsi="Wingdings" w:hint="default"/>
+        <w:sz w:val="20"/>
+      </w:rPr>
+    </w:lvl>
+    <w:lvl w:ilvl="7" w:tentative="1">
+      <w:start w:val="1"/>
+      <w:numFmt w:val="bullet"/>
+      <w:lvlText w:val=""/>
+      <w:lvlJc w:val="left"/>
+      <w:pPr>
+        <w:tabs>
+          <w:tab w:val="num" w:pos="5760"/>
+        </w:tabs>
+        <w:ind w:left="5760" w:hanging="360"/>
+      </w:pPr>
+      <w:rPr>
+        <w:rFonts w:ascii="Wingdings" w:hAnsi="Wingdings" w:hint="default"/>
+        <w:sz w:val="20"/>
+      </w:rPr>
+    </w:lvl>
+    <w:lvl w:ilvl="8" w:tentative="1">
+      <w:start w:val="1"/>
+      <w:numFmt w:val="bullet"/>
+      <w:lvlText w:val=""/>
+      <w:lvlJc w:val="left"/>
+      <w:pPr>
+        <w:tabs>
+          <w:tab w:val="num" w:pos="6480"/>
+        </w:tabs>
+        <w:ind w:left="6480" w:hanging="360"/>
+      </w:pPr>
+      <w:rPr>
+        <w:rFonts w:ascii="Wingdings" w:hAnsi="Wingdings" w:hint="default"/>
+        <w:sz w:val="20"/>
+      </w:rPr>
+    </w:lvl>
+  </w:abstractNum>
+  <w:abstractNum w:abstractNumId="8" w15:restartNumberingAfterBreak="0">
+    <w:nsid w:val="12BE3C02"/>
+    <w:multiLevelType w:val="multilevel"/>
+    <w:tmpl w:val="B48284EA"/>
+    <w:lvl w:ilvl="0">
+      <w:start w:val="1"/>
+      <w:numFmt w:val="bullet"/>
+      <w:lvlText w:val=""/>
+      <w:lvlJc w:val="left"/>
+      <w:pPr>
+        <w:tabs>
+          <w:tab w:val="num" w:pos="720"/>
+        </w:tabs>
+        <w:ind w:left="720" w:hanging="360"/>
+      </w:pPr>
+      <w:rPr>
+        <w:rFonts w:ascii="Symbol" w:hAnsi="Symbol" w:hint="default"/>
+        <w:sz w:val="20"/>
+      </w:rPr>
+    </w:lvl>
+    <w:lvl w:ilvl="1" w:tentative="1">
+      <w:start w:val="1"/>
+      <w:numFmt w:val="bullet"/>
+      <w:lvlText w:val="o"/>
+      <w:lvlJc w:val="left"/>
+      <w:pPr>
+        <w:tabs>
+          <w:tab w:val="num" w:pos="1440"/>
+        </w:tabs>
+        <w:ind w:left="1440" w:hanging="360"/>
+      </w:pPr>
+      <w:rPr>
+        <w:rFonts w:ascii="Courier New" w:hAnsi="Courier New" w:hint="default"/>
+        <w:sz w:val="20"/>
+      </w:rPr>
+    </w:lvl>
+    <w:lvl w:ilvl="2" w:tentative="1">
+      <w:start w:val="1"/>
+      <w:numFmt w:val="bullet"/>
+      <w:lvlText w:val=""/>
+      <w:lvlJc w:val="left"/>
+      <w:pPr>
+        <w:tabs>
+          <w:tab w:val="num" w:pos="2160"/>
+        </w:tabs>
+        <w:ind w:left="2160" w:hanging="360"/>
+      </w:pPr>
+      <w:rPr>
+        <w:rFonts w:ascii="Wingdings" w:hAnsi="Wingdings" w:hint="default"/>
+        <w:sz w:val="20"/>
+      </w:rPr>
+    </w:lvl>
+    <w:lvl w:ilvl="3" w:tentative="1">
+      <w:start w:val="1"/>
+      <w:numFmt w:val="bullet"/>
+      <w:lvlText w:val=""/>
+      <w:lvlJc w:val="left"/>
+      <w:pPr>
+        <w:tabs>
+          <w:tab w:val="num" w:pos="2880"/>
+        </w:tabs>
+        <w:ind w:left="2880" w:hanging="360"/>
+      </w:pPr>
+      <w:rPr>
+        <w:rFonts w:ascii="Wingdings" w:hAnsi="Wingdings" w:hint="default"/>
+        <w:sz w:val="20"/>
+      </w:rPr>
+    </w:lvl>
+    <w:lvl w:ilvl="4" w:tentative="1">
+      <w:start w:val="1"/>
+      <w:numFmt w:val="bullet"/>
+      <w:lvlText w:val=""/>
+      <w:lvlJc w:val="left"/>
+      <w:pPr>
+        <w:tabs>
+          <w:tab w:val="num" w:pos="3600"/>
+        </w:tabs>
+        <w:ind w:left="3600" w:hanging="360"/>
+      </w:pPr>
+      <w:rPr>
+        <w:rFonts w:ascii="Wingdings" w:hAnsi="Wingdings" w:hint="default"/>
+        <w:sz w:val="20"/>
+      </w:rPr>
+    </w:lvl>
+    <w:lvl w:ilvl="5" w:tentative="1">
+      <w:start w:val="1"/>
+      <w:numFmt w:val="bullet"/>
+      <w:lvlText w:val=""/>
+      <w:lvlJc w:val="left"/>
+      <w:pPr>
+        <w:tabs>
+          <w:tab w:val="num" w:pos="4320"/>
+        </w:tabs>
+        <w:ind w:left="4320" w:hanging="360"/>
+      </w:pPr>
+      <w:rPr>
+        <w:rFonts w:ascii="Wingdings" w:hAnsi="Wingdings" w:hint="default"/>
+        <w:sz w:val="20"/>
+      </w:rPr>
+    </w:lvl>
+    <w:lvl w:ilvl="6" w:tentative="1">
+      <w:start w:val="1"/>
+      <w:numFmt w:val="bullet"/>
+      <w:lvlText w:val=""/>
+      <w:lvlJc w:val="left"/>
+      <w:pPr>
+        <w:tabs>
+          <w:tab w:val="num" w:pos="5040"/>
+        </w:tabs>
+        <w:ind w:left="5040" w:hanging="360"/>
+      </w:pPr>
+      <w:rPr>
+        <w:rFonts w:ascii="Wingdings" w:hAnsi="Wingdings" w:hint="default"/>
+        <w:sz w:val="20"/>
+      </w:rPr>
+    </w:lvl>
+    <w:lvl w:ilvl="7" w:tentative="1">
+      <w:start w:val="1"/>
+      <w:numFmt w:val="bullet"/>
+      <w:lvlText w:val=""/>
+      <w:lvlJc w:val="left"/>
+      <w:pPr>
+        <w:tabs>
+          <w:tab w:val="num" w:pos="5760"/>
+        </w:tabs>
+        <w:ind w:left="5760" w:hanging="360"/>
+      </w:pPr>
+      <w:rPr>
+        <w:rFonts w:ascii="Wingdings" w:hAnsi="Wingdings" w:hint="default"/>
+        <w:sz w:val="20"/>
+      </w:rPr>
+    </w:lvl>
+    <w:lvl w:ilvl="8" w:tentative="1">
+      <w:start w:val="1"/>
+      <w:numFmt w:val="bullet"/>
+      <w:lvlText w:val=""/>
+      <w:lvlJc w:val="left"/>
+      <w:pPr>
+        <w:tabs>
+          <w:tab w:val="num" w:pos="6480"/>
+        </w:tabs>
+        <w:ind w:left="6480" w:hanging="360"/>
+      </w:pPr>
+      <w:rPr>
+        <w:rFonts w:ascii="Wingdings" w:hAnsi="Wingdings" w:hint="default"/>
+        <w:sz w:val="20"/>
+      </w:rPr>
+    </w:lvl>
+  </w:abstractNum>
+  <w:abstractNum w:abstractNumId="9" w15:restartNumberingAfterBreak="0">
+    <w:nsid w:val="15E77DF4"/>
+    <w:multiLevelType w:val="multilevel"/>
+    <w:tmpl w:val="7A50F25A"/>
+    <w:lvl w:ilvl="0">
+      <w:start w:val="1"/>
+      <w:numFmt w:val="bullet"/>
+      <w:lvlText w:val=""/>
+      <w:lvlJc w:val="left"/>
+      <w:pPr>
+        <w:tabs>
+          <w:tab w:val="num" w:pos="720"/>
+        </w:tabs>
+        <w:ind w:left="720" w:hanging="360"/>
+      </w:pPr>
+      <w:rPr>
+        <w:rFonts w:ascii="Symbol" w:hAnsi="Symbol" w:hint="default"/>
+        <w:sz w:val="20"/>
+      </w:rPr>
+    </w:lvl>
+    <w:lvl w:ilvl="1" w:tentative="1">
+      <w:start w:val="1"/>
+      <w:numFmt w:val="bullet"/>
+      <w:lvlText w:val="o"/>
+      <w:lvlJc w:val="left"/>
+      <w:pPr>
+        <w:tabs>
+          <w:tab w:val="num" w:pos="1440"/>
+        </w:tabs>
+        <w:ind w:left="1440" w:hanging="360"/>
+      </w:pPr>
+      <w:rPr>
+        <w:rFonts w:ascii="Courier New" w:hAnsi="Courier New" w:hint="default"/>
+        <w:sz w:val="20"/>
+      </w:rPr>
+    </w:lvl>
+    <w:lvl w:ilvl="2" w:tentative="1">
+      <w:start w:val="1"/>
+      <w:numFmt w:val="bullet"/>
+      <w:lvlText w:val=""/>
+      <w:lvlJc w:val="left"/>
+      <w:pPr>
+        <w:tabs>
+          <w:tab w:val="num" w:pos="2160"/>
+        </w:tabs>
+        <w:ind w:left="2160" w:hanging="360"/>
+      </w:pPr>
+      <w:rPr>
+        <w:rFonts w:ascii="Wingdings" w:hAnsi="Wingdings" w:hint="default"/>
+        <w:sz w:val="20"/>
+      </w:rPr>
+    </w:lvl>
+    <w:lvl w:ilvl="3" w:tentative="1">
+      <w:start w:val="1"/>
+      <w:numFmt w:val="bullet"/>
+      <w:lvlText w:val=""/>
+      <w:lvlJc w:val="left"/>
+      <w:pPr>
+        <w:tabs>
+          <w:tab w:val="num" w:pos="2880"/>
+        </w:tabs>
+        <w:ind w:left="2880" w:hanging="360"/>
+      </w:pPr>
+      <w:rPr>
+        <w:rFonts w:ascii="Wingdings" w:hAnsi="Wingdings" w:hint="default"/>
+        <w:sz w:val="20"/>
+      </w:rPr>
+    </w:lvl>
+    <w:lvl w:ilvl="4" w:tentative="1">
+      <w:start w:val="1"/>
+      <w:numFmt w:val="bullet"/>
+      <w:lvlText w:val=""/>
+      <w:lvlJc w:val="left"/>
+      <w:pPr>
+        <w:tabs>
+          <w:tab w:val="num" w:pos="3600"/>
+        </w:tabs>
+        <w:ind w:left="3600" w:hanging="360"/>
+      </w:pPr>
+      <w:rPr>
+        <w:rFonts w:ascii="Wingdings" w:hAnsi="Wingdings" w:hint="default"/>
+        <w:sz w:val="20"/>
+      </w:rPr>
+    </w:lvl>
+    <w:lvl w:ilvl="5" w:tentative="1">
+      <w:start w:val="1"/>
+      <w:numFmt w:val="bullet"/>
+      <w:lvlText w:val=""/>
+      <w:lvlJc w:val="left"/>
+      <w:pPr>
+        <w:tabs>
+          <w:tab w:val="num" w:pos="4320"/>
+        </w:tabs>
+        <w:ind w:left="4320" w:hanging="360"/>
+      </w:pPr>
+      <w:rPr>
+        <w:rFonts w:ascii="Wingdings" w:hAnsi="Wingdings" w:hint="default"/>
+        <w:sz w:val="20"/>
+      </w:rPr>
+    </w:lvl>
+    <w:lvl w:ilvl="6" w:tentative="1">
+      <w:start w:val="1"/>
+      <w:numFmt w:val="bullet"/>
+      <w:lvlText w:val=""/>
+      <w:lvlJc w:val="left"/>
+      <w:pPr>
+        <w:tabs>
+          <w:tab w:val="num" w:pos="5040"/>
+        </w:tabs>
+        <w:ind w:left="5040" w:hanging="360"/>
+      </w:pPr>
+      <w:rPr>
+        <w:rFonts w:ascii="Wingdings" w:hAnsi="Wingdings" w:hint="default"/>
+        <w:sz w:val="20"/>
+      </w:rPr>
+    </w:lvl>
+    <w:lvl w:ilvl="7" w:tentative="1">
+      <w:start w:val="1"/>
+      <w:numFmt w:val="bullet"/>
+      <w:lvlText w:val=""/>
+      <w:lvlJc w:val="left"/>
+      <w:pPr>
+        <w:tabs>
+          <w:tab w:val="num" w:pos="5760"/>
+        </w:tabs>
+        <w:ind w:left="5760" w:hanging="360"/>
+      </w:pPr>
+      <w:rPr>
+        <w:rFonts w:ascii="Wingdings" w:hAnsi="Wingdings" w:hint="default"/>
+        <w:sz w:val="20"/>
+      </w:rPr>
+    </w:lvl>
+    <w:lvl w:ilvl="8" w:tentative="1">
+      <w:start w:val="1"/>
+      <w:numFmt w:val="bullet"/>
+      <w:lvlText w:val=""/>
+      <w:lvlJc w:val="left"/>
+      <w:pPr>
+        <w:tabs>
+          <w:tab w:val="num" w:pos="6480"/>
+        </w:tabs>
+        <w:ind w:left="6480" w:hanging="360"/>
+      </w:pPr>
+      <w:rPr>
+        <w:rFonts w:ascii="Wingdings" w:hAnsi="Wingdings" w:hint="default"/>
+        <w:sz w:val="20"/>
+      </w:rPr>
+    </w:lvl>
+  </w:abstractNum>
+  <w:abstractNum w:abstractNumId="10" w15:restartNumberingAfterBreak="0">
+    <w:nsid w:val="197B4533"/>
+    <w:multiLevelType w:val="hybridMultilevel"/>
+    <w:tmpl w:val="14A68B6A"/>
+    <w:lvl w:ilvl="0" w:tplc="10090001">
+      <w:start w:val="1"/>
+      <w:numFmt w:val="bullet"/>
+      <w:lvlText w:val=""/>
+      <w:lvlJc w:val="left"/>
+      <w:pPr>
+        <w:ind w:left="720" w:hanging="360"/>
+      </w:pPr>
+      <w:rPr>
+        <w:rFonts w:ascii="Symbol" w:hAnsi="Symbol" w:hint="default"/>
+      </w:rPr>
+    </w:lvl>
+    <w:lvl w:ilvl="1" w:tplc="10090003" w:tentative="1">
+      <w:start w:val="1"/>
+      <w:numFmt w:val="bullet"/>
+      <w:lvlText w:val="o"/>
+      <w:lvlJc w:val="left"/>
+      <w:pPr>
+        <w:ind w:left="1440" w:hanging="360"/>
+      </w:pPr>
+      <w:rPr>
+        <w:rFonts w:ascii="Courier New" w:hAnsi="Courier New" w:cs="Courier New" w:hint="default"/>
+      </w:rPr>
+    </w:lvl>
+    <w:lvl w:ilvl="2" w:tplc="10090005" w:tentative="1">
+      <w:start w:val="1"/>
+      <w:numFmt w:val="bullet"/>
+      <w:lvlText w:val=""/>
+      <w:lvlJc w:val="left"/>
+      <w:pPr>
+        <w:ind w:left="2160" w:hanging="360"/>
+      </w:pPr>
+      <w:rPr>
+        <w:rFonts w:ascii="Wingdings" w:hAnsi="Wingdings" w:hint="default"/>
+      </w:rPr>
+    </w:lvl>
+    <w:lvl w:ilvl="3" w:tplc="10090001" w:tentative="1">
+      <w:start w:val="1"/>
+      <w:numFmt w:val="bullet"/>
+      <w:lvlText w:val=""/>
+      <w:lvlJc w:val="left"/>
+      <w:pPr>
+        <w:ind w:left="2880" w:hanging="360"/>
+      </w:pPr>
+      <w:rPr>
+        <w:rFonts w:ascii="Symbol" w:hAnsi="Symbol" w:hint="default"/>
+      </w:rPr>
+    </w:lvl>
+    <w:lvl w:ilvl="4" w:tplc="10090003" w:tentative="1">
+      <w:start w:val="1"/>
+      <w:numFmt w:val="bullet"/>
+      <w:lvlText w:val="o"/>
+      <w:lvlJc w:val="left"/>
+      <w:pPr>
+        <w:ind w:left="3600" w:hanging="360"/>
+      </w:pPr>
+      <w:rPr>
+        <w:rFonts w:ascii="Courier New" w:hAnsi="Courier New" w:cs="Courier New" w:hint="default"/>
+      </w:rPr>
+    </w:lvl>
+    <w:lvl w:ilvl="5" w:tplc="10090005" w:tentative="1">
+      <w:start w:val="1"/>
+      <w:numFmt w:val="bullet"/>
+      <w:lvlText w:val=""/>
+      <w:lvlJc w:val="left"/>
+      <w:pPr>
+        <w:ind w:left="4320" w:hanging="360"/>
+      </w:pPr>
+      <w:rPr>
+        <w:rFonts w:ascii="Wingdings" w:hAnsi="Wingdings" w:hint="default"/>
+      </w:rPr>
+    </w:lvl>
+    <w:lvl w:ilvl="6" w:tplc="10090001" w:tentative="1">
+      <w:start w:val="1"/>
+      <w:numFmt w:val="bullet"/>
+      <w:lvlText w:val=""/>
+      <w:lvlJc w:val="left"/>
+      <w:pPr>
+        <w:ind w:left="5040" w:hanging="360"/>
+      </w:pPr>
+      <w:rPr>
+        <w:rFonts w:ascii="Symbol" w:hAnsi="Symbol" w:hint="default"/>
+      </w:rPr>
+    </w:lvl>
+    <w:lvl w:ilvl="7" w:tplc="10090003" w:tentative="1">
+      <w:start w:val="1"/>
+      <w:numFmt w:val="bullet"/>
+      <w:lvlText w:val="o"/>
+      <w:lvlJc w:val="left"/>
+      <w:pPr>
+        <w:ind w:left="5760" w:hanging="360"/>
+      </w:pPr>
+      <w:rPr>
+        <w:rFonts w:ascii="Courier New" w:hAnsi="Courier New" w:cs="Courier New" w:hint="default"/>
+      </w:rPr>
+    </w:lvl>
+    <w:lvl w:ilvl="8" w:tplc="10090005" w:tentative="1">
+      <w:start w:val="1"/>
+      <w:numFmt w:val="bullet"/>
+      <w:lvlText w:val=""/>
+      <w:lvlJc w:val="left"/>
+      <w:pPr>
+        <w:ind w:left="6480" w:hanging="360"/>
+      </w:pPr>
+      <w:rPr>
+        <w:rFonts w:ascii="Wingdings" w:hAnsi="Wingdings" w:hint="default"/>
+      </w:rPr>
+    </w:lvl>
+  </w:abstractNum>
+  <w:abstractNum w:abstractNumId="11" w15:restartNumberingAfterBreak="0">
+    <w:nsid w:val="1BB34779"/>
+    <w:multiLevelType w:val="hybridMultilevel"/>
+    <w:tmpl w:val="606ED96E"/>
+    <w:lvl w:ilvl="0" w:tplc="10090001">
+      <w:start w:val="1"/>
+      <w:numFmt w:val="bullet"/>
+      <w:lvlText w:val=""/>
+      <w:lvlJc w:val="left"/>
+      <w:pPr>
+        <w:ind w:left="1080" w:hanging="360"/>
+      </w:pPr>
+      <w:rPr>
+        <w:rFonts w:ascii="Symbol" w:hAnsi="Symbol" w:hint="default"/>
+      </w:rPr>
+    </w:lvl>
+    <w:lvl w:ilvl="1" w:tplc="10090003" w:tentative="1">
+      <w:start w:val="1"/>
+      <w:numFmt w:val="bullet"/>
+      <w:lvlText w:val="o"/>
+      <w:lvlJc w:val="left"/>
+      <w:pPr>
+        <w:ind w:left="1800" w:hanging="360"/>
+      </w:pPr>
+      <w:rPr>
+        <w:rFonts w:ascii="Courier New" w:hAnsi="Courier New" w:cs="Courier New" w:hint="default"/>
+      </w:rPr>
+    </w:lvl>
+    <w:lvl w:ilvl="2" w:tplc="10090005" w:tentative="1">
+      <w:start w:val="1"/>
+      <w:numFmt w:val="bullet"/>
+      <w:lvlText w:val=""/>
+      <w:lvlJc w:val="left"/>
+      <w:pPr>
+        <w:ind w:left="2520" w:hanging="360"/>
+      </w:pPr>
+      <w:rPr>
+        <w:rFonts w:ascii="Wingdings" w:hAnsi="Wingdings" w:hint="default"/>
+      </w:rPr>
+    </w:lvl>
+    <w:lvl w:ilvl="3" w:tplc="10090001" w:tentative="1">
+      <w:start w:val="1"/>
+      <w:numFmt w:val="bullet"/>
+      <w:lvlText w:val=""/>
+      <w:lvlJc w:val="left"/>
+      <w:pPr>
+        <w:ind w:left="3240" w:hanging="360"/>
+      </w:pPr>
+      <w:rPr>
+        <w:rFonts w:ascii="Symbol" w:hAnsi="Symbol" w:hint="default"/>
+      </w:rPr>
+    </w:lvl>
+    <w:lvl w:ilvl="4" w:tplc="10090003" w:tentative="1">
+      <w:start w:val="1"/>
+      <w:numFmt w:val="bullet"/>
+      <w:lvlText w:val="o"/>
+      <w:lvlJc w:val="left"/>
+      <w:pPr>
+        <w:ind w:left="3960" w:hanging="360"/>
+      </w:pPr>
+      <w:rPr>
+        <w:rFonts w:ascii="Courier New" w:hAnsi="Courier New" w:cs="Courier New" w:hint="default"/>
+      </w:rPr>
+    </w:lvl>
+    <w:lvl w:ilvl="5" w:tplc="10090005" w:tentative="1">
+      <w:start w:val="1"/>
+      <w:numFmt w:val="bullet"/>
+      <w:lvlText w:val=""/>
+      <w:lvlJc w:val="left"/>
+      <w:pPr>
+        <w:ind w:left="4680" w:hanging="360"/>
+      </w:pPr>
+      <w:rPr>
+        <w:rFonts w:ascii="Wingdings" w:hAnsi="Wingdings" w:hint="default"/>
+      </w:rPr>
+    </w:lvl>
+    <w:lvl w:ilvl="6" w:tplc="10090001" w:tentative="1">
+      <w:start w:val="1"/>
+      <w:numFmt w:val="bullet"/>
+      <w:lvlText w:val=""/>
+      <w:lvlJc w:val="left"/>
+      <w:pPr>
+        <w:ind w:left="5400" w:hanging="360"/>
+      </w:pPr>
+      <w:rPr>
+        <w:rFonts w:ascii="Symbol" w:hAnsi="Symbol" w:hint="default"/>
+      </w:rPr>
+    </w:lvl>
+    <w:lvl w:ilvl="7" w:tplc="10090003" w:tentative="1">
+      <w:start w:val="1"/>
+      <w:numFmt w:val="bullet"/>
+      <w:lvlText w:val="o"/>
+      <w:lvlJc w:val="left"/>
+      <w:pPr>
+        <w:ind w:left="6120" w:hanging="360"/>
+      </w:pPr>
+      <w:rPr>
+        <w:rFonts w:ascii="Courier New" w:hAnsi="Courier New" w:cs="Courier New" w:hint="default"/>
+      </w:rPr>
+    </w:lvl>
+    <w:lvl w:ilvl="8" w:tplc="10090005" w:tentative="1">
+      <w:start w:val="1"/>
+      <w:numFmt w:val="bullet"/>
+      <w:lvlText w:val=""/>
+      <w:lvlJc w:val="left"/>
+      <w:pPr>
+        <w:ind w:left="6840" w:hanging="360"/>
+      </w:pPr>
+      <w:rPr>
+        <w:rFonts w:ascii="Wingdings" w:hAnsi="Wingdings" w:hint="default"/>
+      </w:rPr>
+    </w:lvl>
+  </w:abstractNum>
+  <w:abstractNum w:abstractNumId="12" w15:restartNumberingAfterBreak="0">
+    <w:nsid w:val="29AE2864"/>
+    <w:multiLevelType w:val="multilevel"/>
+    <w:tmpl w:val="81A2BF94"/>
+    <w:lvl w:ilvl="0">
+      <w:start w:val="1"/>
+      <w:numFmt w:val="bullet"/>
+      <w:lvlText w:val=""/>
+      <w:lvlJc w:val="left"/>
+      <w:pPr>
+        <w:tabs>
+          <w:tab w:val="num" w:pos="720"/>
+        </w:tabs>
+        <w:ind w:left="720" w:hanging="360"/>
+      </w:pPr>
+      <w:rPr>
+        <w:rFonts w:ascii="Symbol" w:hAnsi="Symbol" w:hint="default"/>
+        <w:sz w:val="20"/>
+      </w:rPr>
+    </w:lvl>
+    <w:lvl w:ilvl="1" w:tentative="1">
+      <w:start w:val="1"/>
+      <w:numFmt w:val="bullet"/>
+      <w:lvlText w:val="o"/>
+      <w:lvlJc w:val="left"/>
+      <w:pPr>
+        <w:tabs>
+          <w:tab w:val="num" w:pos="1440"/>
+        </w:tabs>
+        <w:ind w:left="1440" w:hanging="360"/>
+      </w:pPr>
+      <w:rPr>
+        <w:rFonts w:ascii="Courier New" w:hAnsi="Courier New" w:hint="default"/>
+        <w:sz w:val="20"/>
+      </w:rPr>
+    </w:lvl>
+    <w:lvl w:ilvl="2" w:tentative="1">
+      <w:start w:val="1"/>
+      <w:numFmt w:val="bullet"/>
+      <w:lvlText w:val=""/>
+      <w:lvlJc w:val="left"/>
+      <w:pPr>
+        <w:tabs>
+          <w:tab w:val="num" w:pos="2160"/>
+        </w:tabs>
+        <w:ind w:left="2160" w:hanging="360"/>
+      </w:pPr>
+      <w:rPr>
+        <w:rFonts w:ascii="Wingdings" w:hAnsi="Wingdings" w:hint="default"/>
+        <w:sz w:val="20"/>
+      </w:rPr>
+    </w:lvl>
+    <w:lvl w:ilvl="3" w:tentative="1">
+      <w:start w:val="1"/>
+      <w:numFmt w:val="bullet"/>
+      <w:lvlText w:val=""/>
+      <w:lvlJc w:val="left"/>
+      <w:pPr>
+        <w:tabs>
+          <w:tab w:val="num" w:pos="2880"/>
+        </w:tabs>
+        <w:ind w:left="2880" w:hanging="360"/>
+      </w:pPr>
+      <w:rPr>
+        <w:rFonts w:ascii="Wingdings" w:hAnsi="Wingdings" w:hint="default"/>
+        <w:sz w:val="20"/>
+      </w:rPr>
+    </w:lvl>
+    <w:lvl w:ilvl="4" w:tentative="1">
+      <w:start w:val="1"/>
+      <w:numFmt w:val="bullet"/>
+      <w:lvlText w:val=""/>
+      <w:lvlJc w:val="left"/>
+      <w:pPr>
+        <w:tabs>
+          <w:tab w:val="num" w:pos="3600"/>
+        </w:tabs>
+        <w:ind w:left="3600" w:hanging="360"/>
+      </w:pPr>
+      <w:rPr>
+        <w:rFonts w:ascii="Wingdings" w:hAnsi="Wingdings" w:hint="default"/>
+        <w:sz w:val="20"/>
+      </w:rPr>
+    </w:lvl>
+    <w:lvl w:ilvl="5" w:tentative="1">
+      <w:start w:val="1"/>
+      <w:numFmt w:val="bullet"/>
+      <w:lvlText w:val=""/>
+      <w:lvlJc w:val="left"/>
+      <w:pPr>
+        <w:tabs>
+          <w:tab w:val="num" w:pos="4320"/>
+        </w:tabs>
+        <w:ind w:left="4320" w:hanging="360"/>
+      </w:pPr>
+      <w:rPr>
+        <w:rFonts w:ascii="Wingdings" w:hAnsi="Wingdings" w:hint="default"/>
+        <w:sz w:val="20"/>
+      </w:rPr>
+    </w:lvl>
+    <w:lvl w:ilvl="6" w:tentative="1">
+      <w:start w:val="1"/>
+      <w:numFmt w:val="bullet"/>
+      <w:lvlText w:val=""/>
+      <w:lvlJc w:val="left"/>
+      <w:pPr>
+        <w:tabs>
+          <w:tab w:val="num" w:pos="5040"/>
+        </w:tabs>
+        <w:ind w:left="5040" w:hanging="360"/>
+      </w:pPr>
+      <w:rPr>
+        <w:rFonts w:ascii="Wingdings" w:hAnsi="Wingdings" w:hint="default"/>
+        <w:sz w:val="20"/>
+      </w:rPr>
+    </w:lvl>
+    <w:lvl w:ilvl="7" w:tentative="1">
+      <w:start w:val="1"/>
+      <w:numFmt w:val="bullet"/>
+      <w:lvlText w:val=""/>
+      <w:lvlJc w:val="left"/>
+      <w:pPr>
+        <w:tabs>
+          <w:tab w:val="num" w:pos="5760"/>
+        </w:tabs>
+        <w:ind w:left="5760" w:hanging="360"/>
+      </w:pPr>
+      <w:rPr>
+        <w:rFonts w:ascii="Wingdings" w:hAnsi="Wingdings" w:hint="default"/>
+        <w:sz w:val="20"/>
+      </w:rPr>
+    </w:lvl>
+    <w:lvl w:ilvl="8" w:tentative="1">
+      <w:start w:val="1"/>
+      <w:numFmt w:val="bullet"/>
+      <w:lvlText w:val=""/>
+      <w:lvlJc w:val="left"/>
+      <w:pPr>
+        <w:tabs>
+          <w:tab w:val="num" w:pos="6480"/>
+        </w:tabs>
+        <w:ind w:left="6480" w:hanging="360"/>
+      </w:pPr>
+      <w:rPr>
+        <w:rFonts w:ascii="Wingdings" w:hAnsi="Wingdings" w:hint="default"/>
+        <w:sz w:val="20"/>
+      </w:rPr>
+    </w:lvl>
+  </w:abstractNum>
+  <w:abstractNum w:abstractNumId="13" w15:restartNumberingAfterBreak="0">
+    <w:nsid w:val="2EA953F1"/>
+    <w:multiLevelType w:val="multilevel"/>
+    <w:tmpl w:val="3DBE1C58"/>
+    <w:lvl w:ilvl="0">
+      <w:start w:val="1"/>
+      <w:numFmt w:val="bullet"/>
+      <w:lvlText w:val=""/>
+      <w:lvlJc w:val="left"/>
+      <w:pPr>
+        <w:tabs>
+          <w:tab w:val="num" w:pos="720"/>
+        </w:tabs>
+        <w:ind w:left="720" w:hanging="360"/>
+      </w:pPr>
+      <w:rPr>
+        <w:rFonts w:ascii="Symbol" w:hAnsi="Symbol" w:hint="default"/>
+        <w:sz w:val="20"/>
+      </w:rPr>
+    </w:lvl>
+    <w:lvl w:ilvl="1" w:tentative="1">
+      <w:start w:val="1"/>
+      <w:numFmt w:val="bullet"/>
+      <w:lvlText w:val="o"/>
+      <w:lvlJc w:val="left"/>
+      <w:pPr>
+        <w:tabs>
+          <w:tab w:val="num" w:pos="1440"/>
+        </w:tabs>
+        <w:ind w:left="1440" w:hanging="360"/>
+      </w:pPr>
+      <w:rPr>
+        <w:rFonts w:ascii="Courier New" w:hAnsi="Courier New" w:hint="default"/>
+        <w:sz w:val="20"/>
+      </w:rPr>
+    </w:lvl>
+    <w:lvl w:ilvl="2" w:tentative="1">
+      <w:start w:val="1"/>
+      <w:numFmt w:val="bullet"/>
+      <w:lvlText w:val=""/>
+      <w:lvlJc w:val="left"/>
+      <w:pPr>
+        <w:tabs>
+          <w:tab w:val="num" w:pos="2160"/>
+        </w:tabs>
+        <w:ind w:left="2160" w:hanging="360"/>
+      </w:pPr>
+      <w:rPr>
+        <w:rFonts w:ascii="Wingdings" w:hAnsi="Wingdings" w:hint="default"/>
+        <w:sz w:val="20"/>
+      </w:rPr>
+    </w:lvl>
+    <w:lvl w:ilvl="3" w:tentative="1">
+      <w:start w:val="1"/>
+      <w:numFmt w:val="bullet"/>
+      <w:lvlText w:val=""/>
+      <w:lvlJc w:val="left"/>
+      <w:pPr>
+        <w:tabs>
+          <w:tab w:val="num" w:pos="2880"/>
+        </w:tabs>
+        <w:ind w:left="2880" w:hanging="360"/>
+      </w:pPr>
+      <w:rPr>
+        <w:rFonts w:ascii="Wingdings" w:hAnsi="Wingdings" w:hint="default"/>
+        <w:sz w:val="20"/>
+      </w:rPr>
+    </w:lvl>
+    <w:lvl w:ilvl="4" w:tentative="1">
+      <w:start w:val="1"/>
+      <w:numFmt w:val="bullet"/>
+      <w:lvlText w:val=""/>
+      <w:lvlJc w:val="left"/>
+      <w:pPr>
+        <w:tabs>
+          <w:tab w:val="num" w:pos="3600"/>
+        </w:tabs>
+        <w:ind w:left="3600" w:hanging="360"/>
+      </w:pPr>
+      <w:rPr>
+        <w:rFonts w:ascii="Wingdings" w:hAnsi="Wingdings" w:hint="default"/>
+        <w:sz w:val="20"/>
+      </w:rPr>
+    </w:lvl>
+    <w:lvl w:ilvl="5" w:tentative="1">
+      <w:start w:val="1"/>
+      <w:numFmt w:val="bullet"/>
+      <w:lvlText w:val=""/>
+      <w:lvlJc w:val="left"/>
+      <w:pPr>
+        <w:tabs>
+          <w:tab w:val="num" w:pos="4320"/>
+        </w:tabs>
+        <w:ind w:left="4320" w:hanging="360"/>
+      </w:pPr>
+      <w:rPr>
+        <w:rFonts w:ascii="Wingdings" w:hAnsi="Wingdings" w:hint="default"/>
+        <w:sz w:val="20"/>
+      </w:rPr>
+    </w:lvl>
+    <w:lvl w:ilvl="6" w:tentative="1">
+      <w:start w:val="1"/>
+      <w:numFmt w:val="bullet"/>
+      <w:lvlText w:val=""/>
+      <w:lvlJc w:val="left"/>
+      <w:pPr>
+        <w:tabs>
+          <w:tab w:val="num" w:pos="5040"/>
+        </w:tabs>
+        <w:ind w:left="5040" w:hanging="360"/>
+      </w:pPr>
+      <w:rPr>
+        <w:rFonts w:ascii="Wingdings" w:hAnsi="Wingdings" w:hint="default"/>
+        <w:sz w:val="20"/>
+      </w:rPr>
+    </w:lvl>
+    <w:lvl w:ilvl="7" w:tentative="1">
+      <w:start w:val="1"/>
+      <w:numFmt w:val="bullet"/>
+      <w:lvlText w:val=""/>
+      <w:lvlJc w:val="left"/>
+      <w:pPr>
+        <w:tabs>
+          <w:tab w:val="num" w:pos="5760"/>
+        </w:tabs>
+        <w:ind w:left="5760" w:hanging="360"/>
+      </w:pPr>
+      <w:rPr>
+        <w:rFonts w:ascii="Wingdings" w:hAnsi="Wingdings" w:hint="default"/>
+        <w:sz w:val="20"/>
+      </w:rPr>
+    </w:lvl>
+    <w:lvl w:ilvl="8" w:tentative="1">
+      <w:start w:val="1"/>
+      <w:numFmt w:val="bullet"/>
+      <w:lvlText w:val=""/>
+      <w:lvlJc w:val="left"/>
+      <w:pPr>
+        <w:tabs>
+          <w:tab w:val="num" w:pos="6480"/>
+        </w:tabs>
+        <w:ind w:left="6480" w:hanging="360"/>
+      </w:pPr>
+      <w:rPr>
+        <w:rFonts w:ascii="Wingdings" w:hAnsi="Wingdings" w:hint="default"/>
+        <w:sz w:val="20"/>
+      </w:rPr>
+    </w:lvl>
+  </w:abstractNum>
+  <w:abstractNum w:abstractNumId="14" w15:restartNumberingAfterBreak="0">
+    <w:nsid w:val="303B7306"/>
+    <w:multiLevelType w:val="multilevel"/>
+    <w:tmpl w:val="0CB0F81A"/>
+    <w:lvl w:ilvl="0">
+      <w:start w:val="1"/>
+      <w:numFmt w:val="bullet"/>
+      <w:lvlText w:val=""/>
+      <w:lvlJc w:val="left"/>
+      <w:pPr>
+        <w:tabs>
+          <w:tab w:val="num" w:pos="720"/>
+        </w:tabs>
+        <w:ind w:left="720" w:hanging="360"/>
+      </w:pPr>
+      <w:rPr>
+        <w:rFonts w:ascii="Symbol" w:hAnsi="Symbol" w:hint="default"/>
+        <w:sz w:val="20"/>
+      </w:rPr>
+    </w:lvl>
+    <w:lvl w:ilvl="1" w:tentative="1">
+      <w:start w:val="1"/>
+      <w:numFmt w:val="bullet"/>
+      <w:lvlText w:val="o"/>
+      <w:lvlJc w:val="left"/>
+      <w:pPr>
+        <w:tabs>
+          <w:tab w:val="num" w:pos="1440"/>
+        </w:tabs>
+        <w:ind w:left="1440" w:hanging="360"/>
+      </w:pPr>
+      <w:rPr>
+        <w:rFonts w:ascii="Courier New" w:hAnsi="Courier New" w:hint="default"/>
+        <w:sz w:val="20"/>
+      </w:rPr>
+    </w:lvl>
+    <w:lvl w:ilvl="2" w:tentative="1">
+      <w:start w:val="1"/>
+      <w:numFmt w:val="bullet"/>
+      <w:lvlText w:val=""/>
+      <w:lvlJc w:val="left"/>
+      <w:pPr>
+        <w:tabs>
+          <w:tab w:val="num" w:pos="2160"/>
+        </w:tabs>
+        <w:ind w:left="2160" w:hanging="360"/>
+      </w:pPr>
+      <w:rPr>
+        <w:rFonts w:ascii="Wingdings" w:hAnsi="Wingdings" w:hint="default"/>
+        <w:sz w:val="20"/>
+      </w:rPr>
+    </w:lvl>
+    <w:lvl w:ilvl="3" w:tentative="1">
+      <w:start w:val="1"/>
+      <w:numFmt w:val="bullet"/>
+      <w:lvlText w:val=""/>
+      <w:lvlJc w:val="left"/>
+      <w:pPr>
+        <w:tabs>
+          <w:tab w:val="num" w:pos="2880"/>
+        </w:tabs>
+        <w:ind w:left="2880" w:hanging="360"/>
+      </w:pPr>
+      <w:rPr>
+        <w:rFonts w:ascii="Wingdings" w:hAnsi="Wingdings" w:hint="default"/>
+        <w:sz w:val="20"/>
+      </w:rPr>
+    </w:lvl>
+    <w:lvl w:ilvl="4" w:tentative="1">
+      <w:start w:val="1"/>
+      <w:numFmt w:val="bullet"/>
+      <w:lvlText w:val=""/>
+      <w:lvlJc w:val="left"/>
+      <w:pPr>
+        <w:tabs>
+          <w:tab w:val="num" w:pos="3600"/>
+        </w:tabs>
+        <w:ind w:left="3600" w:hanging="360"/>
+      </w:pPr>
+      <w:rPr>
+        <w:rFonts w:ascii="Wingdings" w:hAnsi="Wingdings" w:hint="default"/>
+        <w:sz w:val="20"/>
+      </w:rPr>
+    </w:lvl>
+    <w:lvl w:ilvl="5" w:tentative="1">
+      <w:start w:val="1"/>
+      <w:numFmt w:val="bullet"/>
+      <w:lvlText w:val=""/>
+      <w:lvlJc w:val="left"/>
+      <w:pPr>
+        <w:tabs>
+          <w:tab w:val="num" w:pos="4320"/>
+        </w:tabs>
+        <w:ind w:left="4320" w:hanging="360"/>
+      </w:pPr>
+      <w:rPr>
+        <w:rFonts w:ascii="Wingdings" w:hAnsi="Wingdings" w:hint="default"/>
+        <w:sz w:val="20"/>
+      </w:rPr>
+    </w:lvl>
+    <w:lvl w:ilvl="6" w:tentative="1">
+      <w:start w:val="1"/>
+      <w:numFmt w:val="bullet"/>
+      <w:lvlText w:val=""/>
+      <w:lvlJc w:val="left"/>
+      <w:pPr>
+        <w:tabs>
+          <w:tab w:val="num" w:pos="5040"/>
+        </w:tabs>
+        <w:ind w:left="5040" w:hanging="360"/>
+      </w:pPr>
+      <w:rPr>
+        <w:rFonts w:ascii="Wingdings" w:hAnsi="Wingdings" w:hint="default"/>
+        <w:sz w:val="20"/>
+      </w:rPr>
+    </w:lvl>
+    <w:lvl w:ilvl="7" w:tentative="1">
+      <w:start w:val="1"/>
+      <w:numFmt w:val="bullet"/>
+      <w:lvlText w:val=""/>
+      <w:lvlJc w:val="left"/>
+      <w:pPr>
+        <w:tabs>
+          <w:tab w:val="num" w:pos="5760"/>
+        </w:tabs>
+        <w:ind w:left="5760" w:hanging="360"/>
+      </w:pPr>
+      <w:rPr>
+        <w:rFonts w:ascii="Wingdings" w:hAnsi="Wingdings" w:hint="default"/>
+        <w:sz w:val="20"/>
+      </w:rPr>
+    </w:lvl>
+    <w:lvl w:ilvl="8" w:tentative="1">
+      <w:start w:val="1"/>
+      <w:numFmt w:val="bullet"/>
+      <w:lvlText w:val=""/>
+      <w:lvlJc w:val="left"/>
+      <w:pPr>
+        <w:tabs>
+          <w:tab w:val="num" w:pos="6480"/>
+        </w:tabs>
+        <w:ind w:left="6480" w:hanging="360"/>
+      </w:pPr>
+      <w:rPr>
+        <w:rFonts w:ascii="Wingdings" w:hAnsi="Wingdings" w:hint="default"/>
+        <w:sz w:val="20"/>
+      </w:rPr>
+    </w:lvl>
+  </w:abstractNum>
+  <w:abstractNum w:abstractNumId="15" w15:restartNumberingAfterBreak="0">
+    <w:nsid w:val="311074E9"/>
+    <w:multiLevelType w:val="multilevel"/>
+    <w:tmpl w:val="DFD2F6C8"/>
+    <w:lvl w:ilvl="0">
+      <w:start w:val="1"/>
+      <w:numFmt w:val="bullet"/>
+      <w:lvlText w:val=""/>
+      <w:lvlJc w:val="left"/>
+      <w:pPr>
+        <w:tabs>
+          <w:tab w:val="num" w:pos="720"/>
+        </w:tabs>
+        <w:ind w:left="720" w:hanging="360"/>
+      </w:pPr>
+      <w:rPr>
+        <w:rFonts w:ascii="Symbol" w:hAnsi="Symbol" w:hint="default"/>
+        <w:sz w:val="20"/>
+      </w:rPr>
+    </w:lvl>
+    <w:lvl w:ilvl="1" w:tentative="1">
+      <w:start w:val="1"/>
+      <w:numFmt w:val="bullet"/>
+      <w:lvlText w:val="o"/>
+      <w:lvlJc w:val="left"/>
+      <w:pPr>
+        <w:tabs>
+          <w:tab w:val="num" w:pos="1440"/>
+        </w:tabs>
+        <w:ind w:left="1440" w:hanging="360"/>
+      </w:pPr>
+      <w:rPr>
+        <w:rFonts w:ascii="Courier New" w:hAnsi="Courier New" w:hint="default"/>
+        <w:sz w:val="20"/>
+      </w:rPr>
+    </w:lvl>
+    <w:lvl w:ilvl="2" w:tentative="1">
+      <w:start w:val="1"/>
+      <w:numFmt w:val="bullet"/>
+      <w:lvlText w:val=""/>
+      <w:lvlJc w:val="left"/>
+      <w:pPr>
+        <w:tabs>
+          <w:tab w:val="num" w:pos="2160"/>
+        </w:tabs>
+        <w:ind w:left="2160" w:hanging="360"/>
+      </w:pPr>
+      <w:rPr>
+        <w:rFonts w:ascii="Wingdings" w:hAnsi="Wingdings" w:hint="default"/>
+        <w:sz w:val="20"/>
+      </w:rPr>
+    </w:lvl>
+    <w:lvl w:ilvl="3" w:tentative="1">
+      <w:start w:val="1"/>
+      <w:numFmt w:val="bullet"/>
+      <w:lvlText w:val=""/>
+      <w:lvlJc w:val="left"/>
+      <w:pPr>
+        <w:tabs>
+          <w:tab w:val="num" w:pos="2880"/>
+        </w:tabs>
+        <w:ind w:left="2880" w:hanging="360"/>
+      </w:pPr>
+      <w:rPr>
+        <w:rFonts w:ascii="Wingdings" w:hAnsi="Wingdings" w:hint="default"/>
+        <w:sz w:val="20"/>
+      </w:rPr>
+    </w:lvl>
+    <w:lvl w:ilvl="4" w:tentative="1">
+      <w:start w:val="1"/>
+      <w:numFmt w:val="bullet"/>
+      <w:lvlText w:val=""/>
+      <w:lvlJc w:val="left"/>
+      <w:pPr>
+        <w:tabs>
+          <w:tab w:val="num" w:pos="3600"/>
+        </w:tabs>
+        <w:ind w:left="3600" w:hanging="360"/>
+      </w:pPr>
+      <w:rPr>
+        <w:rFonts w:ascii="Wingdings" w:hAnsi="Wingdings" w:hint="default"/>
+        <w:sz w:val="20"/>
+      </w:rPr>
+    </w:lvl>
+    <w:lvl w:ilvl="5" w:tentative="1">
+      <w:start w:val="1"/>
+      <w:numFmt w:val="bullet"/>
+      <w:lvlText w:val=""/>
+      <w:lvlJc w:val="left"/>
+      <w:pPr>
+        <w:tabs>
+          <w:tab w:val="num" w:pos="4320"/>
+        </w:tabs>
+        <w:ind w:left="4320" w:hanging="360"/>
+      </w:pPr>
+      <w:rPr>
+        <w:rFonts w:ascii="Wingdings" w:hAnsi="Wingdings" w:hint="default"/>
+        <w:sz w:val="20"/>
+      </w:rPr>
+    </w:lvl>
+    <w:lvl w:ilvl="6" w:tentative="1">
+      <w:start w:val="1"/>
+      <w:numFmt w:val="bullet"/>
+      <w:lvlText w:val=""/>
+      <w:lvlJc w:val="left"/>
+      <w:pPr>
+        <w:tabs>
+          <w:tab w:val="num" w:pos="5040"/>
+        </w:tabs>
+        <w:ind w:left="5040" w:hanging="360"/>
+      </w:pPr>
+      <w:rPr>
+        <w:rFonts w:ascii="Wingdings" w:hAnsi="Wingdings" w:hint="default"/>
+        <w:sz w:val="20"/>
+      </w:rPr>
+    </w:lvl>
+    <w:lvl w:ilvl="7" w:tentative="1">
+      <w:start w:val="1"/>
+      <w:numFmt w:val="bullet"/>
+      <w:lvlText w:val=""/>
+      <w:lvlJc w:val="left"/>
+      <w:pPr>
+        <w:tabs>
+          <w:tab w:val="num" w:pos="5760"/>
+        </w:tabs>
+        <w:ind w:left="5760" w:hanging="360"/>
+      </w:pPr>
+      <w:rPr>
+        <w:rFonts w:ascii="Wingdings" w:hAnsi="Wingdings" w:hint="default"/>
+        <w:sz w:val="20"/>
+      </w:rPr>
+    </w:lvl>
+    <w:lvl w:ilvl="8" w:tentative="1">
+      <w:start w:val="1"/>
+      <w:numFmt w:val="bullet"/>
+      <w:lvlText w:val=""/>
+      <w:lvlJc w:val="left"/>
+      <w:pPr>
+        <w:tabs>
+          <w:tab w:val="num" w:pos="6480"/>
+        </w:tabs>
+        <w:ind w:left="6480" w:hanging="360"/>
+      </w:pPr>
+      <w:rPr>
+        <w:rFonts w:ascii="Wingdings" w:hAnsi="Wingdings" w:hint="default"/>
+        <w:sz w:val="20"/>
+      </w:rPr>
+    </w:lvl>
+  </w:abstractNum>
+  <w:abstractNum w:abstractNumId="16" w15:restartNumberingAfterBreak="0">
+    <w:nsid w:val="34E21008"/>
+    <w:multiLevelType w:val="multilevel"/>
+    <w:tmpl w:val="57164656"/>
+    <w:lvl w:ilvl="0">
+      <w:start w:val="1"/>
+      <w:numFmt w:val="bullet"/>
+      <w:lvlText w:val=""/>
+      <w:lvlJc w:val="left"/>
+      <w:pPr>
+        <w:tabs>
+          <w:tab w:val="num" w:pos="720"/>
+        </w:tabs>
+        <w:ind w:left="720" w:hanging="360"/>
+      </w:pPr>
+      <w:rPr>
+        <w:rFonts w:ascii="Symbol" w:hAnsi="Symbol" w:hint="default"/>
+        <w:sz w:val="20"/>
+      </w:rPr>
+    </w:lvl>
+    <w:lvl w:ilvl="1" w:tentative="1">
+      <w:start w:val="1"/>
+      <w:numFmt w:val="bullet"/>
+      <w:lvlText w:val="o"/>
+      <w:lvlJc w:val="left"/>
+      <w:pPr>
+        <w:tabs>
+          <w:tab w:val="num" w:pos="1440"/>
+        </w:tabs>
+        <w:ind w:left="1440" w:hanging="360"/>
+      </w:pPr>
+      <w:rPr>
+        <w:rFonts w:ascii="Courier New" w:hAnsi="Courier New" w:hint="default"/>
+        <w:sz w:val="20"/>
+      </w:rPr>
+    </w:lvl>
+    <w:lvl w:ilvl="2" w:tentative="1">
+      <w:start w:val="1"/>
+      <w:numFmt w:val="bullet"/>
+      <w:lvlText w:val=""/>
+      <w:lvlJc w:val="left"/>
+      <w:pPr>
+        <w:tabs>
+          <w:tab w:val="num" w:pos="2160"/>
+        </w:tabs>
+        <w:ind w:left="2160" w:hanging="360"/>
+      </w:pPr>
+      <w:rPr>
+        <w:rFonts w:ascii="Wingdings" w:hAnsi="Wingdings" w:hint="default"/>
+        <w:sz w:val="20"/>
+      </w:rPr>
+    </w:lvl>
+    <w:lvl w:ilvl="3" w:tentative="1">
+      <w:start w:val="1"/>
+      <w:numFmt w:val="bullet"/>
+      <w:lvlText w:val=""/>
+      <w:lvlJc w:val="left"/>
+      <w:pPr>
+        <w:tabs>
+          <w:tab w:val="num" w:pos="2880"/>
+        </w:tabs>
+        <w:ind w:left="2880" w:hanging="360"/>
+      </w:pPr>
+      <w:rPr>
+        <w:rFonts w:ascii="Wingdings" w:hAnsi="Wingdings" w:hint="default"/>
+        <w:sz w:val="20"/>
+      </w:rPr>
+    </w:lvl>
+    <w:lvl w:ilvl="4" w:tentative="1">
+      <w:start w:val="1"/>
+      <w:numFmt w:val="bullet"/>
+      <w:lvlText w:val=""/>
+      <w:lvlJc w:val="left"/>
+      <w:pPr>
+        <w:tabs>
+          <w:tab w:val="num" w:pos="3600"/>
+        </w:tabs>
+        <w:ind w:left="3600" w:hanging="360"/>
+      </w:pPr>
+      <w:rPr>
+        <w:rFonts w:ascii="Wingdings" w:hAnsi="Wingdings" w:hint="default"/>
+        <w:sz w:val="20"/>
+      </w:rPr>
+    </w:lvl>
+    <w:lvl w:ilvl="5" w:tentative="1">
+      <w:start w:val="1"/>
+      <w:numFmt w:val="bullet"/>
+      <w:lvlText w:val=""/>
+      <w:lvlJc w:val="left"/>
+      <w:pPr>
+        <w:tabs>
+          <w:tab w:val="num" w:pos="4320"/>
+        </w:tabs>
+        <w:ind w:left="4320" w:hanging="360"/>
+      </w:pPr>
+      <w:rPr>
+        <w:rFonts w:ascii="Wingdings" w:hAnsi="Wingdings" w:hint="default"/>
+        <w:sz w:val="20"/>
+      </w:rPr>
+    </w:lvl>
+    <w:lvl w:ilvl="6" w:tentative="1">
+      <w:start w:val="1"/>
+      <w:numFmt w:val="bullet"/>
+      <w:lvlText w:val=""/>
+      <w:lvlJc w:val="left"/>
+      <w:pPr>
+        <w:tabs>
+          <w:tab w:val="num" w:pos="5040"/>
+        </w:tabs>
+        <w:ind w:left="5040" w:hanging="360"/>
+      </w:pPr>
+      <w:rPr>
+        <w:rFonts w:ascii="Wingdings" w:hAnsi="Wingdings" w:hint="default"/>
+        <w:sz w:val="20"/>
+      </w:rPr>
+    </w:lvl>
+    <w:lvl w:ilvl="7" w:tentative="1">
+      <w:start w:val="1"/>
+      <w:numFmt w:val="bullet"/>
+      <w:lvlText w:val=""/>
+      <w:lvlJc w:val="left"/>
+      <w:pPr>
+        <w:tabs>
+          <w:tab w:val="num" w:pos="5760"/>
+        </w:tabs>
+        <w:ind w:left="5760" w:hanging="360"/>
+      </w:pPr>
+      <w:rPr>
+        <w:rFonts w:ascii="Wingdings" w:hAnsi="Wingdings" w:hint="default"/>
+        <w:sz w:val="20"/>
+      </w:rPr>
+    </w:lvl>
+    <w:lvl w:ilvl="8" w:tentative="1">
+      <w:start w:val="1"/>
+      <w:numFmt w:val="bullet"/>
+      <w:lvlText w:val=""/>
+      <w:lvlJc w:val="left"/>
+      <w:pPr>
+        <w:tabs>
+          <w:tab w:val="num" w:pos="6480"/>
+        </w:tabs>
+        <w:ind w:left="6480" w:hanging="360"/>
+      </w:pPr>
+      <w:rPr>
+        <w:rFonts w:ascii="Wingdings" w:hAnsi="Wingdings" w:hint="default"/>
+        <w:sz w:val="20"/>
+      </w:rPr>
+    </w:lvl>
+  </w:abstractNum>
+  <w:abstractNum w:abstractNumId="17" w15:restartNumberingAfterBreak="0">
+    <w:nsid w:val="368A0A00"/>
+    <w:multiLevelType w:val="hybridMultilevel"/>
+    <w:tmpl w:val="C448B2AA"/>
+    <w:lvl w:ilvl="0" w:tplc="1009000F">
+      <w:start w:val="1"/>
+      <w:numFmt w:val="decimal"/>
+      <w:lvlText w:val="%1."/>
+      <w:lvlJc w:val="left"/>
+      <w:pPr>
+        <w:ind w:left="720" w:hanging="360"/>
+      </w:pPr>
+    </w:lvl>
+    <w:lvl w:ilvl="1" w:tplc="10090019" w:tentative="1">
+      <w:start w:val="1"/>
+      <w:numFmt w:val="lowerLetter"/>
+      <w:lvlText w:val="%2."/>
+      <w:lvlJc w:val="left"/>
+      <w:pPr>
+        <w:ind w:left="1440" w:hanging="360"/>
+      </w:pPr>
+    </w:lvl>
+    <w:lvl w:ilvl="2" w:tplc="1009001B" w:tentative="1">
+      <w:start w:val="1"/>
+      <w:numFmt w:val="lowerRoman"/>
+      <w:lvlText w:val="%3."/>
+      <w:lvlJc w:val="right"/>
+      <w:pPr>
+        <w:ind w:left="2160" w:hanging="180"/>
+      </w:pPr>
+    </w:lvl>
+    <w:lvl w:ilvl="3" w:tplc="1009000F" w:tentative="1">
+      <w:start w:val="1"/>
+      <w:numFmt w:val="decimal"/>
+      <w:lvlText w:val="%4."/>
+      <w:lvlJc w:val="left"/>
+      <w:pPr>
+        <w:ind w:left="2880" w:hanging="360"/>
+      </w:pPr>
+    </w:lvl>
+    <w:lvl w:ilvl="4" w:tplc="10090019" w:tentative="1">
+      <w:start w:val="1"/>
+      <w:numFmt w:val="lowerLetter"/>
+      <w:lvlText w:val="%5."/>
+      <w:lvlJc w:val="left"/>
+      <w:pPr>
+        <w:ind w:left="3600" w:hanging="360"/>
+      </w:pPr>
+    </w:lvl>
+    <w:lvl w:ilvl="5" w:tplc="1009001B" w:tentative="1">
+      <w:start w:val="1"/>
+      <w:numFmt w:val="lowerRoman"/>
+      <w:lvlText w:val="%6."/>
+      <w:lvlJc w:val="right"/>
+      <w:pPr>
+        <w:ind w:left="4320" w:hanging="180"/>
+      </w:pPr>
+    </w:lvl>
+    <w:lvl w:ilvl="6" w:tplc="1009000F" w:tentative="1">
+      <w:start w:val="1"/>
+      <w:numFmt w:val="decimal"/>
+      <w:lvlText w:val="%7."/>
+      <w:lvlJc w:val="left"/>
+      <w:pPr>
+        <w:ind w:left="5040" w:hanging="360"/>
+      </w:pPr>
+    </w:lvl>
+    <w:lvl w:ilvl="7" w:tplc="10090019" w:tentative="1">
+      <w:start w:val="1"/>
+      <w:numFmt w:val="lowerLetter"/>
+      <w:lvlText w:val="%8."/>
+      <w:lvlJc w:val="left"/>
+      <w:pPr>
+        <w:ind w:left="5760" w:hanging="360"/>
+      </w:pPr>
+    </w:lvl>
+    <w:lvl w:ilvl="8" w:tplc="1009001B" w:tentative="1">
+      <w:start w:val="1"/>
+      <w:numFmt w:val="lowerRoman"/>
+      <w:lvlText w:val="%9."/>
+      <w:lvlJc w:val="right"/>
+      <w:pPr>
+        <w:ind w:left="6480" w:hanging="180"/>
+      </w:pPr>
+    </w:lvl>
+  </w:abstractNum>
+  <w:abstractNum w:abstractNumId="18" w15:restartNumberingAfterBreak="0">
+    <w:nsid w:val="39470750"/>
+    <w:multiLevelType w:val="multilevel"/>
+    <w:tmpl w:val="87C2B59E"/>
+    <w:lvl w:ilvl="0">
+      <w:start w:val="1"/>
+      <w:numFmt w:val="bullet"/>
+      <w:lvlText w:val=""/>
+      <w:lvlJc w:val="left"/>
+      <w:pPr>
+        <w:tabs>
+          <w:tab w:val="num" w:pos="720"/>
+        </w:tabs>
+        <w:ind w:left="720" w:hanging="360"/>
+      </w:pPr>
+      <w:rPr>
+        <w:rFonts w:ascii="Symbol" w:hAnsi="Symbol" w:hint="default"/>
+        <w:sz w:val="20"/>
+      </w:rPr>
+    </w:lvl>
+    <w:lvl w:ilvl="1" w:tentative="1">
+      <w:start w:val="1"/>
+      <w:numFmt w:val="bullet"/>
+      <w:lvlText w:val="o"/>
+      <w:lvlJc w:val="left"/>
+      <w:pPr>
+        <w:tabs>
+          <w:tab w:val="num" w:pos="1440"/>
+        </w:tabs>
+        <w:ind w:left="1440" w:hanging="360"/>
+      </w:pPr>
+      <w:rPr>
+        <w:rFonts w:ascii="Courier New" w:hAnsi="Courier New" w:hint="default"/>
+        <w:sz w:val="20"/>
+      </w:rPr>
+    </w:lvl>
+    <w:lvl w:ilvl="2" w:tentative="1">
+      <w:start w:val="1"/>
+      <w:numFmt w:val="bullet"/>
+      <w:lvlText w:val=""/>
+      <w:lvlJc w:val="left"/>
+      <w:pPr>
+        <w:tabs>
+          <w:tab w:val="num" w:pos="2160"/>
+        </w:tabs>
+        <w:ind w:left="2160" w:hanging="360"/>
+      </w:pPr>
+      <w:rPr>
+        <w:rFonts w:ascii="Wingdings" w:hAnsi="Wingdings" w:hint="default"/>
+        <w:sz w:val="20"/>
+      </w:rPr>
+    </w:lvl>
+    <w:lvl w:ilvl="3" w:tentative="1">
+      <w:start w:val="1"/>
+      <w:numFmt w:val="bullet"/>
+      <w:lvlText w:val=""/>
+      <w:lvlJc w:val="left"/>
+      <w:pPr>
+        <w:tabs>
+          <w:tab w:val="num" w:pos="2880"/>
+        </w:tabs>
+        <w:ind w:left="2880" w:hanging="360"/>
+      </w:pPr>
+      <w:rPr>
+        <w:rFonts w:ascii="Wingdings" w:hAnsi="Wingdings" w:hint="default"/>
+        <w:sz w:val="20"/>
+      </w:rPr>
+    </w:lvl>
+    <w:lvl w:ilvl="4" w:tentative="1">
+      <w:start w:val="1"/>
+      <w:numFmt w:val="bullet"/>
+      <w:lvlText w:val=""/>
+      <w:lvlJc w:val="left"/>
+      <w:pPr>
+        <w:tabs>
+          <w:tab w:val="num" w:pos="3600"/>
+        </w:tabs>
+        <w:ind w:left="3600" w:hanging="360"/>
+      </w:pPr>
+      <w:rPr>
+        <w:rFonts w:ascii="Wingdings" w:hAnsi="Wingdings" w:hint="default"/>
+        <w:sz w:val="20"/>
+      </w:rPr>
+    </w:lvl>
+    <w:lvl w:ilvl="5" w:tentative="1">
+      <w:start w:val="1"/>
+      <w:numFmt w:val="bullet"/>
+      <w:lvlText w:val=""/>
+      <w:lvlJc w:val="left"/>
+      <w:pPr>
+        <w:tabs>
+          <w:tab w:val="num" w:pos="4320"/>
+        </w:tabs>
+        <w:ind w:left="4320" w:hanging="360"/>
+      </w:pPr>
+      <w:rPr>
+        <w:rFonts w:ascii="Wingdings" w:hAnsi="Wingdings" w:hint="default"/>
+        <w:sz w:val="20"/>
+      </w:rPr>
+    </w:lvl>
+    <w:lvl w:ilvl="6" w:tentative="1">
+      <w:start w:val="1"/>
+      <w:numFmt w:val="bullet"/>
+      <w:lvlText w:val=""/>
+      <w:lvlJc w:val="left"/>
+      <w:pPr>
+        <w:tabs>
+          <w:tab w:val="num" w:pos="5040"/>
+        </w:tabs>
+        <w:ind w:left="5040" w:hanging="360"/>
+      </w:pPr>
+      <w:rPr>
+        <w:rFonts w:ascii="Wingdings" w:hAnsi="Wingdings" w:hint="default"/>
+        <w:sz w:val="20"/>
+      </w:rPr>
+    </w:lvl>
+    <w:lvl w:ilvl="7" w:tentative="1">
+      <w:start w:val="1"/>
+      <w:numFmt w:val="bullet"/>
+      <w:lvlText w:val=""/>
+      <w:lvlJc w:val="left"/>
+      <w:pPr>
+        <w:tabs>
+          <w:tab w:val="num" w:pos="5760"/>
+        </w:tabs>
+        <w:ind w:left="5760" w:hanging="360"/>
+      </w:pPr>
+      <w:rPr>
+        <w:rFonts w:ascii="Wingdings" w:hAnsi="Wingdings" w:hint="default"/>
+        <w:sz w:val="20"/>
+      </w:rPr>
+    </w:lvl>
+    <w:lvl w:ilvl="8" w:tentative="1">
+      <w:start w:val="1"/>
+      <w:numFmt w:val="bullet"/>
+      <w:lvlText w:val=""/>
+      <w:lvlJc w:val="left"/>
+      <w:pPr>
+        <w:tabs>
+          <w:tab w:val="num" w:pos="6480"/>
+        </w:tabs>
+        <w:ind w:left="6480" w:hanging="360"/>
+      </w:pPr>
+      <w:rPr>
+        <w:rFonts w:ascii="Wingdings" w:hAnsi="Wingdings" w:hint="default"/>
+        <w:sz w:val="20"/>
+      </w:rPr>
+    </w:lvl>
+  </w:abstractNum>
+  <w:abstractNum w:abstractNumId="19" w15:restartNumberingAfterBreak="0">
+    <w:nsid w:val="397A49C3"/>
+    <w:multiLevelType w:val="multilevel"/>
+    <w:tmpl w:val="032ABE40"/>
+    <w:lvl w:ilvl="0">
+      <w:start w:val="1"/>
+      <w:numFmt w:val="bullet"/>
+      <w:lvlText w:val=""/>
+      <w:lvlJc w:val="left"/>
+      <w:pPr>
+        <w:tabs>
+          <w:tab w:val="num" w:pos="720"/>
+        </w:tabs>
+        <w:ind w:left="720" w:hanging="360"/>
+      </w:pPr>
+      <w:rPr>
+        <w:rFonts w:ascii="Symbol" w:hAnsi="Symbol" w:hint="default"/>
+        <w:sz w:val="20"/>
+      </w:rPr>
+    </w:lvl>
+    <w:lvl w:ilvl="1">
+      <w:start w:val="1"/>
+      <w:numFmt w:val="decimal"/>
+      <w:lvlText w:val="%2."/>
+      <w:lvlJc w:val="left"/>
+      <w:pPr>
+        <w:ind w:left="1440" w:hanging="360"/>
+      </w:pPr>
+      <w:rPr>
+        <w:rFonts w:hint="default"/>
+      </w:rPr>
+    </w:lvl>
+    <w:lvl w:ilvl="2" w:tentative="1">
+      <w:start w:val="1"/>
+      <w:numFmt w:val="bullet"/>
+      <w:lvlText w:val=""/>
+      <w:lvlJc w:val="left"/>
+      <w:pPr>
+        <w:tabs>
+          <w:tab w:val="num" w:pos="2160"/>
+        </w:tabs>
+        <w:ind w:left="2160" w:hanging="360"/>
+      </w:pPr>
+      <w:rPr>
+        <w:rFonts w:ascii="Wingdings" w:hAnsi="Wingdings" w:hint="default"/>
+        <w:sz w:val="20"/>
+      </w:rPr>
+    </w:lvl>
+    <w:lvl w:ilvl="3" w:tentative="1">
+      <w:start w:val="1"/>
+      <w:numFmt w:val="bullet"/>
+      <w:lvlText w:val=""/>
+      <w:lvlJc w:val="left"/>
+      <w:pPr>
+        <w:tabs>
+          <w:tab w:val="num" w:pos="2880"/>
+        </w:tabs>
+        <w:ind w:left="2880" w:hanging="360"/>
+      </w:pPr>
+      <w:rPr>
+        <w:rFonts w:ascii="Wingdings" w:hAnsi="Wingdings" w:hint="default"/>
+        <w:sz w:val="20"/>
+      </w:rPr>
+    </w:lvl>
+    <w:lvl w:ilvl="4" w:tentative="1">
+      <w:start w:val="1"/>
+      <w:numFmt w:val="bullet"/>
+      <w:lvlText w:val=""/>
+      <w:lvlJc w:val="left"/>
+      <w:pPr>
+        <w:tabs>
+          <w:tab w:val="num" w:pos="3600"/>
+        </w:tabs>
+        <w:ind w:left="3600" w:hanging="360"/>
+      </w:pPr>
+      <w:rPr>
+        <w:rFonts w:ascii="Wingdings" w:hAnsi="Wingdings" w:hint="default"/>
+        <w:sz w:val="20"/>
+      </w:rPr>
+    </w:lvl>
+    <w:lvl w:ilvl="5" w:tentative="1">
+      <w:start w:val="1"/>
+      <w:numFmt w:val="bullet"/>
+      <w:lvlText w:val=""/>
+      <w:lvlJc w:val="left"/>
+      <w:pPr>
+        <w:tabs>
+          <w:tab w:val="num" w:pos="4320"/>
+        </w:tabs>
+        <w:ind w:left="4320" w:hanging="360"/>
+      </w:pPr>
+      <w:rPr>
+        <w:rFonts w:ascii="Wingdings" w:hAnsi="Wingdings" w:hint="default"/>
+        <w:sz w:val="20"/>
+      </w:rPr>
+    </w:lvl>
+    <w:lvl w:ilvl="6" w:tentative="1">
+      <w:start w:val="1"/>
+      <w:numFmt w:val="bullet"/>
+      <w:lvlText w:val=""/>
+      <w:lvlJc w:val="left"/>
+      <w:pPr>
+        <w:tabs>
+          <w:tab w:val="num" w:pos="5040"/>
+        </w:tabs>
+        <w:ind w:left="5040" w:hanging="360"/>
+      </w:pPr>
+      <w:rPr>
+        <w:rFonts w:ascii="Wingdings" w:hAnsi="Wingdings" w:hint="default"/>
+        <w:sz w:val="20"/>
+      </w:rPr>
+    </w:lvl>
+    <w:lvl w:ilvl="7" w:tentative="1">
+      <w:start w:val="1"/>
+      <w:numFmt w:val="bullet"/>
+      <w:lvlText w:val=""/>
+      <w:lvlJc w:val="left"/>
+      <w:pPr>
+        <w:tabs>
+          <w:tab w:val="num" w:pos="5760"/>
+        </w:tabs>
+        <w:ind w:left="5760" w:hanging="360"/>
+      </w:pPr>
+      <w:rPr>
+        <w:rFonts w:ascii="Wingdings" w:hAnsi="Wingdings" w:hint="default"/>
+        <w:sz w:val="20"/>
+      </w:rPr>
+    </w:lvl>
+    <w:lvl w:ilvl="8" w:tentative="1">
+      <w:start w:val="1"/>
+      <w:numFmt w:val="bullet"/>
+      <w:lvlText w:val=""/>
+      <w:lvlJc w:val="left"/>
+      <w:pPr>
+        <w:tabs>
+          <w:tab w:val="num" w:pos="6480"/>
+        </w:tabs>
+        <w:ind w:left="6480" w:hanging="360"/>
+      </w:pPr>
+      <w:rPr>
+        <w:rFonts w:ascii="Wingdings" w:hAnsi="Wingdings" w:hint="default"/>
+        <w:sz w:val="20"/>
+      </w:rPr>
+    </w:lvl>
+  </w:abstractNum>
+  <w:abstractNum w:abstractNumId="20" w15:restartNumberingAfterBreak="0">
+    <w:nsid w:val="3FE610E0"/>
+    <w:multiLevelType w:val="multilevel"/>
+    <w:tmpl w:val="26561A76"/>
+    <w:lvl w:ilvl="0">
+      <w:start w:val="1"/>
+      <w:numFmt w:val="bullet"/>
+      <w:lvlText w:val=""/>
+      <w:lvlJc w:val="left"/>
+      <w:pPr>
+        <w:tabs>
+          <w:tab w:val="num" w:pos="720"/>
+        </w:tabs>
+        <w:ind w:left="720" w:hanging="360"/>
+      </w:pPr>
+      <w:rPr>
+        <w:rFonts w:ascii="Symbol" w:hAnsi="Symbol" w:hint="default"/>
+        <w:sz w:val="20"/>
+      </w:rPr>
+    </w:lvl>
+    <w:lvl w:ilvl="1">
+      <w:start w:val="1"/>
+      <w:numFmt w:val="bullet"/>
+      <w:lvlText w:val="o"/>
+      <w:lvlJc w:val="left"/>
+      <w:pPr>
+        <w:tabs>
+          <w:tab w:val="num" w:pos="1440"/>
+        </w:tabs>
+        <w:ind w:left="1440" w:hanging="360"/>
+      </w:pPr>
+      <w:rPr>
+        <w:rFonts w:ascii="Courier New" w:hAnsi="Courier New" w:hint="default"/>
+        <w:sz w:val="20"/>
+      </w:rPr>
+    </w:lvl>
+    <w:lvl w:ilvl="2" w:tentative="1">
+      <w:start w:val="1"/>
+      <w:numFmt w:val="bullet"/>
+      <w:lvlText w:val=""/>
+      <w:lvlJc w:val="left"/>
+      <w:pPr>
+        <w:tabs>
+          <w:tab w:val="num" w:pos="2160"/>
+        </w:tabs>
+        <w:ind w:left="2160" w:hanging="360"/>
+      </w:pPr>
+      <w:rPr>
+        <w:rFonts w:ascii="Wingdings" w:hAnsi="Wingdings" w:hint="default"/>
+        <w:sz w:val="20"/>
+      </w:rPr>
+    </w:lvl>
+    <w:lvl w:ilvl="3" w:tentative="1">
+      <w:start w:val="1"/>
+      <w:numFmt w:val="bullet"/>
+      <w:lvlText w:val=""/>
+      <w:lvlJc w:val="left"/>
+      <w:pPr>
+        <w:tabs>
+          <w:tab w:val="num" w:pos="2880"/>
+        </w:tabs>
+        <w:ind w:left="2880" w:hanging="360"/>
+      </w:pPr>
+      <w:rPr>
+        <w:rFonts w:ascii="Wingdings" w:hAnsi="Wingdings" w:hint="default"/>
+        <w:sz w:val="20"/>
+      </w:rPr>
+    </w:lvl>
+    <w:lvl w:ilvl="4" w:tentative="1">
+      <w:start w:val="1"/>
+      <w:numFmt w:val="bullet"/>
+      <w:lvlText w:val=""/>
+      <w:lvlJc w:val="left"/>
+      <w:pPr>
+        <w:tabs>
+          <w:tab w:val="num" w:pos="3600"/>
+        </w:tabs>
+        <w:ind w:left="3600" w:hanging="360"/>
+      </w:pPr>
+      <w:rPr>
+        <w:rFonts w:ascii="Wingdings" w:hAnsi="Wingdings" w:hint="default"/>
+        <w:sz w:val="20"/>
+      </w:rPr>
+    </w:lvl>
+    <w:lvl w:ilvl="5" w:tentative="1">
+      <w:start w:val="1"/>
+      <w:numFmt w:val="bullet"/>
+      <w:lvlText w:val=""/>
+      <w:lvlJc w:val="left"/>
+      <w:pPr>
+        <w:tabs>
+          <w:tab w:val="num" w:pos="4320"/>
+        </w:tabs>
+        <w:ind w:left="4320" w:hanging="360"/>
+      </w:pPr>
+      <w:rPr>
+        <w:rFonts w:ascii="Wingdings" w:hAnsi="Wingdings" w:hint="default"/>
+        <w:sz w:val="20"/>
+      </w:rPr>
+    </w:lvl>
+    <w:lvl w:ilvl="6" w:tentative="1">
+      <w:start w:val="1"/>
+      <w:numFmt w:val="bullet"/>
+      <w:lvlText w:val=""/>
+      <w:lvlJc w:val="left"/>
+      <w:pPr>
+        <w:tabs>
+          <w:tab w:val="num" w:pos="5040"/>
+        </w:tabs>
+        <w:ind w:left="5040" w:hanging="360"/>
+      </w:pPr>
+      <w:rPr>
+        <w:rFonts w:ascii="Wingdings" w:hAnsi="Wingdings" w:hint="default"/>
+        <w:sz w:val="20"/>
+      </w:rPr>
+    </w:lvl>
+    <w:lvl w:ilvl="7" w:tentative="1">
+      <w:start w:val="1"/>
+      <w:numFmt w:val="bullet"/>
+      <w:lvlText w:val=""/>
+      <w:lvlJc w:val="left"/>
+      <w:pPr>
+        <w:tabs>
+          <w:tab w:val="num" w:pos="5760"/>
+        </w:tabs>
+        <w:ind w:left="5760" w:hanging="360"/>
+      </w:pPr>
+      <w:rPr>
+        <w:rFonts w:ascii="Wingdings" w:hAnsi="Wingdings" w:hint="default"/>
+        <w:sz w:val="20"/>
+      </w:rPr>
+    </w:lvl>
+    <w:lvl w:ilvl="8" w:tentative="1">
+      <w:start w:val="1"/>
+      <w:numFmt w:val="bullet"/>
+      <w:lvlText w:val=""/>
+      <w:lvlJc w:val="left"/>
+      <w:pPr>
+        <w:tabs>
+          <w:tab w:val="num" w:pos="6480"/>
+        </w:tabs>
+        <w:ind w:left="6480" w:hanging="360"/>
+      </w:pPr>
+      <w:rPr>
+        <w:rFonts w:ascii="Wingdings" w:hAnsi="Wingdings" w:hint="default"/>
+        <w:sz w:val="20"/>
+      </w:rPr>
+    </w:lvl>
+  </w:abstractNum>
+  <w:abstractNum w:abstractNumId="21" w15:restartNumberingAfterBreak="0">
     <w:nsid w:val="424051AD"/>
     <w:multiLevelType w:val="hybridMultilevel"/>
     <w:tmpl w:val="43FEC48C"/>
@@ -1296,7 +4228,120 @@
       </w:pPr>
     </w:lvl>
   </w:abstractNum>
-  <w:abstractNum w:abstractNumId="1" w15:restartNumberingAfterBreak="0">
+  <w:abstractNum w:abstractNumId="22" w15:restartNumberingAfterBreak="0">
+    <w:nsid w:val="474E4926"/>
+    <w:multiLevelType w:val="hybridMultilevel"/>
+    <w:tmpl w:val="D39A757A"/>
+    <w:lvl w:ilvl="0" w:tplc="10090001">
+      <w:start w:val="1"/>
+      <w:numFmt w:val="bullet"/>
+      <w:lvlText w:val=""/>
+      <w:lvlJc w:val="left"/>
+      <w:pPr>
+        <w:ind w:left="720" w:hanging="360"/>
+      </w:pPr>
+      <w:rPr>
+        <w:rFonts w:ascii="Symbol" w:hAnsi="Symbol" w:hint="default"/>
+      </w:rPr>
+    </w:lvl>
+    <w:lvl w:ilvl="1" w:tplc="10090003" w:tentative="1">
+      <w:start w:val="1"/>
+      <w:numFmt w:val="bullet"/>
+      <w:lvlText w:val="o"/>
+      <w:lvlJc w:val="left"/>
+      <w:pPr>
+        <w:ind w:left="1440" w:hanging="360"/>
+      </w:pPr>
+      <w:rPr>
+        <w:rFonts w:ascii="Courier New" w:hAnsi="Courier New" w:cs="Courier New" w:hint="default"/>
+      </w:rPr>
+    </w:lvl>
+    <w:lvl w:ilvl="2" w:tplc="10090005" w:tentative="1">
+      <w:start w:val="1"/>
+      <w:numFmt w:val="bullet"/>
+      <w:lvlText w:val=""/>
+      <w:lvlJc w:val="left"/>
+      <w:pPr>
+        <w:ind w:left="2160" w:hanging="360"/>
+      </w:pPr>
+      <w:rPr>
+        <w:rFonts w:ascii="Wingdings" w:hAnsi="Wingdings" w:hint="default"/>
+      </w:rPr>
+    </w:lvl>
+    <w:lvl w:ilvl="3" w:tplc="10090001" w:tentative="1">
+      <w:start w:val="1"/>
+      <w:numFmt w:val="bullet"/>
+      <w:lvlText w:val=""/>
+      <w:lvlJc w:val="left"/>
+      <w:pPr>
+        <w:ind w:left="2880" w:hanging="360"/>
+      </w:pPr>
+      <w:rPr>
+        <w:rFonts w:ascii="Symbol" w:hAnsi="Symbol" w:hint="default"/>
+      </w:rPr>
+    </w:lvl>
+    <w:lvl w:ilvl="4" w:tplc="10090003" w:tentative="1">
+      <w:start w:val="1"/>
+      <w:numFmt w:val="bullet"/>
+      <w:lvlText w:val="o"/>
+      <w:lvlJc w:val="left"/>
+      <w:pPr>
+        <w:ind w:left="3600" w:hanging="360"/>
+      </w:pPr>
+      <w:rPr>
+        <w:rFonts w:ascii="Courier New" w:hAnsi="Courier New" w:cs="Courier New" w:hint="default"/>
+      </w:rPr>
+    </w:lvl>
+    <w:lvl w:ilvl="5" w:tplc="10090005" w:tentative="1">
+      <w:start w:val="1"/>
+      <w:numFmt w:val="bullet"/>
+      <w:lvlText w:val=""/>
+      <w:lvlJc w:val="left"/>
+      <w:pPr>
+        <w:ind w:left="4320" w:hanging="360"/>
+      </w:pPr>
+      <w:rPr>
+        <w:rFonts w:ascii="Wingdings" w:hAnsi="Wingdings" w:hint="default"/>
+      </w:rPr>
+    </w:lvl>
+    <w:lvl w:ilvl="6" w:tplc="10090001" w:tentative="1">
+      <w:start w:val="1"/>
+      <w:numFmt w:val="bullet"/>
+      <w:lvlText w:val=""/>
+      <w:lvlJc w:val="left"/>
+      <w:pPr>
+        <w:ind w:left="5040" w:hanging="360"/>
+      </w:pPr>
+      <w:rPr>
+        <w:rFonts w:ascii="Symbol" w:hAnsi="Symbol" w:hint="default"/>
+      </w:rPr>
+    </w:lvl>
+    <w:lvl w:ilvl="7" w:tplc="10090003" w:tentative="1">
+      <w:start w:val="1"/>
+      <w:numFmt w:val="bullet"/>
+      <w:lvlText w:val="o"/>
+      <w:lvlJc w:val="left"/>
+      <w:pPr>
+        <w:ind w:left="5760" w:hanging="360"/>
+      </w:pPr>
+      <w:rPr>
+        <w:rFonts w:ascii="Courier New" w:hAnsi="Courier New" w:cs="Courier New" w:hint="default"/>
+      </w:rPr>
+    </w:lvl>
+    <w:lvl w:ilvl="8" w:tplc="10090005" w:tentative="1">
+      <w:start w:val="1"/>
+      <w:numFmt w:val="bullet"/>
+      <w:lvlText w:val=""/>
+      <w:lvlJc w:val="left"/>
+      <w:pPr>
+        <w:ind w:left="6480" w:hanging="360"/>
+      </w:pPr>
+      <w:rPr>
+        <w:rFonts w:ascii="Wingdings" w:hAnsi="Wingdings" w:hint="default"/>
+      </w:rPr>
+    </w:lvl>
+  </w:abstractNum>
+  <w:abstractNum w:abstractNumId="23" w15:restartNumberingAfterBreak="0">
     <w:nsid w:val="4F857802"/>
     <w:multiLevelType w:val="hybridMultilevel"/>
     <w:tmpl w:val="74846DA2"/>
@@ -1382,7 +4427,269 @@
       </w:pPr>
     </w:lvl>
   </w:abstractNum>
-  <w:abstractNum w:abstractNumId="2" w15:restartNumberingAfterBreak="0">
+  <w:abstractNum w:abstractNumId="24" w15:restartNumberingAfterBreak="0">
+    <w:nsid w:val="52071009"/>
+    <w:multiLevelType w:val="hybridMultilevel"/>
+    <w:tmpl w:val="D090C8C2"/>
+    <w:lvl w:ilvl="0" w:tplc="10090001">
+      <w:start w:val="1"/>
+      <w:numFmt w:val="bullet"/>
+      <w:lvlText w:val=""/>
+      <w:lvlJc w:val="left"/>
+      <w:pPr>
+        <w:ind w:left="720" w:hanging="360"/>
+      </w:pPr>
+      <w:rPr>
+        <w:rFonts w:ascii="Symbol" w:hAnsi="Symbol" w:hint="default"/>
+      </w:rPr>
+    </w:lvl>
+    <w:lvl w:ilvl="1" w:tplc="10090003" w:tentative="1">
+      <w:start w:val="1"/>
+      <w:numFmt w:val="bullet"/>
+      <w:lvlText w:val="o"/>
+      <w:lvlJc w:val="left"/>
+      <w:pPr>
+        <w:ind w:left="1440" w:hanging="360"/>
+      </w:pPr>
+      <w:rPr>
+        <w:rFonts w:ascii="Courier New" w:hAnsi="Courier New" w:cs="Courier New" w:hint="default"/>
+      </w:rPr>
+    </w:lvl>
+    <w:lvl w:ilvl="2" w:tplc="10090005" w:tentative="1">
+      <w:start w:val="1"/>
+      <w:numFmt w:val="bullet"/>
+      <w:lvlText w:val=""/>
+      <w:lvlJc w:val="left"/>
+      <w:pPr>
+        <w:ind w:left="2160" w:hanging="360"/>
+      </w:pPr>
+      <w:rPr>
+        <w:rFonts w:ascii="Wingdings" w:hAnsi="Wingdings" w:hint="default"/>
+      </w:rPr>
+    </w:lvl>
+    <w:lvl w:ilvl="3" w:tplc="10090001" w:tentative="1">
+      <w:start w:val="1"/>
+      <w:numFmt w:val="bullet"/>
+      <w:lvlText w:val=""/>
+      <w:lvlJc w:val="left"/>
+      <w:pPr>
+        <w:ind w:left="2880" w:hanging="360"/>
+      </w:pPr>
+      <w:rPr>
+        <w:rFonts w:ascii="Symbol" w:hAnsi="Symbol" w:hint="default"/>
+      </w:rPr>
+    </w:lvl>
+    <w:lvl w:ilvl="4" w:tplc="10090003" w:tentative="1">
+      <w:start w:val="1"/>
+      <w:numFmt w:val="bullet"/>
+      <w:lvlText w:val="o"/>
+      <w:lvlJc w:val="left"/>
+      <w:pPr>
+        <w:ind w:left="3600" w:hanging="360"/>
+      </w:pPr>
+      <w:rPr>
+        <w:rFonts w:ascii="Courier New" w:hAnsi="Courier New" w:cs="Courier New" w:hint="default"/>
+      </w:rPr>
+    </w:lvl>
+    <w:lvl w:ilvl="5" w:tplc="10090005" w:tentative="1">
+      <w:start w:val="1"/>
+      <w:numFmt w:val="bullet"/>
+      <w:lvlText w:val=""/>
+      <w:lvlJc w:val="left"/>
+      <w:pPr>
+        <w:ind w:left="4320" w:hanging="360"/>
+      </w:pPr>
+      <w:rPr>
+        <w:rFonts w:ascii="Wingdings" w:hAnsi="Wingdings" w:hint="default"/>
+      </w:rPr>
+    </w:lvl>
+    <w:lvl w:ilvl="6" w:tplc="10090001" w:tentative="1">
+      <w:start w:val="1"/>
+      <w:numFmt w:val="bullet"/>
+      <w:lvlText w:val=""/>
+      <w:lvlJc w:val="left"/>
+      <w:pPr>
+        <w:ind w:left="5040" w:hanging="360"/>
+      </w:pPr>
+      <w:rPr>
+        <w:rFonts w:ascii="Symbol" w:hAnsi="Symbol" w:hint="default"/>
+      </w:rPr>
+    </w:lvl>
+    <w:lvl w:ilvl="7" w:tplc="10090003" w:tentative="1">
+      <w:start w:val="1"/>
+      <w:numFmt w:val="bullet"/>
+      <w:lvlText w:val="o"/>
+      <w:lvlJc w:val="left"/>
+      <w:pPr>
+        <w:ind w:left="5760" w:hanging="360"/>
+      </w:pPr>
+      <w:rPr>
+        <w:rFonts w:ascii="Courier New" w:hAnsi="Courier New" w:cs="Courier New" w:hint="default"/>
+      </w:rPr>
+    </w:lvl>
+    <w:lvl w:ilvl="8" w:tplc="10090005" w:tentative="1">
+      <w:start w:val="1"/>
+      <w:numFmt w:val="bullet"/>
+      <w:lvlText w:val=""/>
+      <w:lvlJc w:val="left"/>
+      <w:pPr>
+        <w:ind w:left="6480" w:hanging="360"/>
+      </w:pPr>
+      <w:rPr>
+        <w:rFonts w:ascii="Wingdings" w:hAnsi="Wingdings" w:hint="default"/>
+      </w:rPr>
+    </w:lvl>
+  </w:abstractNum>
+  <w:abstractNum w:abstractNumId="25" w15:restartNumberingAfterBreak="0">
+    <w:nsid w:val="5B5D399E"/>
+    <w:multiLevelType w:val="multilevel"/>
+    <w:tmpl w:val="5FB41418"/>
+    <w:lvl w:ilvl="0">
+      <w:start w:val="1"/>
+      <w:numFmt w:val="bullet"/>
+      <w:lvlText w:val=""/>
+      <w:lvlJc w:val="left"/>
+      <w:pPr>
+        <w:tabs>
+          <w:tab w:val="num" w:pos="720"/>
+        </w:tabs>
+        <w:ind w:left="720" w:hanging="360"/>
+      </w:pPr>
+      <w:rPr>
+        <w:rFonts w:ascii="Symbol" w:hAnsi="Symbol" w:hint="default"/>
+        <w:sz w:val="20"/>
+      </w:rPr>
+    </w:lvl>
+    <w:lvl w:ilvl="1" w:tentative="1">
+      <w:start w:val="1"/>
+      <w:numFmt w:val="bullet"/>
+      <w:lvlText w:val="o"/>
+      <w:lvlJc w:val="left"/>
+      <w:pPr>
+        <w:tabs>
+          <w:tab w:val="num" w:pos="1440"/>
+        </w:tabs>
+        <w:ind w:left="1440" w:hanging="360"/>
+      </w:pPr>
+      <w:rPr>
+        <w:rFonts w:ascii="Courier New" w:hAnsi="Courier New" w:hint="default"/>
+        <w:sz w:val="20"/>
+      </w:rPr>
+    </w:lvl>
+    <w:lvl w:ilvl="2" w:tentative="1">
+      <w:start w:val="1"/>
+      <w:numFmt w:val="bullet"/>
+      <w:lvlText w:val=""/>
+      <w:lvlJc w:val="left"/>
+      <w:pPr>
+        <w:tabs>
+          <w:tab w:val="num" w:pos="2160"/>
+        </w:tabs>
+        <w:ind w:left="2160" w:hanging="360"/>
+      </w:pPr>
+      <w:rPr>
+        <w:rFonts w:ascii="Wingdings" w:hAnsi="Wingdings" w:hint="default"/>
+        <w:sz w:val="20"/>
+      </w:rPr>
+    </w:lvl>
+    <w:lvl w:ilvl="3" w:tentative="1">
+      <w:start w:val="1"/>
+      <w:numFmt w:val="bullet"/>
+      <w:lvlText w:val=""/>
+      <w:lvlJc w:val="left"/>
+      <w:pPr>
+        <w:tabs>
+          <w:tab w:val="num" w:pos="2880"/>
+        </w:tabs>
+        <w:ind w:left="2880" w:hanging="360"/>
+      </w:pPr>
+      <w:rPr>
+        <w:rFonts w:ascii="Wingdings" w:hAnsi="Wingdings" w:hint="default"/>
+        <w:sz w:val="20"/>
+      </w:rPr>
+    </w:lvl>
+    <w:lvl w:ilvl="4" w:tentative="1">
+      <w:start w:val="1"/>
+      <w:numFmt w:val="bullet"/>
+      <w:lvlText w:val=""/>
+      <w:lvlJc w:val="left"/>
+      <w:pPr>
+        <w:tabs>
+          <w:tab w:val="num" w:pos="3600"/>
+        </w:tabs>
+        <w:ind w:left="3600" w:hanging="360"/>
+      </w:pPr>
+      <w:rPr>
+        <w:rFonts w:ascii="Wingdings" w:hAnsi="Wingdings" w:hint="default"/>
+        <w:sz w:val="20"/>
+      </w:rPr>
+    </w:lvl>
+    <w:lvl w:ilvl="5" w:tentative="1">
+      <w:start w:val="1"/>
+      <w:numFmt w:val="bullet"/>
+      <w:lvlText w:val=""/>
+      <w:lvlJc w:val="left"/>
+      <w:pPr>
+        <w:tabs>
+          <w:tab w:val="num" w:pos="4320"/>
+        </w:tabs>
+        <w:ind w:left="4320" w:hanging="360"/>
+      </w:pPr>
+      <w:rPr>
+        <w:rFonts w:ascii="Wingdings" w:hAnsi="Wingdings" w:hint="default"/>
+        <w:sz w:val="20"/>
+      </w:rPr>
+    </w:lvl>
+    <w:lvl w:ilvl="6" w:tentative="1">
+      <w:start w:val="1"/>
+      <w:numFmt w:val="bullet"/>
+      <w:lvlText w:val=""/>
+      <w:lvlJc w:val="left"/>
+      <w:pPr>
+        <w:tabs>
+          <w:tab w:val="num" w:pos="5040"/>
+        </w:tabs>
+        <w:ind w:left="5040" w:hanging="360"/>
+      </w:pPr>
+      <w:rPr>
+        <w:rFonts w:ascii="Wingdings" w:hAnsi="Wingdings" w:hint="default"/>
+        <w:sz w:val="20"/>
+      </w:rPr>
+    </w:lvl>
+    <w:lvl w:ilvl="7" w:tentative="1">
+      <w:start w:val="1"/>
+      <w:numFmt w:val="bullet"/>
+      <w:lvlText w:val=""/>
+      <w:lvlJc w:val="left"/>
+      <w:pPr>
+        <w:tabs>
+          <w:tab w:val="num" w:pos="5760"/>
+        </w:tabs>
+        <w:ind w:left="5760" w:hanging="360"/>
+      </w:pPr>
+      <w:rPr>
+        <w:rFonts w:ascii="Wingdings" w:hAnsi="Wingdings" w:hint="default"/>
+        <w:sz w:val="20"/>
+      </w:rPr>
+    </w:lvl>
+    <w:lvl w:ilvl="8" w:tentative="1">
+      <w:start w:val="1"/>
+      <w:numFmt w:val="bullet"/>
+      <w:lvlText w:val=""/>
+      <w:lvlJc w:val="left"/>
+      <w:pPr>
+        <w:tabs>
+          <w:tab w:val="num" w:pos="6480"/>
+        </w:tabs>
+        <w:ind w:left="6480" w:hanging="360"/>
+      </w:pPr>
+      <w:rPr>
+        <w:rFonts w:ascii="Wingdings" w:hAnsi="Wingdings" w:hint="default"/>
+        <w:sz w:val="20"/>
+      </w:rPr>
+    </w:lvl>
+  </w:abstractNum>
+  <w:abstractNum w:abstractNumId="26" w15:restartNumberingAfterBreak="0">
     <w:nsid w:val="5E314EE4"/>
     <w:multiLevelType w:val="hybridMultilevel"/>
     <w:tmpl w:val="6BA8A406"/>
@@ -1495,7 +4802,531 @@
       </w:rPr>
     </w:lvl>
   </w:abstractNum>
-  <w:abstractNum w:abstractNumId="3" w15:restartNumberingAfterBreak="0">
+  <w:abstractNum w:abstractNumId="27" w15:restartNumberingAfterBreak="0">
+    <w:nsid w:val="5F7B3F4F"/>
+    <w:multiLevelType w:val="multilevel"/>
+    <w:tmpl w:val="053C153A"/>
+    <w:lvl w:ilvl="0">
+      <w:start w:val="1"/>
+      <w:numFmt w:val="bullet"/>
+      <w:lvlText w:val=""/>
+      <w:lvlJc w:val="left"/>
+      <w:pPr>
+        <w:tabs>
+          <w:tab w:val="num" w:pos="720"/>
+        </w:tabs>
+        <w:ind w:left="720" w:hanging="360"/>
+      </w:pPr>
+      <w:rPr>
+        <w:rFonts w:ascii="Symbol" w:hAnsi="Symbol" w:hint="default"/>
+        <w:sz w:val="20"/>
+      </w:rPr>
+    </w:lvl>
+    <w:lvl w:ilvl="1" w:tentative="1">
+      <w:start w:val="1"/>
+      <w:numFmt w:val="bullet"/>
+      <w:lvlText w:val="o"/>
+      <w:lvlJc w:val="left"/>
+      <w:pPr>
+        <w:tabs>
+          <w:tab w:val="num" w:pos="1440"/>
+        </w:tabs>
+        <w:ind w:left="1440" w:hanging="360"/>
+      </w:pPr>
+      <w:rPr>
+        <w:rFonts w:ascii="Courier New" w:hAnsi="Courier New" w:hint="default"/>
+        <w:sz w:val="20"/>
+      </w:rPr>
+    </w:lvl>
+    <w:lvl w:ilvl="2" w:tentative="1">
+      <w:start w:val="1"/>
+      <w:numFmt w:val="bullet"/>
+      <w:lvlText w:val=""/>
+      <w:lvlJc w:val="left"/>
+      <w:pPr>
+        <w:tabs>
+          <w:tab w:val="num" w:pos="2160"/>
+        </w:tabs>
+        <w:ind w:left="2160" w:hanging="360"/>
+      </w:pPr>
+      <w:rPr>
+        <w:rFonts w:ascii="Wingdings" w:hAnsi="Wingdings" w:hint="default"/>
+        <w:sz w:val="20"/>
+      </w:rPr>
+    </w:lvl>
+    <w:lvl w:ilvl="3" w:tentative="1">
+      <w:start w:val="1"/>
+      <w:numFmt w:val="bullet"/>
+      <w:lvlText w:val=""/>
+      <w:lvlJc w:val="left"/>
+      <w:pPr>
+        <w:tabs>
+          <w:tab w:val="num" w:pos="2880"/>
+        </w:tabs>
+        <w:ind w:left="2880" w:hanging="360"/>
+      </w:pPr>
+      <w:rPr>
+        <w:rFonts w:ascii="Wingdings" w:hAnsi="Wingdings" w:hint="default"/>
+        <w:sz w:val="20"/>
+      </w:rPr>
+    </w:lvl>
+    <w:lvl w:ilvl="4" w:tentative="1">
+      <w:start w:val="1"/>
+      <w:numFmt w:val="bullet"/>
+      <w:lvlText w:val=""/>
+      <w:lvlJc w:val="left"/>
+      <w:pPr>
+        <w:tabs>
+          <w:tab w:val="num" w:pos="3600"/>
+        </w:tabs>
+        <w:ind w:left="3600" w:hanging="360"/>
+      </w:pPr>
+      <w:rPr>
+        <w:rFonts w:ascii="Wingdings" w:hAnsi="Wingdings" w:hint="default"/>
+        <w:sz w:val="20"/>
+      </w:rPr>
+    </w:lvl>
+    <w:lvl w:ilvl="5" w:tentative="1">
+      <w:start w:val="1"/>
+      <w:numFmt w:val="bullet"/>
+      <w:lvlText w:val=""/>
+      <w:lvlJc w:val="left"/>
+      <w:pPr>
+        <w:tabs>
+          <w:tab w:val="num" w:pos="4320"/>
+        </w:tabs>
+        <w:ind w:left="4320" w:hanging="360"/>
+      </w:pPr>
+      <w:rPr>
+        <w:rFonts w:ascii="Wingdings" w:hAnsi="Wingdings" w:hint="default"/>
+        <w:sz w:val="20"/>
+      </w:rPr>
+    </w:lvl>
+    <w:lvl w:ilvl="6" w:tentative="1">
+      <w:start w:val="1"/>
+      <w:numFmt w:val="bullet"/>
+      <w:lvlText w:val=""/>
+      <w:lvlJc w:val="left"/>
+      <w:pPr>
+        <w:tabs>
+          <w:tab w:val="num" w:pos="5040"/>
+        </w:tabs>
+        <w:ind w:left="5040" w:hanging="360"/>
+      </w:pPr>
+      <w:rPr>
+        <w:rFonts w:ascii="Wingdings" w:hAnsi="Wingdings" w:hint="default"/>
+        <w:sz w:val="20"/>
+      </w:rPr>
+    </w:lvl>
+    <w:lvl w:ilvl="7" w:tentative="1">
+      <w:start w:val="1"/>
+      <w:numFmt w:val="bullet"/>
+      <w:lvlText w:val=""/>
+      <w:lvlJc w:val="left"/>
+      <w:pPr>
+        <w:tabs>
+          <w:tab w:val="num" w:pos="5760"/>
+        </w:tabs>
+        <w:ind w:left="5760" w:hanging="360"/>
+      </w:pPr>
+      <w:rPr>
+        <w:rFonts w:ascii="Wingdings" w:hAnsi="Wingdings" w:hint="default"/>
+        <w:sz w:val="20"/>
+      </w:rPr>
+    </w:lvl>
+    <w:lvl w:ilvl="8" w:tentative="1">
+      <w:start w:val="1"/>
+      <w:numFmt w:val="bullet"/>
+      <w:lvlText w:val=""/>
+      <w:lvlJc w:val="left"/>
+      <w:pPr>
+        <w:tabs>
+          <w:tab w:val="num" w:pos="6480"/>
+        </w:tabs>
+        <w:ind w:left="6480" w:hanging="360"/>
+      </w:pPr>
+      <w:rPr>
+        <w:rFonts w:ascii="Wingdings" w:hAnsi="Wingdings" w:hint="default"/>
+        <w:sz w:val="20"/>
+      </w:rPr>
+    </w:lvl>
+  </w:abstractNum>
+  <w:abstractNum w:abstractNumId="28" w15:restartNumberingAfterBreak="0">
+    <w:nsid w:val="60196EF6"/>
+    <w:multiLevelType w:val="hybridMultilevel"/>
+    <w:tmpl w:val="43EC15A8"/>
+    <w:lvl w:ilvl="0" w:tplc="10090001">
+      <w:start w:val="1"/>
+      <w:numFmt w:val="bullet"/>
+      <w:lvlText w:val=""/>
+      <w:lvlJc w:val="left"/>
+      <w:pPr>
+        <w:ind w:left="720" w:hanging="360"/>
+      </w:pPr>
+      <w:rPr>
+        <w:rFonts w:ascii="Symbol" w:hAnsi="Symbol" w:hint="default"/>
+      </w:rPr>
+    </w:lvl>
+    <w:lvl w:ilvl="1" w:tplc="10090003" w:tentative="1">
+      <w:start w:val="1"/>
+      <w:numFmt w:val="bullet"/>
+      <w:lvlText w:val="o"/>
+      <w:lvlJc w:val="left"/>
+      <w:pPr>
+        <w:ind w:left="1440" w:hanging="360"/>
+      </w:pPr>
+      <w:rPr>
+        <w:rFonts w:ascii="Courier New" w:hAnsi="Courier New" w:cs="Courier New" w:hint="default"/>
+      </w:rPr>
+    </w:lvl>
+    <w:lvl w:ilvl="2" w:tplc="10090005" w:tentative="1">
+      <w:start w:val="1"/>
+      <w:numFmt w:val="bullet"/>
+      <w:lvlText w:val=""/>
+      <w:lvlJc w:val="left"/>
+      <w:pPr>
+        <w:ind w:left="2160" w:hanging="360"/>
+      </w:pPr>
+      <w:rPr>
+        <w:rFonts w:ascii="Wingdings" w:hAnsi="Wingdings" w:hint="default"/>
+      </w:rPr>
+    </w:lvl>
+    <w:lvl w:ilvl="3" w:tplc="10090001" w:tentative="1">
+      <w:start w:val="1"/>
+      <w:numFmt w:val="bullet"/>
+      <w:lvlText w:val=""/>
+      <w:lvlJc w:val="left"/>
+      <w:pPr>
+        <w:ind w:left="2880" w:hanging="360"/>
+      </w:pPr>
+      <w:rPr>
+        <w:rFonts w:ascii="Symbol" w:hAnsi="Symbol" w:hint="default"/>
+      </w:rPr>
+    </w:lvl>
+    <w:lvl w:ilvl="4" w:tplc="10090003" w:tentative="1">
+      <w:start w:val="1"/>
+      <w:numFmt w:val="bullet"/>
+      <w:lvlText w:val="o"/>
+      <w:lvlJc w:val="left"/>
+      <w:pPr>
+        <w:ind w:left="3600" w:hanging="360"/>
+      </w:pPr>
+      <w:rPr>
+        <w:rFonts w:ascii="Courier New" w:hAnsi="Courier New" w:cs="Courier New" w:hint="default"/>
+      </w:rPr>
+    </w:lvl>
+    <w:lvl w:ilvl="5" w:tplc="10090005" w:tentative="1">
+      <w:start w:val="1"/>
+      <w:numFmt w:val="bullet"/>
+      <w:lvlText w:val=""/>
+      <w:lvlJc w:val="left"/>
+      <w:pPr>
+        <w:ind w:left="4320" w:hanging="360"/>
+      </w:pPr>
+      <w:rPr>
+        <w:rFonts w:ascii="Wingdings" w:hAnsi="Wingdings" w:hint="default"/>
+      </w:rPr>
+    </w:lvl>
+    <w:lvl w:ilvl="6" w:tplc="10090001" w:tentative="1">
+      <w:start w:val="1"/>
+      <w:numFmt w:val="bullet"/>
+      <w:lvlText w:val=""/>
+      <w:lvlJc w:val="left"/>
+      <w:pPr>
+        <w:ind w:left="5040" w:hanging="360"/>
+      </w:pPr>
+      <w:rPr>
+        <w:rFonts w:ascii="Symbol" w:hAnsi="Symbol" w:hint="default"/>
+      </w:rPr>
+    </w:lvl>
+    <w:lvl w:ilvl="7" w:tplc="10090003" w:tentative="1">
+      <w:start w:val="1"/>
+      <w:numFmt w:val="bullet"/>
+      <w:lvlText w:val="o"/>
+      <w:lvlJc w:val="left"/>
+      <w:pPr>
+        <w:ind w:left="5760" w:hanging="360"/>
+      </w:pPr>
+      <w:rPr>
+        <w:rFonts w:ascii="Courier New" w:hAnsi="Courier New" w:cs="Courier New" w:hint="default"/>
+      </w:rPr>
+    </w:lvl>
+    <w:lvl w:ilvl="8" w:tplc="10090005" w:tentative="1">
+      <w:start w:val="1"/>
+      <w:numFmt w:val="bullet"/>
+      <w:lvlText w:val=""/>
+      <w:lvlJc w:val="left"/>
+      <w:pPr>
+        <w:ind w:left="6480" w:hanging="360"/>
+      </w:pPr>
+      <w:rPr>
+        <w:rFonts w:ascii="Wingdings" w:hAnsi="Wingdings" w:hint="default"/>
+      </w:rPr>
+    </w:lvl>
+  </w:abstractNum>
+  <w:abstractNum w:abstractNumId="29" w15:restartNumberingAfterBreak="0">
+    <w:nsid w:val="65635ADD"/>
+    <w:multiLevelType w:val="multilevel"/>
+    <w:tmpl w:val="588E9E70"/>
+    <w:lvl w:ilvl="0">
+      <w:start w:val="1"/>
+      <w:numFmt w:val="bullet"/>
+      <w:lvlText w:val=""/>
+      <w:lvlJc w:val="left"/>
+      <w:pPr>
+        <w:tabs>
+          <w:tab w:val="num" w:pos="720"/>
+        </w:tabs>
+        <w:ind w:left="720" w:hanging="360"/>
+      </w:pPr>
+      <w:rPr>
+        <w:rFonts w:ascii="Symbol" w:hAnsi="Symbol" w:hint="default"/>
+        <w:sz w:val="20"/>
+      </w:rPr>
+    </w:lvl>
+    <w:lvl w:ilvl="1" w:tentative="1">
+      <w:start w:val="1"/>
+      <w:numFmt w:val="bullet"/>
+      <w:lvlText w:val="o"/>
+      <w:lvlJc w:val="left"/>
+      <w:pPr>
+        <w:tabs>
+          <w:tab w:val="num" w:pos="1440"/>
+        </w:tabs>
+        <w:ind w:left="1440" w:hanging="360"/>
+      </w:pPr>
+      <w:rPr>
+        <w:rFonts w:ascii="Courier New" w:hAnsi="Courier New" w:hint="default"/>
+        <w:sz w:val="20"/>
+      </w:rPr>
+    </w:lvl>
+    <w:lvl w:ilvl="2" w:tentative="1">
+      <w:start w:val="1"/>
+      <w:numFmt w:val="bullet"/>
+      <w:lvlText w:val=""/>
+      <w:lvlJc w:val="left"/>
+      <w:pPr>
+        <w:tabs>
+          <w:tab w:val="num" w:pos="2160"/>
+        </w:tabs>
+        <w:ind w:left="2160" w:hanging="360"/>
+      </w:pPr>
+      <w:rPr>
+        <w:rFonts w:ascii="Wingdings" w:hAnsi="Wingdings" w:hint="default"/>
+        <w:sz w:val="20"/>
+      </w:rPr>
+    </w:lvl>
+    <w:lvl w:ilvl="3" w:tentative="1">
+      <w:start w:val="1"/>
+      <w:numFmt w:val="bullet"/>
+      <w:lvlText w:val=""/>
+      <w:lvlJc w:val="left"/>
+      <w:pPr>
+        <w:tabs>
+          <w:tab w:val="num" w:pos="2880"/>
+        </w:tabs>
+        <w:ind w:left="2880" w:hanging="360"/>
+      </w:pPr>
+      <w:rPr>
+        <w:rFonts w:ascii="Wingdings" w:hAnsi="Wingdings" w:hint="default"/>
+        <w:sz w:val="20"/>
+      </w:rPr>
+    </w:lvl>
+    <w:lvl w:ilvl="4" w:tentative="1">
+      <w:start w:val="1"/>
+      <w:numFmt w:val="bullet"/>
+      <w:lvlText w:val=""/>
+      <w:lvlJc w:val="left"/>
+      <w:pPr>
+        <w:tabs>
+          <w:tab w:val="num" w:pos="3600"/>
+        </w:tabs>
+        <w:ind w:left="3600" w:hanging="360"/>
+      </w:pPr>
+      <w:rPr>
+        <w:rFonts w:ascii="Wingdings" w:hAnsi="Wingdings" w:hint="default"/>
+        <w:sz w:val="20"/>
+      </w:rPr>
+    </w:lvl>
+    <w:lvl w:ilvl="5" w:tentative="1">
+      <w:start w:val="1"/>
+      <w:numFmt w:val="bullet"/>
+      <w:lvlText w:val=""/>
+      <w:lvlJc w:val="left"/>
+      <w:pPr>
+        <w:tabs>
+          <w:tab w:val="num" w:pos="4320"/>
+        </w:tabs>
+        <w:ind w:left="4320" w:hanging="360"/>
+      </w:pPr>
+      <w:rPr>
+        <w:rFonts w:ascii="Wingdings" w:hAnsi="Wingdings" w:hint="default"/>
+        <w:sz w:val="20"/>
+      </w:rPr>
+    </w:lvl>
+    <w:lvl w:ilvl="6" w:tentative="1">
+      <w:start w:val="1"/>
+      <w:numFmt w:val="bullet"/>
+      <w:lvlText w:val=""/>
+      <w:lvlJc w:val="left"/>
+      <w:pPr>
+        <w:tabs>
+          <w:tab w:val="num" w:pos="5040"/>
+        </w:tabs>
+        <w:ind w:left="5040" w:hanging="360"/>
+      </w:pPr>
+      <w:rPr>
+        <w:rFonts w:ascii="Wingdings" w:hAnsi="Wingdings" w:hint="default"/>
+        <w:sz w:val="20"/>
+      </w:rPr>
+    </w:lvl>
+    <w:lvl w:ilvl="7" w:tentative="1">
+      <w:start w:val="1"/>
+      <w:numFmt w:val="bullet"/>
+      <w:lvlText w:val=""/>
+      <w:lvlJc w:val="left"/>
+      <w:pPr>
+        <w:tabs>
+          <w:tab w:val="num" w:pos="5760"/>
+        </w:tabs>
+        <w:ind w:left="5760" w:hanging="360"/>
+      </w:pPr>
+      <w:rPr>
+        <w:rFonts w:ascii="Wingdings" w:hAnsi="Wingdings" w:hint="default"/>
+        <w:sz w:val="20"/>
+      </w:rPr>
+    </w:lvl>
+    <w:lvl w:ilvl="8" w:tentative="1">
+      <w:start w:val="1"/>
+      <w:numFmt w:val="bullet"/>
+      <w:lvlText w:val=""/>
+      <w:lvlJc w:val="left"/>
+      <w:pPr>
+        <w:tabs>
+          <w:tab w:val="num" w:pos="6480"/>
+        </w:tabs>
+        <w:ind w:left="6480" w:hanging="360"/>
+      </w:pPr>
+      <w:rPr>
+        <w:rFonts w:ascii="Wingdings" w:hAnsi="Wingdings" w:hint="default"/>
+        <w:sz w:val="20"/>
+      </w:rPr>
+    </w:lvl>
+  </w:abstractNum>
+  <w:abstractNum w:abstractNumId="30" w15:restartNumberingAfterBreak="0">
+    <w:nsid w:val="69314747"/>
+    <w:multiLevelType w:val="hybridMultilevel"/>
+    <w:tmpl w:val="741CBCF4"/>
+    <w:lvl w:ilvl="0" w:tplc="10090001">
+      <w:start w:val="1"/>
+      <w:numFmt w:val="bullet"/>
+      <w:lvlText w:val=""/>
+      <w:lvlJc w:val="left"/>
+      <w:pPr>
+        <w:ind w:left="720" w:hanging="360"/>
+      </w:pPr>
+      <w:rPr>
+        <w:rFonts w:ascii="Symbol" w:hAnsi="Symbol" w:hint="default"/>
+      </w:rPr>
+    </w:lvl>
+    <w:lvl w:ilvl="1" w:tplc="10090003" w:tentative="1">
+      <w:start w:val="1"/>
+      <w:numFmt w:val="bullet"/>
+      <w:lvlText w:val="o"/>
+      <w:lvlJc w:val="left"/>
+      <w:pPr>
+        <w:ind w:left="1440" w:hanging="360"/>
+      </w:pPr>
+      <w:rPr>
+        <w:rFonts w:ascii="Courier New" w:hAnsi="Courier New" w:cs="Courier New" w:hint="default"/>
+      </w:rPr>
+    </w:lvl>
+    <w:lvl w:ilvl="2" w:tplc="10090005" w:tentative="1">
+      <w:start w:val="1"/>
+      <w:numFmt w:val="bullet"/>
+      <w:lvlText w:val=""/>
+      <w:lvlJc w:val="left"/>
+      <w:pPr>
+        <w:ind w:left="2160" w:hanging="360"/>
+      </w:pPr>
+      <w:rPr>
+        <w:rFonts w:ascii="Wingdings" w:hAnsi="Wingdings" w:hint="default"/>
+      </w:rPr>
+    </w:lvl>
+    <w:lvl w:ilvl="3" w:tplc="10090001" w:tentative="1">
+      <w:start w:val="1"/>
+      <w:numFmt w:val="bullet"/>
+      <w:lvlText w:val=""/>
+      <w:lvlJc w:val="left"/>
+      <w:pPr>
+        <w:ind w:left="2880" w:hanging="360"/>
+      </w:pPr>
+      <w:rPr>
+        <w:rFonts w:ascii="Symbol" w:hAnsi="Symbol" w:hint="default"/>
+      </w:rPr>
+    </w:lvl>
+    <w:lvl w:ilvl="4" w:tplc="10090003" w:tentative="1">
+      <w:start w:val="1"/>
+      <w:numFmt w:val="bullet"/>
+      <w:lvlText w:val="o"/>
+      <w:lvlJc w:val="left"/>
+      <w:pPr>
+        <w:ind w:left="3600" w:hanging="360"/>
+      </w:pPr>
+      <w:rPr>
+        <w:rFonts w:ascii="Courier New" w:hAnsi="Courier New" w:cs="Courier New" w:hint="default"/>
+      </w:rPr>
+    </w:lvl>
+    <w:lvl w:ilvl="5" w:tplc="10090005" w:tentative="1">
+      <w:start w:val="1"/>
+      <w:numFmt w:val="bullet"/>
+      <w:lvlText w:val=""/>
+      <w:lvlJc w:val="left"/>
+      <w:pPr>
+        <w:ind w:left="4320" w:hanging="360"/>
+      </w:pPr>
+      <w:rPr>
+        <w:rFonts w:ascii="Wingdings" w:hAnsi="Wingdings" w:hint="default"/>
+      </w:rPr>
+    </w:lvl>
+    <w:lvl w:ilvl="6" w:tplc="10090001" w:tentative="1">
+      <w:start w:val="1"/>
+      <w:numFmt w:val="bullet"/>
+      <w:lvlText w:val=""/>
+      <w:lvlJc w:val="left"/>
+      <w:pPr>
+        <w:ind w:left="5040" w:hanging="360"/>
+      </w:pPr>
+      <w:rPr>
+        <w:rFonts w:ascii="Symbol" w:hAnsi="Symbol" w:hint="default"/>
+      </w:rPr>
+    </w:lvl>
+    <w:lvl w:ilvl="7" w:tplc="10090003" w:tentative="1">
+      <w:start w:val="1"/>
+      <w:numFmt w:val="bullet"/>
+      <w:lvlText w:val="o"/>
+      <w:lvlJc w:val="left"/>
+      <w:pPr>
+        <w:ind w:left="5760" w:hanging="360"/>
+      </w:pPr>
+      <w:rPr>
+        <w:rFonts w:ascii="Courier New" w:hAnsi="Courier New" w:cs="Courier New" w:hint="default"/>
+      </w:rPr>
+    </w:lvl>
+    <w:lvl w:ilvl="8" w:tplc="10090005" w:tentative="1">
+      <w:start w:val="1"/>
+      <w:numFmt w:val="bullet"/>
+      <w:lvlText w:val=""/>
+      <w:lvlJc w:val="left"/>
+      <w:pPr>
+        <w:ind w:left="6480" w:hanging="360"/>
+      </w:pPr>
+      <w:rPr>
+        <w:rFonts w:ascii="Wingdings" w:hAnsi="Wingdings" w:hint="default"/>
+      </w:rPr>
+    </w:lvl>
+  </w:abstractNum>
+  <w:abstractNum w:abstractNumId="31" w15:restartNumberingAfterBreak="0">
     <w:nsid w:val="6FD76592"/>
     <w:multiLevelType w:val="hybridMultilevel"/>
     <w:tmpl w:val="BFB64A4C"/>
@@ -1608,7 +5439,269 @@
       </w:rPr>
     </w:lvl>
   </w:abstractNum>
-  <w:abstractNum w:abstractNumId="4" w15:restartNumberingAfterBreak="0">
+  <w:abstractNum w:abstractNumId="32" w15:restartNumberingAfterBreak="0">
+    <w:nsid w:val="729F0E9B"/>
+    <w:multiLevelType w:val="multilevel"/>
+    <w:tmpl w:val="2B4A448C"/>
+    <w:lvl w:ilvl="0">
+      <w:start w:val="1"/>
+      <w:numFmt w:val="decimal"/>
+      <w:lvlText w:val="%1."/>
+      <w:lvlJc w:val="left"/>
+      <w:pPr>
+        <w:tabs>
+          <w:tab w:val="num" w:pos="720"/>
+        </w:tabs>
+        <w:ind w:left="720" w:hanging="360"/>
+      </w:pPr>
+    </w:lvl>
+    <w:lvl w:ilvl="1" w:tentative="1">
+      <w:start w:val="1"/>
+      <w:numFmt w:val="decimal"/>
+      <w:lvlText w:val="%2."/>
+      <w:lvlJc w:val="left"/>
+      <w:pPr>
+        <w:tabs>
+          <w:tab w:val="num" w:pos="1440"/>
+        </w:tabs>
+        <w:ind w:left="1440" w:hanging="360"/>
+      </w:pPr>
+    </w:lvl>
+    <w:lvl w:ilvl="2" w:tentative="1">
+      <w:start w:val="1"/>
+      <w:numFmt w:val="decimal"/>
+      <w:lvlText w:val="%3."/>
+      <w:lvlJc w:val="left"/>
+      <w:pPr>
+        <w:tabs>
+          <w:tab w:val="num" w:pos="2160"/>
+        </w:tabs>
+        <w:ind w:left="2160" w:hanging="360"/>
+      </w:pPr>
+    </w:lvl>
+    <w:lvl w:ilvl="3" w:tentative="1">
+      <w:start w:val="1"/>
+      <w:numFmt w:val="decimal"/>
+      <w:lvlText w:val="%4."/>
+      <w:lvlJc w:val="left"/>
+      <w:pPr>
+        <w:tabs>
+          <w:tab w:val="num" w:pos="2880"/>
+        </w:tabs>
+        <w:ind w:left="2880" w:hanging="360"/>
+      </w:pPr>
+    </w:lvl>
+    <w:lvl w:ilvl="4" w:tentative="1">
+      <w:start w:val="1"/>
+      <w:numFmt w:val="decimal"/>
+      <w:lvlText w:val="%5."/>
+      <w:lvlJc w:val="left"/>
+      <w:pPr>
+        <w:tabs>
+          <w:tab w:val="num" w:pos="3600"/>
+        </w:tabs>
+        <w:ind w:left="3600" w:hanging="360"/>
+      </w:pPr>
+    </w:lvl>
+    <w:lvl w:ilvl="5" w:tentative="1">
+      <w:start w:val="1"/>
+      <w:numFmt w:val="decimal"/>
+      <w:lvlText w:val="%6."/>
+      <w:lvlJc w:val="left"/>
+      <w:pPr>
+        <w:tabs>
+          <w:tab w:val="num" w:pos="4320"/>
+        </w:tabs>
+        <w:ind w:left="4320" w:hanging="360"/>
+      </w:pPr>
+    </w:lvl>
+    <w:lvl w:ilvl="6" w:tentative="1">
+      <w:start w:val="1"/>
+      <w:numFmt w:val="decimal"/>
+      <w:lvlText w:val="%7."/>
+      <w:lvlJc w:val="left"/>
+      <w:pPr>
+        <w:tabs>
+          <w:tab w:val="num" w:pos="5040"/>
+        </w:tabs>
+        <w:ind w:left="5040" w:hanging="360"/>
+      </w:pPr>
+    </w:lvl>
+    <w:lvl w:ilvl="7" w:tentative="1">
+      <w:start w:val="1"/>
+      <w:numFmt w:val="decimal"/>
+      <w:lvlText w:val="%8."/>
+      <w:lvlJc w:val="left"/>
+      <w:pPr>
+        <w:tabs>
+          <w:tab w:val="num" w:pos="5760"/>
+        </w:tabs>
+        <w:ind w:left="5760" w:hanging="360"/>
+      </w:pPr>
+    </w:lvl>
+    <w:lvl w:ilvl="8" w:tentative="1">
+      <w:start w:val="1"/>
+      <w:numFmt w:val="decimal"/>
+      <w:lvlText w:val="%9."/>
+      <w:lvlJc w:val="left"/>
+      <w:pPr>
+        <w:tabs>
+          <w:tab w:val="num" w:pos="6480"/>
+        </w:tabs>
+        <w:ind w:left="6480" w:hanging="360"/>
+      </w:pPr>
+    </w:lvl>
+  </w:abstractNum>
+  <w:abstractNum w:abstractNumId="33" w15:restartNumberingAfterBreak="0">
+    <w:nsid w:val="76D17F12"/>
+    <w:multiLevelType w:val="multilevel"/>
+    <w:tmpl w:val="5A68B860"/>
+    <w:lvl w:ilvl="0">
+      <w:start w:val="1"/>
+      <w:numFmt w:val="bullet"/>
+      <w:lvlText w:val=""/>
+      <w:lvlJc w:val="left"/>
+      <w:pPr>
+        <w:tabs>
+          <w:tab w:val="num" w:pos="720"/>
+        </w:tabs>
+        <w:ind w:left="720" w:hanging="360"/>
+      </w:pPr>
+      <w:rPr>
+        <w:rFonts w:ascii="Symbol" w:hAnsi="Symbol" w:hint="default"/>
+        <w:sz w:val="20"/>
+      </w:rPr>
+    </w:lvl>
+    <w:lvl w:ilvl="1" w:tentative="1">
+      <w:start w:val="1"/>
+      <w:numFmt w:val="bullet"/>
+      <w:lvlText w:val="o"/>
+      <w:lvlJc w:val="left"/>
+      <w:pPr>
+        <w:tabs>
+          <w:tab w:val="num" w:pos="1440"/>
+        </w:tabs>
+        <w:ind w:left="1440" w:hanging="360"/>
+      </w:pPr>
+      <w:rPr>
+        <w:rFonts w:ascii="Courier New" w:hAnsi="Courier New" w:hint="default"/>
+        <w:sz w:val="20"/>
+      </w:rPr>
+    </w:lvl>
+    <w:lvl w:ilvl="2" w:tentative="1">
+      <w:start w:val="1"/>
+      <w:numFmt w:val="bullet"/>
+      <w:lvlText w:val=""/>
+      <w:lvlJc w:val="left"/>
+      <w:pPr>
+        <w:tabs>
+          <w:tab w:val="num" w:pos="2160"/>
+        </w:tabs>
+        <w:ind w:left="2160" w:hanging="360"/>
+      </w:pPr>
+      <w:rPr>
+        <w:rFonts w:ascii="Wingdings" w:hAnsi="Wingdings" w:hint="default"/>
+        <w:sz w:val="20"/>
+      </w:rPr>
+    </w:lvl>
+    <w:lvl w:ilvl="3" w:tentative="1">
+      <w:start w:val="1"/>
+      <w:numFmt w:val="bullet"/>
+      <w:lvlText w:val=""/>
+      <w:lvlJc w:val="left"/>
+      <w:pPr>
+        <w:tabs>
+          <w:tab w:val="num" w:pos="2880"/>
+        </w:tabs>
+        <w:ind w:left="2880" w:hanging="360"/>
+      </w:pPr>
+      <w:rPr>
+        <w:rFonts w:ascii="Wingdings" w:hAnsi="Wingdings" w:hint="default"/>
+        <w:sz w:val="20"/>
+      </w:rPr>
+    </w:lvl>
+    <w:lvl w:ilvl="4" w:tentative="1">
+      <w:start w:val="1"/>
+      <w:numFmt w:val="bullet"/>
+      <w:lvlText w:val=""/>
+      <w:lvlJc w:val="left"/>
+      <w:pPr>
+        <w:tabs>
+          <w:tab w:val="num" w:pos="3600"/>
+        </w:tabs>
+        <w:ind w:left="3600" w:hanging="360"/>
+      </w:pPr>
+      <w:rPr>
+        <w:rFonts w:ascii="Wingdings" w:hAnsi="Wingdings" w:hint="default"/>
+        <w:sz w:val="20"/>
+      </w:rPr>
+    </w:lvl>
+    <w:lvl w:ilvl="5" w:tentative="1">
+      <w:start w:val="1"/>
+      <w:numFmt w:val="bullet"/>
+      <w:lvlText w:val=""/>
+      <w:lvlJc w:val="left"/>
+      <w:pPr>
+        <w:tabs>
+          <w:tab w:val="num" w:pos="4320"/>
+        </w:tabs>
+        <w:ind w:left="4320" w:hanging="360"/>
+      </w:pPr>
+      <w:rPr>
+        <w:rFonts w:ascii="Wingdings" w:hAnsi="Wingdings" w:hint="default"/>
+        <w:sz w:val="20"/>
+      </w:rPr>
+    </w:lvl>
+    <w:lvl w:ilvl="6" w:tentative="1">
+      <w:start w:val="1"/>
+      <w:numFmt w:val="bullet"/>
+      <w:lvlText w:val=""/>
+      <w:lvlJc w:val="left"/>
+      <w:pPr>
+        <w:tabs>
+          <w:tab w:val="num" w:pos="5040"/>
+        </w:tabs>
+        <w:ind w:left="5040" w:hanging="360"/>
+      </w:pPr>
+      <w:rPr>
+        <w:rFonts w:ascii="Wingdings" w:hAnsi="Wingdings" w:hint="default"/>
+        <w:sz w:val="20"/>
+      </w:rPr>
+    </w:lvl>
+    <w:lvl w:ilvl="7" w:tentative="1">
+      <w:start w:val="1"/>
+      <w:numFmt w:val="bullet"/>
+      <w:lvlText w:val=""/>
+      <w:lvlJc w:val="left"/>
+      <w:pPr>
+        <w:tabs>
+          <w:tab w:val="num" w:pos="5760"/>
+        </w:tabs>
+        <w:ind w:left="5760" w:hanging="360"/>
+      </w:pPr>
+      <w:rPr>
+        <w:rFonts w:ascii="Wingdings" w:hAnsi="Wingdings" w:hint="default"/>
+        <w:sz w:val="20"/>
+      </w:rPr>
+    </w:lvl>
+    <w:lvl w:ilvl="8" w:tentative="1">
+      <w:start w:val="1"/>
+      <w:numFmt w:val="bullet"/>
+      <w:lvlText w:val=""/>
+      <w:lvlJc w:val="left"/>
+      <w:pPr>
+        <w:tabs>
+          <w:tab w:val="num" w:pos="6480"/>
+        </w:tabs>
+        <w:ind w:left="6480" w:hanging="360"/>
+      </w:pPr>
+      <w:rPr>
+        <w:rFonts w:ascii="Wingdings" w:hAnsi="Wingdings" w:hint="default"/>
+        <w:sz w:val="20"/>
+      </w:rPr>
+    </w:lvl>
+  </w:abstractNum>
+  <w:abstractNum w:abstractNumId="34" w15:restartNumberingAfterBreak="0">
     <w:nsid w:val="76F13FD6"/>
     <w:multiLevelType w:val="hybridMultilevel"/>
     <w:tmpl w:val="81E22E38"/>
@@ -1721,7 +5814,305 @@
       </w:rPr>
     </w:lvl>
   </w:abstractNum>
-  <w:abstractNum w:abstractNumId="5" w15:restartNumberingAfterBreak="0">
+  <w:abstractNum w:abstractNumId="35" w15:restartNumberingAfterBreak="0">
+    <w:nsid w:val="792A1C0D"/>
+    <w:multiLevelType w:val="multilevel"/>
+    <w:tmpl w:val="854049F6"/>
+    <w:lvl w:ilvl="0">
+      <w:start w:val="1"/>
+      <w:numFmt w:val="bullet"/>
+      <w:lvlText w:val=""/>
+      <w:lvlJc w:val="left"/>
+      <w:pPr>
+        <w:tabs>
+          <w:tab w:val="num" w:pos="720"/>
+        </w:tabs>
+        <w:ind w:left="720" w:hanging="360"/>
+      </w:pPr>
+      <w:rPr>
+        <w:rFonts w:ascii="Symbol" w:hAnsi="Symbol" w:hint="default"/>
+        <w:sz w:val="20"/>
+      </w:rPr>
+    </w:lvl>
+    <w:lvl w:ilvl="1" w:tentative="1">
+      <w:start w:val="1"/>
+      <w:numFmt w:val="bullet"/>
+      <w:lvlText w:val="o"/>
+      <w:lvlJc w:val="left"/>
+      <w:pPr>
+        <w:tabs>
+          <w:tab w:val="num" w:pos="1440"/>
+        </w:tabs>
+        <w:ind w:left="1440" w:hanging="360"/>
+      </w:pPr>
+      <w:rPr>
+        <w:rFonts w:ascii="Courier New" w:hAnsi="Courier New" w:hint="default"/>
+        <w:sz w:val="20"/>
+      </w:rPr>
+    </w:lvl>
+    <w:lvl w:ilvl="2" w:tentative="1">
+      <w:start w:val="1"/>
+      <w:numFmt w:val="bullet"/>
+      <w:lvlText w:val=""/>
+      <w:lvlJc w:val="left"/>
+      <w:pPr>
+        <w:tabs>
+          <w:tab w:val="num" w:pos="2160"/>
+        </w:tabs>
+        <w:ind w:left="2160" w:hanging="360"/>
+      </w:pPr>
+      <w:rPr>
+        <w:rFonts w:ascii="Wingdings" w:hAnsi="Wingdings" w:hint="default"/>
+        <w:sz w:val="20"/>
+      </w:rPr>
+    </w:lvl>
+    <w:lvl w:ilvl="3" w:tentative="1">
+      <w:start w:val="1"/>
+      <w:numFmt w:val="bullet"/>
+      <w:lvlText w:val=""/>
+      <w:lvlJc w:val="left"/>
+      <w:pPr>
+        <w:tabs>
+          <w:tab w:val="num" w:pos="2880"/>
+        </w:tabs>
+        <w:ind w:left="2880" w:hanging="360"/>
+      </w:pPr>
+      <w:rPr>
+        <w:rFonts w:ascii="Wingdings" w:hAnsi="Wingdings" w:hint="default"/>
+        <w:sz w:val="20"/>
+      </w:rPr>
+    </w:lvl>
+    <w:lvl w:ilvl="4" w:tentative="1">
+      <w:start w:val="1"/>
+      <w:numFmt w:val="bullet"/>
+      <w:lvlText w:val=""/>
+      <w:lvlJc w:val="left"/>
+      <w:pPr>
+        <w:tabs>
+          <w:tab w:val="num" w:pos="3600"/>
+        </w:tabs>
+        <w:ind w:left="3600" w:hanging="360"/>
+      </w:pPr>
+      <w:rPr>
+        <w:rFonts w:ascii="Wingdings" w:hAnsi="Wingdings" w:hint="default"/>
+        <w:sz w:val="20"/>
+      </w:rPr>
+    </w:lvl>
+    <w:lvl w:ilvl="5" w:tentative="1">
+      <w:start w:val="1"/>
+      <w:numFmt w:val="bullet"/>
+      <w:lvlText w:val=""/>
+      <w:lvlJc w:val="left"/>
+      <w:pPr>
+        <w:tabs>
+          <w:tab w:val="num" w:pos="4320"/>
+        </w:tabs>
+        <w:ind w:left="4320" w:hanging="360"/>
+      </w:pPr>
+      <w:rPr>
+        <w:rFonts w:ascii="Wingdings" w:hAnsi="Wingdings" w:hint="default"/>
+        <w:sz w:val="20"/>
+      </w:rPr>
+    </w:lvl>
+    <w:lvl w:ilvl="6" w:tentative="1">
+      <w:start w:val="1"/>
+      <w:numFmt w:val="bullet"/>
+      <w:lvlText w:val=""/>
+      <w:lvlJc w:val="left"/>
+      <w:pPr>
+        <w:tabs>
+          <w:tab w:val="num" w:pos="5040"/>
+        </w:tabs>
+        <w:ind w:left="5040" w:hanging="360"/>
+      </w:pPr>
+      <w:rPr>
+        <w:rFonts w:ascii="Wingdings" w:hAnsi="Wingdings" w:hint="default"/>
+        <w:sz w:val="20"/>
+      </w:rPr>
+    </w:lvl>
+    <w:lvl w:ilvl="7" w:tentative="1">
+      <w:start w:val="1"/>
+      <w:numFmt w:val="bullet"/>
+      <w:lvlText w:val=""/>
+      <w:lvlJc w:val="left"/>
+      <w:pPr>
+        <w:tabs>
+          <w:tab w:val="num" w:pos="5760"/>
+        </w:tabs>
+        <w:ind w:left="5760" w:hanging="360"/>
+      </w:pPr>
+      <w:rPr>
+        <w:rFonts w:ascii="Wingdings" w:hAnsi="Wingdings" w:hint="default"/>
+        <w:sz w:val="20"/>
+      </w:rPr>
+    </w:lvl>
+    <w:lvl w:ilvl="8" w:tentative="1">
+      <w:start w:val="1"/>
+      <w:numFmt w:val="bullet"/>
+      <w:lvlText w:val=""/>
+      <w:lvlJc w:val="left"/>
+      <w:pPr>
+        <w:tabs>
+          <w:tab w:val="num" w:pos="6480"/>
+        </w:tabs>
+        <w:ind w:left="6480" w:hanging="360"/>
+      </w:pPr>
+      <w:rPr>
+        <w:rFonts w:ascii="Wingdings" w:hAnsi="Wingdings" w:hint="default"/>
+        <w:sz w:val="20"/>
+      </w:rPr>
+    </w:lvl>
+  </w:abstractNum>
+  <w:abstractNum w:abstractNumId="36" w15:restartNumberingAfterBreak="0">
+    <w:nsid w:val="7AC94584"/>
+    <w:multiLevelType w:val="multilevel"/>
+    <w:tmpl w:val="1B0CFFBA"/>
+    <w:lvl w:ilvl="0">
+      <w:start w:val="1"/>
+      <w:numFmt w:val="bullet"/>
+      <w:lvlText w:val=""/>
+      <w:lvlJc w:val="left"/>
+      <w:pPr>
+        <w:tabs>
+          <w:tab w:val="num" w:pos="720"/>
+        </w:tabs>
+        <w:ind w:left="720" w:hanging="360"/>
+      </w:pPr>
+      <w:rPr>
+        <w:rFonts w:ascii="Symbol" w:hAnsi="Symbol" w:hint="default"/>
+        <w:sz w:val="20"/>
+      </w:rPr>
+    </w:lvl>
+    <w:lvl w:ilvl="1" w:tentative="1">
+      <w:start w:val="1"/>
+      <w:numFmt w:val="bullet"/>
+      <w:lvlText w:val="o"/>
+      <w:lvlJc w:val="left"/>
+      <w:pPr>
+        <w:tabs>
+          <w:tab w:val="num" w:pos="1440"/>
+        </w:tabs>
+        <w:ind w:left="1440" w:hanging="360"/>
+      </w:pPr>
+      <w:rPr>
+        <w:rFonts w:ascii="Courier New" w:hAnsi="Courier New" w:hint="default"/>
+        <w:sz w:val="20"/>
+      </w:rPr>
+    </w:lvl>
+    <w:lvl w:ilvl="2" w:tentative="1">
+      <w:start w:val="1"/>
+      <w:numFmt w:val="bullet"/>
+      <w:lvlText w:val=""/>
+      <w:lvlJc w:val="left"/>
+      <w:pPr>
+        <w:tabs>
+          <w:tab w:val="num" w:pos="2160"/>
+        </w:tabs>
+        <w:ind w:left="2160" w:hanging="360"/>
+      </w:pPr>
+      <w:rPr>
+        <w:rFonts w:ascii="Wingdings" w:hAnsi="Wingdings" w:hint="default"/>
+        <w:sz w:val="20"/>
+      </w:rPr>
+    </w:lvl>
+    <w:lvl w:ilvl="3" w:tentative="1">
+      <w:start w:val="1"/>
+      <w:numFmt w:val="bullet"/>
+      <w:lvlText w:val=""/>
+      <w:lvlJc w:val="left"/>
+      <w:pPr>
+        <w:tabs>
+          <w:tab w:val="num" w:pos="2880"/>
+        </w:tabs>
+        <w:ind w:left="2880" w:hanging="360"/>
+      </w:pPr>
+      <w:rPr>
+        <w:rFonts w:ascii="Wingdings" w:hAnsi="Wingdings" w:hint="default"/>
+        <w:sz w:val="20"/>
+      </w:rPr>
+    </w:lvl>
+    <w:lvl w:ilvl="4" w:tentative="1">
+      <w:start w:val="1"/>
+      <w:numFmt w:val="bullet"/>
+      <w:lvlText w:val=""/>
+      <w:lvlJc w:val="left"/>
+      <w:pPr>
+        <w:tabs>
+          <w:tab w:val="num" w:pos="3600"/>
+        </w:tabs>
+        <w:ind w:left="3600" w:hanging="360"/>
+      </w:pPr>
+      <w:rPr>
+        <w:rFonts w:ascii="Wingdings" w:hAnsi="Wingdings" w:hint="default"/>
+        <w:sz w:val="20"/>
+      </w:rPr>
+    </w:lvl>
+    <w:lvl w:ilvl="5" w:tentative="1">
+      <w:start w:val="1"/>
+      <w:numFmt w:val="bullet"/>
+      <w:lvlText w:val=""/>
+      <w:lvlJc w:val="left"/>
+      <w:pPr>
+        <w:tabs>
+          <w:tab w:val="num" w:pos="4320"/>
+        </w:tabs>
+        <w:ind w:left="4320" w:hanging="360"/>
+      </w:pPr>
+      <w:rPr>
+        <w:rFonts w:ascii="Wingdings" w:hAnsi="Wingdings" w:hint="default"/>
+        <w:sz w:val="20"/>
+      </w:rPr>
+    </w:lvl>
+    <w:lvl w:ilvl="6" w:tentative="1">
+      <w:start w:val="1"/>
+      <w:numFmt w:val="bullet"/>
+      <w:lvlText w:val=""/>
+      <w:lvlJc w:val="left"/>
+      <w:pPr>
+        <w:tabs>
+          <w:tab w:val="num" w:pos="5040"/>
+        </w:tabs>
+        <w:ind w:left="5040" w:hanging="360"/>
+      </w:pPr>
+      <w:rPr>
+        <w:rFonts w:ascii="Wingdings" w:hAnsi="Wingdings" w:hint="default"/>
+        <w:sz w:val="20"/>
+      </w:rPr>
+    </w:lvl>
+    <w:lvl w:ilvl="7" w:tentative="1">
+      <w:start w:val="1"/>
+      <w:numFmt w:val="bullet"/>
+      <w:lvlText w:val=""/>
+      <w:lvlJc w:val="left"/>
+      <w:pPr>
+        <w:tabs>
+          <w:tab w:val="num" w:pos="5760"/>
+        </w:tabs>
+        <w:ind w:left="5760" w:hanging="360"/>
+      </w:pPr>
+      <w:rPr>
+        <w:rFonts w:ascii="Wingdings" w:hAnsi="Wingdings" w:hint="default"/>
+        <w:sz w:val="20"/>
+      </w:rPr>
+    </w:lvl>
+    <w:lvl w:ilvl="8" w:tentative="1">
+      <w:start w:val="1"/>
+      <w:numFmt w:val="bullet"/>
+      <w:lvlText w:val=""/>
+      <w:lvlJc w:val="left"/>
+      <w:pPr>
+        <w:tabs>
+          <w:tab w:val="num" w:pos="6480"/>
+        </w:tabs>
+        <w:ind w:left="6480" w:hanging="360"/>
+      </w:pPr>
+      <w:rPr>
+        <w:rFonts w:ascii="Wingdings" w:hAnsi="Wingdings" w:hint="default"/>
+        <w:sz w:val="20"/>
+      </w:rPr>
+    </w:lvl>
+  </w:abstractNum>
+  <w:abstractNum w:abstractNumId="37" w15:restartNumberingAfterBreak="0">
     <w:nsid w:val="7ACB235B"/>
     <w:multiLevelType w:val="hybridMultilevel"/>
     <w:tmpl w:val="3760AB5C"/>
@@ -1834,23 +6225,387 @@
       </w:rPr>
     </w:lvl>
   </w:abstractNum>
+  <w:abstractNum w:abstractNumId="38" w15:restartNumberingAfterBreak="0">
+    <w:nsid w:val="7E901E3C"/>
+    <w:multiLevelType w:val="hybridMultilevel"/>
+    <w:tmpl w:val="1BCA6EBA"/>
+    <w:lvl w:ilvl="0" w:tplc="10090001">
+      <w:start w:val="1"/>
+      <w:numFmt w:val="bullet"/>
+      <w:lvlText w:val=""/>
+      <w:lvlJc w:val="left"/>
+      <w:pPr>
+        <w:ind w:left="720" w:hanging="360"/>
+      </w:pPr>
+      <w:rPr>
+        <w:rFonts w:ascii="Symbol" w:hAnsi="Symbol" w:hint="default"/>
+      </w:rPr>
+    </w:lvl>
+    <w:lvl w:ilvl="1" w:tplc="10090003" w:tentative="1">
+      <w:start w:val="1"/>
+      <w:numFmt w:val="bullet"/>
+      <w:lvlText w:val="o"/>
+      <w:lvlJc w:val="left"/>
+      <w:pPr>
+        <w:ind w:left="1440" w:hanging="360"/>
+      </w:pPr>
+      <w:rPr>
+        <w:rFonts w:ascii="Courier New" w:hAnsi="Courier New" w:cs="Courier New" w:hint="default"/>
+      </w:rPr>
+    </w:lvl>
+    <w:lvl w:ilvl="2" w:tplc="10090005" w:tentative="1">
+      <w:start w:val="1"/>
+      <w:numFmt w:val="bullet"/>
+      <w:lvlText w:val=""/>
+      <w:lvlJc w:val="left"/>
+      <w:pPr>
+        <w:ind w:left="2160" w:hanging="360"/>
+      </w:pPr>
+      <w:rPr>
+        <w:rFonts w:ascii="Wingdings" w:hAnsi="Wingdings" w:hint="default"/>
+      </w:rPr>
+    </w:lvl>
+    <w:lvl w:ilvl="3" w:tplc="10090001" w:tentative="1">
+      <w:start w:val="1"/>
+      <w:numFmt w:val="bullet"/>
+      <w:lvlText w:val=""/>
+      <w:lvlJc w:val="left"/>
+      <w:pPr>
+        <w:ind w:left="2880" w:hanging="360"/>
+      </w:pPr>
+      <w:rPr>
+        <w:rFonts w:ascii="Symbol" w:hAnsi="Symbol" w:hint="default"/>
+      </w:rPr>
+    </w:lvl>
+    <w:lvl w:ilvl="4" w:tplc="10090003" w:tentative="1">
+      <w:start w:val="1"/>
+      <w:numFmt w:val="bullet"/>
+      <w:lvlText w:val="o"/>
+      <w:lvlJc w:val="left"/>
+      <w:pPr>
+        <w:ind w:left="3600" w:hanging="360"/>
+      </w:pPr>
+      <w:rPr>
+        <w:rFonts w:ascii="Courier New" w:hAnsi="Courier New" w:cs="Courier New" w:hint="default"/>
+      </w:rPr>
+    </w:lvl>
+    <w:lvl w:ilvl="5" w:tplc="10090005" w:tentative="1">
+      <w:start w:val="1"/>
+      <w:numFmt w:val="bullet"/>
+      <w:lvlText w:val=""/>
+      <w:lvlJc w:val="left"/>
+      <w:pPr>
+        <w:ind w:left="4320" w:hanging="360"/>
+      </w:pPr>
+      <w:rPr>
+        <w:rFonts w:ascii="Wingdings" w:hAnsi="Wingdings" w:hint="default"/>
+      </w:rPr>
+    </w:lvl>
+    <w:lvl w:ilvl="6" w:tplc="10090001" w:tentative="1">
+      <w:start w:val="1"/>
+      <w:numFmt w:val="bullet"/>
+      <w:lvlText w:val=""/>
+      <w:lvlJc w:val="left"/>
+      <w:pPr>
+        <w:ind w:left="5040" w:hanging="360"/>
+      </w:pPr>
+      <w:rPr>
+        <w:rFonts w:ascii="Symbol" w:hAnsi="Symbol" w:hint="default"/>
+      </w:rPr>
+    </w:lvl>
+    <w:lvl w:ilvl="7" w:tplc="10090003" w:tentative="1">
+      <w:start w:val="1"/>
+      <w:numFmt w:val="bullet"/>
+      <w:lvlText w:val="o"/>
+      <w:lvlJc w:val="left"/>
+      <w:pPr>
+        <w:ind w:left="5760" w:hanging="360"/>
+      </w:pPr>
+      <w:rPr>
+        <w:rFonts w:ascii="Courier New" w:hAnsi="Courier New" w:cs="Courier New" w:hint="default"/>
+      </w:rPr>
+    </w:lvl>
+    <w:lvl w:ilvl="8" w:tplc="10090005" w:tentative="1">
+      <w:start w:val="1"/>
+      <w:numFmt w:val="bullet"/>
+      <w:lvlText w:val=""/>
+      <w:lvlJc w:val="left"/>
+      <w:pPr>
+        <w:ind w:left="6480" w:hanging="360"/>
+      </w:pPr>
+      <w:rPr>
+        <w:rFonts w:ascii="Wingdings" w:hAnsi="Wingdings" w:hint="default"/>
+      </w:rPr>
+    </w:lvl>
+  </w:abstractNum>
+  <w:abstractNum w:abstractNumId="39" w15:restartNumberingAfterBreak="0">
+    <w:nsid w:val="7FAA7D52"/>
+    <w:multiLevelType w:val="multilevel"/>
+    <w:tmpl w:val="336E54E4"/>
+    <w:lvl w:ilvl="0">
+      <w:start w:val="1"/>
+      <w:numFmt w:val="bullet"/>
+      <w:lvlText w:val=""/>
+      <w:lvlJc w:val="left"/>
+      <w:pPr>
+        <w:tabs>
+          <w:tab w:val="num" w:pos="720"/>
+        </w:tabs>
+        <w:ind w:left="720" w:hanging="360"/>
+      </w:pPr>
+      <w:rPr>
+        <w:rFonts w:ascii="Symbol" w:hAnsi="Symbol" w:hint="default"/>
+        <w:sz w:val="20"/>
+      </w:rPr>
+    </w:lvl>
+    <w:lvl w:ilvl="1">
+      <w:start w:val="1"/>
+      <w:numFmt w:val="bullet"/>
+      <w:lvlText w:val="o"/>
+      <w:lvlJc w:val="left"/>
+      <w:pPr>
+        <w:tabs>
+          <w:tab w:val="num" w:pos="1440"/>
+        </w:tabs>
+        <w:ind w:left="1440" w:hanging="360"/>
+      </w:pPr>
+      <w:rPr>
+        <w:rFonts w:ascii="Courier New" w:hAnsi="Courier New" w:hint="default"/>
+        <w:sz w:val="20"/>
+      </w:rPr>
+    </w:lvl>
+    <w:lvl w:ilvl="2" w:tentative="1">
+      <w:start w:val="1"/>
+      <w:numFmt w:val="bullet"/>
+      <w:lvlText w:val=""/>
+      <w:lvlJc w:val="left"/>
+      <w:pPr>
+        <w:tabs>
+          <w:tab w:val="num" w:pos="2160"/>
+        </w:tabs>
+        <w:ind w:left="2160" w:hanging="360"/>
+      </w:pPr>
+      <w:rPr>
+        <w:rFonts w:ascii="Wingdings" w:hAnsi="Wingdings" w:hint="default"/>
+        <w:sz w:val="20"/>
+      </w:rPr>
+    </w:lvl>
+    <w:lvl w:ilvl="3" w:tentative="1">
+      <w:start w:val="1"/>
+      <w:numFmt w:val="bullet"/>
+      <w:lvlText w:val=""/>
+      <w:lvlJc w:val="left"/>
+      <w:pPr>
+        <w:tabs>
+          <w:tab w:val="num" w:pos="2880"/>
+        </w:tabs>
+        <w:ind w:left="2880" w:hanging="360"/>
+      </w:pPr>
+      <w:rPr>
+        <w:rFonts w:ascii="Wingdings" w:hAnsi="Wingdings" w:hint="default"/>
+        <w:sz w:val="20"/>
+      </w:rPr>
+    </w:lvl>
+    <w:lvl w:ilvl="4" w:tentative="1">
+      <w:start w:val="1"/>
+      <w:numFmt w:val="bullet"/>
+      <w:lvlText w:val=""/>
+      <w:lvlJc w:val="left"/>
+      <w:pPr>
+        <w:tabs>
+          <w:tab w:val="num" w:pos="3600"/>
+        </w:tabs>
+        <w:ind w:left="3600" w:hanging="360"/>
+      </w:pPr>
+      <w:rPr>
+        <w:rFonts w:ascii="Wingdings" w:hAnsi="Wingdings" w:hint="default"/>
+        <w:sz w:val="20"/>
+      </w:rPr>
+    </w:lvl>
+    <w:lvl w:ilvl="5" w:tentative="1">
+      <w:start w:val="1"/>
+      <w:numFmt w:val="bullet"/>
+      <w:lvlText w:val=""/>
+      <w:lvlJc w:val="left"/>
+      <w:pPr>
+        <w:tabs>
+          <w:tab w:val="num" w:pos="4320"/>
+        </w:tabs>
+        <w:ind w:left="4320" w:hanging="360"/>
+      </w:pPr>
+      <w:rPr>
+        <w:rFonts w:ascii="Wingdings" w:hAnsi="Wingdings" w:hint="default"/>
+        <w:sz w:val="20"/>
+      </w:rPr>
+    </w:lvl>
+    <w:lvl w:ilvl="6" w:tentative="1">
+      <w:start w:val="1"/>
+      <w:numFmt w:val="bullet"/>
+      <w:lvlText w:val=""/>
+      <w:lvlJc w:val="left"/>
+      <w:pPr>
+        <w:tabs>
+          <w:tab w:val="num" w:pos="5040"/>
+        </w:tabs>
+        <w:ind w:left="5040" w:hanging="360"/>
+      </w:pPr>
+      <w:rPr>
+        <w:rFonts w:ascii="Wingdings" w:hAnsi="Wingdings" w:hint="default"/>
+        <w:sz w:val="20"/>
+      </w:rPr>
+    </w:lvl>
+    <w:lvl w:ilvl="7" w:tentative="1">
+      <w:start w:val="1"/>
+      <w:numFmt w:val="bullet"/>
+      <w:lvlText w:val=""/>
+      <w:lvlJc w:val="left"/>
+      <w:pPr>
+        <w:tabs>
+          <w:tab w:val="num" w:pos="5760"/>
+        </w:tabs>
+        <w:ind w:left="5760" w:hanging="360"/>
+      </w:pPr>
+      <w:rPr>
+        <w:rFonts w:ascii="Wingdings" w:hAnsi="Wingdings" w:hint="default"/>
+        <w:sz w:val="20"/>
+      </w:rPr>
+    </w:lvl>
+    <w:lvl w:ilvl="8" w:tentative="1">
+      <w:start w:val="1"/>
+      <w:numFmt w:val="bullet"/>
+      <w:lvlText w:val=""/>
+      <w:lvlJc w:val="left"/>
+      <w:pPr>
+        <w:tabs>
+          <w:tab w:val="num" w:pos="6480"/>
+        </w:tabs>
+        <w:ind w:left="6480" w:hanging="360"/>
+      </w:pPr>
+      <w:rPr>
+        <w:rFonts w:ascii="Wingdings" w:hAnsi="Wingdings" w:hint="default"/>
+        <w:sz w:val="20"/>
+      </w:rPr>
+    </w:lvl>
+  </w:abstractNum>
   <w:num w:numId="1" w16cid:durableId="1128623374">
+    <w:abstractNumId w:val="34"/>
+  </w:num>
+  <w:num w:numId="2" w16cid:durableId="1690522034">
+    <w:abstractNumId w:val="23"/>
+  </w:num>
+  <w:num w:numId="3" w16cid:durableId="1158303368">
+    <w:abstractNumId w:val="37"/>
+  </w:num>
+  <w:num w:numId="4" w16cid:durableId="975792487">
+    <w:abstractNumId w:val="26"/>
+  </w:num>
+  <w:num w:numId="5" w16cid:durableId="955602852">
+    <w:abstractNumId w:val="31"/>
+  </w:num>
+  <w:num w:numId="6" w16cid:durableId="762455640">
+    <w:abstractNumId w:val="21"/>
+  </w:num>
+  <w:num w:numId="7" w16cid:durableId="575943219">
+    <w:abstractNumId w:val="25"/>
+  </w:num>
+  <w:num w:numId="8" w16cid:durableId="1348553859">
+    <w:abstractNumId w:val="7"/>
+  </w:num>
+  <w:num w:numId="9" w16cid:durableId="1770083189">
+    <w:abstractNumId w:val="33"/>
+  </w:num>
+  <w:num w:numId="10" w16cid:durableId="419067238">
+    <w:abstractNumId w:val="39"/>
+  </w:num>
+  <w:num w:numId="11" w16cid:durableId="1393043639">
+    <w:abstractNumId w:val="3"/>
+  </w:num>
+  <w:num w:numId="12" w16cid:durableId="52851267">
+    <w:abstractNumId w:val="19"/>
+  </w:num>
+  <w:num w:numId="13" w16cid:durableId="1948543499">
+    <w:abstractNumId w:val="18"/>
+  </w:num>
+  <w:num w:numId="14" w16cid:durableId="981079974">
+    <w:abstractNumId w:val="0"/>
+  </w:num>
+  <w:num w:numId="15" w16cid:durableId="1939484167">
+    <w:abstractNumId w:val="35"/>
+  </w:num>
+  <w:num w:numId="16" w16cid:durableId="138304925">
+    <w:abstractNumId w:val="36"/>
+  </w:num>
+  <w:num w:numId="17" w16cid:durableId="1370106384">
+    <w:abstractNumId w:val="6"/>
+  </w:num>
+  <w:num w:numId="18" w16cid:durableId="1694728047">
+    <w:abstractNumId w:val="27"/>
+  </w:num>
+  <w:num w:numId="19" w16cid:durableId="259720043">
+    <w:abstractNumId w:val="9"/>
+  </w:num>
+  <w:num w:numId="20" w16cid:durableId="1111247007">
+    <w:abstractNumId w:val="20"/>
+  </w:num>
+  <w:num w:numId="21" w16cid:durableId="1390763437">
+    <w:abstractNumId w:val="13"/>
+  </w:num>
+  <w:num w:numId="22" w16cid:durableId="1999458864">
+    <w:abstractNumId w:val="1"/>
+  </w:num>
+  <w:num w:numId="23" w16cid:durableId="1407797406">
+    <w:abstractNumId w:val="16"/>
+  </w:num>
+  <w:num w:numId="24" w16cid:durableId="1170754682">
+    <w:abstractNumId w:val="8"/>
+  </w:num>
+  <w:num w:numId="25" w16cid:durableId="1510409158">
+    <w:abstractNumId w:val="14"/>
+  </w:num>
+  <w:num w:numId="26" w16cid:durableId="1423991074">
+    <w:abstractNumId w:val="29"/>
+  </w:num>
+  <w:num w:numId="27" w16cid:durableId="2089115069">
+    <w:abstractNumId w:val="15"/>
+  </w:num>
+  <w:num w:numId="28" w16cid:durableId="237332244">
+    <w:abstractNumId w:val="32"/>
+  </w:num>
+  <w:num w:numId="29" w16cid:durableId="200828753">
+    <w:abstractNumId w:val="12"/>
+  </w:num>
+  <w:num w:numId="30" w16cid:durableId="1902907562">
+    <w:abstractNumId w:val="5"/>
+  </w:num>
+  <w:num w:numId="31" w16cid:durableId="809053664">
+    <w:abstractNumId w:val="2"/>
+  </w:num>
+  <w:num w:numId="32" w16cid:durableId="1228807722">
+    <w:abstractNumId w:val="28"/>
+  </w:num>
+  <w:num w:numId="33" w16cid:durableId="2123837482">
+    <w:abstractNumId w:val="38"/>
+  </w:num>
+  <w:num w:numId="34" w16cid:durableId="893588312">
+    <w:abstractNumId w:val="24"/>
+  </w:num>
+  <w:num w:numId="35" w16cid:durableId="1697383371">
+    <w:abstractNumId w:val="17"/>
+  </w:num>
+  <w:num w:numId="36" w16cid:durableId="2069987070">
+    <w:abstractNumId w:val="11"/>
+  </w:num>
+  <w:num w:numId="37" w16cid:durableId="343635395">
+    <w:abstractNumId w:val="10"/>
+  </w:num>
+  <w:num w:numId="38" w16cid:durableId="1208252735">
+    <w:abstractNumId w:val="22"/>
+  </w:num>
+  <w:num w:numId="39" w16cid:durableId="1405878748">
     <w:abstractNumId w:val="4"/>
   </w:num>
-  <w:num w:numId="2" w16cid:durableId="1690522034">
-    <w:abstractNumId w:val="1"/>
-  </w:num>
-  <w:num w:numId="3" w16cid:durableId="1158303368">
-    <w:abstractNumId w:val="5"/>
-  </w:num>
-  <w:num w:numId="4" w16cid:durableId="975792487">
-    <w:abstractNumId w:val="2"/>
-  </w:num>
-  <w:num w:numId="5" w16cid:durableId="955602852">
-    <w:abstractNumId w:val="3"/>
-  </w:num>
-  <w:num w:numId="6" w16cid:durableId="762455640">
-    <w:abstractNumId w:val="0"/>
+  <w:num w:numId="40" w16cid:durableId="393745801">
+    <w:abstractNumId w:val="30"/>
   </w:num>
 </w:numbering>
 </file>
@@ -2458,7 +7213,6 @@
   <w:style w:type="character" w:default="1" w:styleId="DefaultParagraphFont">
     <w:name w:val="Default Paragraph Font"/>
     <w:uiPriority w:val="1"/>
-    <w:semiHidden/>
     <w:unhideWhenUsed/>
   </w:style>
   <w:style w:type="table" w:default="1" w:styleId="TableNormal">
